--- a/Practical 10/Assignment No 10.docx
+++ b/Practical 10/Assignment No 10.docx
@@ -39,11 +39,14 @@
         <w:pStyle w:val="ListParagraph"/>
         <w:numPr>
           <w:ilvl w:val="0"/>
-          <w:numId w:val="1"/>
+          <w:numId w:val="48"/>
         </w:numPr>
-        <w:jc w:val="both"/>
+        <w:spacing w:line="256" w:lineRule="auto"/>
         <w:rPr>
           <w:rFonts w:ascii="Times New Roman" w:hAnsi="Times New Roman" w:cs="Times New Roman"/>
+          <w:sz w:val="28"/>
+          <w:szCs w:val="28"/>
+          <w:lang w:val="en-US"/>
         </w:rPr>
       </w:pPr>
       <w:r>
@@ -77,10 +80,10 @@
       <w:r>
         <w:rPr>
           <w:rFonts w:ascii="Times New Roman" w:hAnsi="Times New Roman" w:cs="Times New Roman"/>
-          <w:sz w:val="26"/>
-          <w:szCs w:val="26"/>
-        </w:rPr>
-        <w:t>Design a menu-driven program to implement and compare different search techniques Linear, Sentinel, Binary, and Fibonacci Search on sorted and unsorted datasets. Count and display the number of comparisons made by each algorithm to evaluate their efficiency.</w:t>
+          <w:sz w:val="28"/>
+          <w:szCs w:val="28"/>
+        </w:rPr>
+        <w:t>In calculators converting and evaluating arithmetic expressions accurately is essential. Use stack data structures to convert infix expressions to postfix and prefix formats, and then evaluate the postfix expression. Ensure your implementation handles parentheses, multi-digit operands, and input errors gracefully.</w:t>
       </w:r>
     </w:p>
     <w:p>
@@ -130,7 +133,8 @@
     </w:p>
     <w:p>
       <w:pPr>
-        <w:ind w:left="720"/>
+        <w:pStyle w:val="ListParagraph"/>
+        <w:ind w:left="1080"/>
         <w:rPr>
           <w:rFonts w:ascii="Times New Roman" w:hAnsi="Times New Roman" w:cs="Times New Roman"/>
         </w:rPr>
@@ -139,53 +143,506 @@
         <w:rPr>
           <w:rFonts w:ascii="Times New Roman" w:hAnsi="Times New Roman" w:cs="Times New Roman"/>
         </w:rPr>
-        <w:t>Search algorithms are fundamental operations in computer science used to locate specific elements within datasets. The efficiency of these algorithms varies significantly based on:</w:t>
-      </w:r>
-    </w:p>
-    <w:p>
-      <w:pPr>
+        <w:t>Arithmetic expressions can be written in three notations:</w:t>
+      </w:r>
+    </w:p>
+    <w:p>
+      <w:pPr>
+        <w:pStyle w:val="ListParagraph"/>
         <w:numPr>
           <w:ilvl w:val="0"/>
-          <w:numId w:val="38"/>
+          <w:numId w:val="42"/>
         </w:numPr>
-        <w:tabs>
-          <w:tab w:val="clear" w:pos="720"/>
-          <w:tab w:val="num" w:pos="1440"/>
-        </w:tabs>
+        <w:spacing w:line="256" w:lineRule="auto"/>
+        <w:rPr>
+          <w:rFonts w:ascii="Times New Roman" w:hAnsi="Times New Roman" w:cs="Times New Roman"/>
+        </w:rPr>
+      </w:pPr>
+      <w:r>
+        <w:rPr>
+          <w:rFonts w:ascii="Times New Roman" w:hAnsi="Times New Roman" w:cs="Times New Roman"/>
+        </w:rPr>
+        <w:t>Infix – Operators between operands</w:t>
+      </w:r>
+    </w:p>
+    <w:p>
+      <w:pPr>
+        <w:pStyle w:val="ListParagraph"/>
+        <w:ind w:left="1080"/>
+        <w:rPr>
+          <w:rFonts w:ascii="Times New Roman" w:hAnsi="Times New Roman" w:cs="Times New Roman"/>
+        </w:rPr>
+      </w:pPr>
+      <w:r>
+        <w:rPr>
+          <w:rFonts w:ascii="Times New Roman" w:hAnsi="Times New Roman" w:cs="Times New Roman"/>
+        </w:rPr>
+        <w:t>Example: A + B * C</w:t>
+      </w:r>
+    </w:p>
+    <w:p>
+      <w:pPr>
+        <w:pStyle w:val="ListParagraph"/>
+        <w:numPr>
+          <w:ilvl w:val="0"/>
+          <w:numId w:val="42"/>
+        </w:numPr>
+        <w:spacing w:line="256" w:lineRule="auto"/>
+        <w:rPr>
+          <w:rFonts w:ascii="Times New Roman" w:hAnsi="Times New Roman" w:cs="Times New Roman"/>
+        </w:rPr>
+      </w:pPr>
+      <w:r>
+        <w:rPr>
+          <w:rFonts w:ascii="Times New Roman" w:hAnsi="Times New Roman" w:cs="Times New Roman"/>
+        </w:rPr>
+        <w:t>Postfix (Reverse Polish Notation) – Operators after operands</w:t>
+      </w:r>
+    </w:p>
+    <w:p>
+      <w:pPr>
+        <w:pStyle w:val="ListParagraph"/>
+        <w:ind w:left="1080"/>
+        <w:rPr>
+          <w:rFonts w:ascii="Times New Roman" w:hAnsi="Times New Roman" w:cs="Times New Roman"/>
+        </w:rPr>
+      </w:pPr>
+      <w:r>
+        <w:rPr>
+          <w:rFonts w:ascii="Times New Roman" w:hAnsi="Times New Roman" w:cs="Times New Roman"/>
+        </w:rPr>
+        <w:t>Example: A B C * +</w:t>
+      </w:r>
+    </w:p>
+    <w:p>
+      <w:pPr>
+        <w:pStyle w:val="ListParagraph"/>
+        <w:numPr>
+          <w:ilvl w:val="0"/>
+          <w:numId w:val="42"/>
+        </w:numPr>
+        <w:spacing w:line="256" w:lineRule="auto"/>
+        <w:rPr>
+          <w:rFonts w:ascii="Times New Roman" w:hAnsi="Times New Roman" w:cs="Times New Roman"/>
+        </w:rPr>
+      </w:pPr>
+      <w:r>
+        <w:rPr>
+          <w:rFonts w:ascii="Times New Roman" w:hAnsi="Times New Roman" w:cs="Times New Roman"/>
+        </w:rPr>
+        <w:t>Prefix (Polish Notation) – Operators before operands</w:t>
+      </w:r>
+    </w:p>
+    <w:p>
+      <w:pPr>
+        <w:pStyle w:val="ListParagraph"/>
+        <w:ind w:left="1080"/>
+        <w:rPr>
+          <w:rFonts w:ascii="Times New Roman" w:hAnsi="Times New Roman" w:cs="Times New Roman"/>
+        </w:rPr>
+      </w:pPr>
+      <w:r>
+        <w:rPr>
+          <w:rFonts w:ascii="Times New Roman" w:hAnsi="Times New Roman" w:cs="Times New Roman"/>
+        </w:rPr>
+        <w:t>Example: + A * B C</w:t>
+      </w:r>
+    </w:p>
+    <w:p>
+      <w:pPr>
+        <w:pStyle w:val="ListParagraph"/>
+        <w:ind w:left="1080"/>
+        <w:rPr>
+          <w:rFonts w:ascii="Times New Roman" w:hAnsi="Times New Roman" w:cs="Times New Roman"/>
+        </w:rPr>
+      </w:pPr>
+      <w:r>
+        <w:rPr>
+          <w:rFonts w:ascii="Times New Roman" w:hAnsi="Times New Roman" w:cs="Times New Roman"/>
+        </w:rPr>
+        <w:t>Computers prefer postfix and prefix because they remove the need for parentheses and operator precedence rules.</w:t>
+      </w:r>
+    </w:p>
+    <w:p>
+      <w:pPr>
+        <w:pStyle w:val="ListParagraph"/>
+        <w:ind w:left="1080"/>
+        <w:rPr>
+          <w:rFonts w:ascii="Times New Roman" w:hAnsi="Times New Roman" w:cs="Times New Roman"/>
+        </w:rPr>
+      </w:pPr>
+    </w:p>
+    <w:p>
+      <w:pPr>
+        <w:pStyle w:val="ListParagraph"/>
+        <w:ind w:left="1080"/>
+        <w:rPr>
+          <w:rFonts w:ascii="Times New Roman" w:hAnsi="Times New Roman" w:cs="Times New Roman"/>
+        </w:rPr>
+      </w:pPr>
+      <w:r>
+        <w:rPr>
+          <w:rFonts w:ascii="Times New Roman" w:hAnsi="Times New Roman" w:cs="Times New Roman"/>
+        </w:rPr>
+        <w:t>A stack is a LIFO (Last-In First-Out) data structure.</w:t>
+      </w:r>
+      <w:r>
+        <w:rPr>
+          <w:rFonts w:ascii="Times New Roman" w:hAnsi="Times New Roman" w:cs="Times New Roman"/>
+        </w:rPr>
+        <w:br/>
+      </w:r>
+      <w:r>
+        <w:rPr>
+          <w:rFonts w:ascii="Times New Roman" w:hAnsi="Times New Roman" w:cs="Times New Roman"/>
+        </w:rPr>
+        <w:sym w:font="Wingdings" w:char="F0E0"/>
+      </w:r>
+      <w:r>
+        <w:rPr>
+          <w:rFonts w:ascii="Times New Roman" w:hAnsi="Times New Roman" w:cs="Times New Roman"/>
+        </w:rPr>
+        <w:t xml:space="preserve"> </w:t>
+      </w:r>
+      <w:r>
+        <w:rPr>
+          <w:rFonts w:ascii="Times New Roman" w:hAnsi="Times New Roman" w:cs="Times New Roman"/>
+        </w:rPr>
+        <w:t>It is ideal for expression processing because operators must be stored temporarily until they can be applied.</w:t>
+      </w:r>
+    </w:p>
+    <w:p>
+      <w:pPr>
+        <w:pStyle w:val="ListParagraph"/>
+        <w:ind w:left="1080"/>
+        <w:rPr>
+          <w:rFonts w:ascii="Times New Roman" w:hAnsi="Times New Roman" w:cs="Times New Roman"/>
+        </w:rPr>
+      </w:pPr>
+      <w:r>
+        <w:rPr>
+          <w:rFonts w:ascii="Times New Roman" w:hAnsi="Times New Roman" w:cs="Times New Roman"/>
+        </w:rPr>
+        <w:sym w:font="Wingdings" w:char="F0E0"/>
+      </w:r>
+      <w:r>
+        <w:rPr>
+          <w:rFonts w:ascii="Times New Roman" w:hAnsi="Times New Roman" w:cs="Times New Roman"/>
+        </w:rPr>
+        <w:t xml:space="preserve"> </w:t>
+      </w:r>
+      <w:r>
+        <w:rPr>
+          <w:rFonts w:ascii="Times New Roman" w:hAnsi="Times New Roman" w:cs="Times New Roman"/>
+        </w:rPr>
+        <w:t>Stacks help in:</w:t>
+      </w:r>
+    </w:p>
+    <w:p>
+      <w:pPr>
+        <w:pStyle w:val="ListParagraph"/>
+        <w:numPr>
+          <w:ilvl w:val="0"/>
+          <w:numId w:val="43"/>
+        </w:numPr>
+        <w:spacing w:line="256" w:lineRule="auto"/>
+        <w:rPr>
+          <w:rFonts w:ascii="Times New Roman" w:hAnsi="Times New Roman" w:cs="Times New Roman"/>
+        </w:rPr>
+      </w:pPr>
+      <w:r>
+        <w:rPr>
+          <w:rFonts w:ascii="Times New Roman" w:hAnsi="Times New Roman" w:cs="Times New Roman"/>
+        </w:rPr>
+        <w:t>Managing operators</w:t>
+      </w:r>
+    </w:p>
+    <w:p>
+      <w:pPr>
+        <w:pStyle w:val="ListParagraph"/>
+        <w:numPr>
+          <w:ilvl w:val="0"/>
+          <w:numId w:val="43"/>
+        </w:numPr>
+        <w:spacing w:line="256" w:lineRule="auto"/>
+        <w:rPr>
+          <w:rFonts w:ascii="Times New Roman" w:hAnsi="Times New Roman" w:cs="Times New Roman"/>
+        </w:rPr>
+      </w:pPr>
+      <w:r>
+        <w:rPr>
+          <w:rFonts w:ascii="Times New Roman" w:hAnsi="Times New Roman" w:cs="Times New Roman"/>
+        </w:rPr>
+        <w:t>Handling parentheses</w:t>
+      </w:r>
+    </w:p>
+    <w:p>
+      <w:pPr>
+        <w:pStyle w:val="ListParagraph"/>
+        <w:numPr>
+          <w:ilvl w:val="0"/>
+          <w:numId w:val="43"/>
+        </w:numPr>
+        <w:spacing w:line="256" w:lineRule="auto"/>
+        <w:rPr>
+          <w:rFonts w:ascii="Times New Roman" w:hAnsi="Times New Roman" w:cs="Times New Roman"/>
+        </w:rPr>
+      </w:pPr>
+      <w:r>
+        <w:rPr>
+          <w:rFonts w:ascii="Times New Roman" w:hAnsi="Times New Roman" w:cs="Times New Roman"/>
+        </w:rPr>
+        <w:t>Preserving precedence (* before +)</w:t>
+      </w:r>
+    </w:p>
+    <w:p>
+      <w:pPr>
+        <w:pStyle w:val="ListParagraph"/>
+        <w:numPr>
+          <w:ilvl w:val="0"/>
+          <w:numId w:val="43"/>
+        </w:numPr>
+        <w:spacing w:line="256" w:lineRule="auto"/>
+        <w:rPr>
+          <w:rFonts w:ascii="Times New Roman" w:hAnsi="Times New Roman" w:cs="Times New Roman"/>
+        </w:rPr>
+      </w:pPr>
+      <w:r>
+        <w:rPr>
+          <w:rFonts w:ascii="Times New Roman" w:hAnsi="Times New Roman" w:cs="Times New Roman"/>
+        </w:rPr>
+        <w:t>Reversing order for prefix conversion</w:t>
+      </w:r>
+    </w:p>
+    <w:p>
+      <w:pPr>
+        <w:pStyle w:val="ListParagraph"/>
+        <w:numPr>
+          <w:ilvl w:val="0"/>
+          <w:numId w:val="43"/>
+        </w:numPr>
+        <w:spacing w:line="256" w:lineRule="auto"/>
+        <w:rPr>
+          <w:rFonts w:ascii="Times New Roman" w:hAnsi="Times New Roman" w:cs="Times New Roman"/>
+        </w:rPr>
+      </w:pPr>
+      <w:r>
+        <w:rPr>
+          <w:rFonts w:ascii="Times New Roman" w:hAnsi="Times New Roman" w:cs="Times New Roman"/>
+        </w:rPr>
+        <w:t>Evaluating postfix by storing intermediate results</w:t>
+      </w:r>
+    </w:p>
+    <w:p>
+      <w:pPr>
+        <w:pStyle w:val="ListParagraph"/>
+        <w:ind w:left="1080"/>
+        <w:rPr>
+          <w:rFonts w:ascii="Times New Roman" w:hAnsi="Times New Roman" w:cs="Times New Roman"/>
+        </w:rPr>
+      </w:pPr>
+    </w:p>
+    <w:p>
+      <w:pPr>
+        <w:pStyle w:val="ListParagraph"/>
+        <w:numPr>
+          <w:ilvl w:val="0"/>
+          <w:numId w:val="45"/>
+        </w:numPr>
+        <w:spacing w:line="256" w:lineRule="auto"/>
+        <w:rPr>
+          <w:rFonts w:ascii="Times New Roman" w:hAnsi="Times New Roman" w:cs="Times New Roman"/>
+        </w:rPr>
+      </w:pPr>
+      <w:r>
+        <w:rPr>
+          <w:rFonts w:ascii="Times New Roman" w:hAnsi="Times New Roman" w:cs="Times New Roman"/>
+        </w:rPr>
+        <w:t>Infix to Postfix Conversion (Shunting-Yard Method)</w:t>
+      </w:r>
+    </w:p>
+    <w:p>
+      <w:pPr>
+        <w:pStyle w:val="ListParagraph"/>
+        <w:ind w:left="1080"/>
+        <w:rPr>
+          <w:rFonts w:ascii="Times New Roman" w:hAnsi="Times New Roman" w:cs="Times New Roman"/>
+        </w:rPr>
+      </w:pPr>
+      <w:r>
+        <w:rPr>
+          <w:rFonts w:ascii="Times New Roman" w:hAnsi="Times New Roman" w:cs="Times New Roman"/>
+        </w:rPr>
+        <w:tab/>
+        <w:t>To convert infix to postfix:</w:t>
+      </w:r>
+    </w:p>
+    <w:p>
+      <w:pPr>
+        <w:pStyle w:val="ListParagraph"/>
+        <w:numPr>
+          <w:ilvl w:val="0"/>
+          <w:numId w:val="44"/>
+        </w:numPr>
+        <w:spacing w:line="256" w:lineRule="auto"/>
+        <w:rPr>
+          <w:rFonts w:ascii="Times New Roman" w:hAnsi="Times New Roman" w:cs="Times New Roman"/>
+        </w:rPr>
+      </w:pPr>
+      <w:r>
+        <w:rPr>
+          <w:rFonts w:ascii="Times New Roman" w:hAnsi="Times New Roman" w:cs="Times New Roman"/>
+        </w:rPr>
+        <w:t>Scan the infix expression from left to right</w:t>
+      </w:r>
+    </w:p>
+    <w:p>
+      <w:pPr>
+        <w:pStyle w:val="ListParagraph"/>
+        <w:numPr>
+          <w:ilvl w:val="0"/>
+          <w:numId w:val="44"/>
+        </w:numPr>
+        <w:spacing w:line="256" w:lineRule="auto"/>
+        <w:rPr>
+          <w:rFonts w:ascii="Times New Roman" w:hAnsi="Times New Roman" w:cs="Times New Roman"/>
+        </w:rPr>
+      </w:pPr>
+      <w:r>
+        <w:rPr>
+          <w:rFonts w:ascii="Times New Roman" w:hAnsi="Times New Roman" w:cs="Times New Roman"/>
+        </w:rPr>
+        <w:t>Operands → add directly to postfix output</w:t>
+      </w:r>
+    </w:p>
+    <w:p>
+      <w:pPr>
+        <w:pStyle w:val="ListParagraph"/>
+        <w:numPr>
+          <w:ilvl w:val="0"/>
+          <w:numId w:val="44"/>
+        </w:numPr>
+        <w:spacing w:line="256" w:lineRule="auto"/>
+        <w:rPr>
+          <w:rFonts w:ascii="Times New Roman" w:hAnsi="Times New Roman" w:cs="Times New Roman"/>
+        </w:rPr>
+      </w:pPr>
+      <w:r>
+        <w:rPr>
+          <w:rFonts w:ascii="Times New Roman" w:hAnsi="Times New Roman" w:cs="Times New Roman"/>
+        </w:rPr>
+        <w:t>Operators → push to stack</w:t>
+      </w:r>
+    </w:p>
+    <w:p>
+      <w:pPr>
+        <w:pStyle w:val="ListParagraph"/>
         <w:ind w:left="1440"/>
         <w:rPr>
           <w:rFonts w:ascii="Times New Roman" w:hAnsi="Times New Roman" w:cs="Times New Roman"/>
         </w:rPr>
       </w:pPr>
       <w:r>
+        <w:rPr>
+          <w:rFonts w:ascii="Times New Roman" w:hAnsi="Times New Roman" w:cs="Times New Roman"/>
+        </w:rPr>
+        <w:t>Pop operators from stack if they have higher or equal precedence</w:t>
+      </w:r>
+    </w:p>
+    <w:p>
+      <w:pPr>
+        <w:pStyle w:val="ListParagraph"/>
+        <w:numPr>
+          <w:ilvl w:val="0"/>
+          <w:numId w:val="44"/>
+        </w:numPr>
+        <w:spacing w:line="256" w:lineRule="auto"/>
+        <w:rPr>
+          <w:rFonts w:ascii="Times New Roman" w:hAnsi="Times New Roman" w:cs="Times New Roman"/>
+        </w:rPr>
+      </w:pPr>
+      <w:r>
+        <w:rPr>
+          <w:rFonts w:ascii="Times New Roman" w:hAnsi="Times New Roman" w:cs="Times New Roman"/>
+        </w:rPr>
+        <w:t>Left parenthesis ‘(’ → push to stack</w:t>
+      </w:r>
+    </w:p>
+    <w:p>
+      <w:pPr>
+        <w:pStyle w:val="ListParagraph"/>
+        <w:numPr>
+          <w:ilvl w:val="0"/>
+          <w:numId w:val="44"/>
+        </w:numPr>
+        <w:spacing w:line="256" w:lineRule="auto"/>
+        <w:rPr>
+          <w:rFonts w:ascii="Times New Roman" w:hAnsi="Times New Roman" w:cs="Times New Roman"/>
+        </w:rPr>
+      </w:pPr>
+      <w:r>
+        <w:rPr>
+          <w:rFonts w:ascii="Times New Roman" w:hAnsi="Times New Roman" w:cs="Times New Roman"/>
+        </w:rPr>
+        <w:t>Right parenthesis ‘)’ → pop until '(' is found</w:t>
+      </w:r>
+    </w:p>
+    <w:p>
+      <w:pPr>
+        <w:pStyle w:val="ListParagraph"/>
+        <w:numPr>
+          <w:ilvl w:val="0"/>
+          <w:numId w:val="44"/>
+        </w:numPr>
+        <w:spacing w:line="256" w:lineRule="auto"/>
+        <w:rPr>
+          <w:rFonts w:ascii="Times New Roman" w:hAnsi="Times New Roman" w:cs="Times New Roman"/>
+        </w:rPr>
+      </w:pPr>
+      <w:r>
+        <w:rPr>
+          <w:rFonts w:ascii="Times New Roman" w:hAnsi="Times New Roman" w:cs="Times New Roman"/>
+        </w:rPr>
+        <w:t>After scanning → pop all remaining operators to output</w:t>
+      </w:r>
+    </w:p>
+    <w:p>
+      <w:pPr>
+        <w:pStyle w:val="ListParagraph"/>
+        <w:ind w:left="1080"/>
+        <w:rPr>
+          <w:rFonts w:ascii="Times New Roman" w:hAnsi="Times New Roman" w:cs="Times New Roman"/>
+        </w:rPr>
+      </w:pPr>
+      <w:r>
+        <w:rPr>
+          <w:rFonts w:ascii="Times New Roman" w:hAnsi="Times New Roman" w:cs="Times New Roman"/>
+        </w:rPr>
+        <w:t>This removes the need for parentheses and produces a postfix expression.</w:t>
+      </w:r>
+    </w:p>
+    <w:p>
+      <w:pPr>
+        <w:pStyle w:val="ListParagraph"/>
+        <w:ind w:left="1080"/>
+        <w:rPr>
+          <w:rFonts w:ascii="Times New Roman" w:hAnsi="Times New Roman" w:cs="Times New Roman"/>
+        </w:rPr>
+      </w:pPr>
+    </w:p>
+    <w:p>
+      <w:pPr>
+        <w:pStyle w:val="ListParagraph"/>
+        <w:numPr>
+          <w:ilvl w:val="0"/>
+          <w:numId w:val="45"/>
+        </w:numPr>
+        <w:spacing w:line="256" w:lineRule="auto"/>
         <w:rPr>
           <w:rFonts w:ascii="Times New Roman" w:hAnsi="Times New Roman" w:cs="Times New Roman"/>
           <w:b/>
           <w:bCs/>
         </w:rPr>
-        <w:t>Data organization</w:t>
-      </w:r>
-      <w:r>
-        <w:rPr>
-          <w:rFonts w:ascii="Times New Roman" w:hAnsi="Times New Roman" w:cs="Times New Roman"/>
-        </w:rPr>
-        <w:t> (sorted/unsorted)</w:t>
-      </w:r>
-    </w:p>
-    <w:p>
-      <w:pPr>
-        <w:numPr>
-          <w:ilvl w:val="0"/>
-          <w:numId w:val="38"/>
-        </w:numPr>
-        <w:tabs>
-          <w:tab w:val="clear" w:pos="720"/>
-          <w:tab w:val="num" w:pos="1440"/>
-        </w:tabs>
-        <w:ind w:left="1440"/>
-        <w:rPr>
-          <w:rFonts w:ascii="Times New Roman" w:hAnsi="Times New Roman" w:cs="Times New Roman"/>
-        </w:rPr>
       </w:pPr>
       <w:r>
         <w:rPr>
@@ -193,26 +650,32 @@
           <w:b/>
           <w:bCs/>
         </w:rPr>
-        <w:t>Algorithm design</w:t>
-      </w:r>
-      <w:r>
+        <w:t>Infix to Prefix Conversion</w:t>
+      </w:r>
+    </w:p>
+    <w:p>
+      <w:pPr>
+        <w:ind w:left="1080"/>
         <w:rPr>
           <w:rFonts w:ascii="Times New Roman" w:hAnsi="Times New Roman" w:cs="Times New Roman"/>
         </w:rPr>
-        <w:t> (sequential/divid-and-conquer)</w:t>
-      </w:r>
-    </w:p>
-    <w:p>
-      <w:pPr>
+      </w:pPr>
+      <w:r>
+        <w:rPr>
+          <w:rFonts w:ascii="Times New Roman" w:hAnsi="Times New Roman" w:cs="Times New Roman"/>
+        </w:rPr>
+        <w:tab/>
+        <w:t>Prefix can be generated using:</w:t>
+      </w:r>
+    </w:p>
+    <w:p>
+      <w:pPr>
+        <w:pStyle w:val="ListParagraph"/>
         <w:numPr>
           <w:ilvl w:val="0"/>
-          <w:numId w:val="38"/>
+          <w:numId w:val="46"/>
         </w:numPr>
-        <w:tabs>
-          <w:tab w:val="clear" w:pos="720"/>
-          <w:tab w:val="num" w:pos="1440"/>
-        </w:tabs>
-        <w:ind w:left="1440"/>
+        <w:spacing w:line="256" w:lineRule="auto"/>
         <w:rPr>
           <w:rFonts w:ascii="Times New Roman" w:hAnsi="Times New Roman" w:cs="Times New Roman"/>
         </w:rPr>
@@ -223,42 +686,78 @@
           <w:b/>
           <w:bCs/>
         </w:rPr>
-        <w:t>Time complexity</w:t>
-      </w:r>
-      <w:r>
+        <w:t>Reverse the infix expression</w:t>
+      </w:r>
+    </w:p>
+    <w:p>
+      <w:pPr>
+        <w:pStyle w:val="ListParagraph"/>
+        <w:numPr>
+          <w:ilvl w:val="0"/>
+          <w:numId w:val="46"/>
+        </w:numPr>
+        <w:spacing w:line="256" w:lineRule="auto"/>
         <w:rPr>
           <w:rFonts w:ascii="Times New Roman" w:hAnsi="Times New Roman" w:cs="Times New Roman"/>
         </w:rPr>
-        <w:t> (linear/logarithmic)</w:t>
-      </w:r>
-    </w:p>
-    <w:p>
-      <w:pPr>
-        <w:ind w:left="1440"/>
+      </w:pPr>
+      <w:r>
         <w:rPr>
           <w:rFonts w:ascii="Times New Roman" w:hAnsi="Times New Roman" w:cs="Times New Roman"/>
         </w:rPr>
-      </w:pPr>
+        <w:t>Swap ( with )</w:t>
+      </w:r>
+    </w:p>
+    <w:p>
+      <w:pPr>
+        <w:pStyle w:val="ListParagraph"/>
+        <w:numPr>
+          <w:ilvl w:val="0"/>
+          <w:numId w:val="46"/>
+        </w:numPr>
+        <w:spacing w:line="256" w:lineRule="auto"/>
+        <w:rPr>
+          <w:rFonts w:ascii="Times New Roman" w:hAnsi="Times New Roman" w:cs="Times New Roman"/>
+        </w:rPr>
+      </w:pPr>
+      <w:r>
+        <w:rPr>
+          <w:rFonts w:ascii="Times New Roman" w:hAnsi="Times New Roman" w:cs="Times New Roman"/>
+        </w:rPr>
+        <w:t>Convert reversed expression to postfix</w:t>
+      </w:r>
+    </w:p>
+    <w:p>
+      <w:pPr>
+        <w:pStyle w:val="ListParagraph"/>
+        <w:numPr>
+          <w:ilvl w:val="0"/>
+          <w:numId w:val="46"/>
+        </w:numPr>
+        <w:spacing w:line="256" w:lineRule="auto"/>
+        <w:rPr>
+          <w:rFonts w:ascii="Times New Roman" w:hAnsi="Times New Roman" w:cs="Times New Roman"/>
+        </w:rPr>
+      </w:pPr>
+      <w:r>
+        <w:rPr>
+          <w:rFonts w:ascii="Times New Roman" w:hAnsi="Times New Roman" w:cs="Times New Roman"/>
+        </w:rPr>
+        <w:lastRenderedPageBreak/>
+        <w:t xml:space="preserve">Reverse the postfix result → gets </w:t>
+      </w:r>
       <w:r>
         <w:rPr>
           <w:rFonts w:ascii="Times New Roman" w:hAnsi="Times New Roman" w:cs="Times New Roman"/>
           <w:b/>
           <w:bCs/>
         </w:rPr>
-        <w:t>Key Search Techniques:</w:t>
-      </w:r>
-    </w:p>
-    <w:p>
-      <w:pPr>
-        <w:numPr>
-          <w:ilvl w:val="0"/>
-          <w:numId w:val="39"/>
-        </w:numPr>
-        <w:tabs>
-          <w:tab w:val="clear" w:pos="720"/>
-          <w:tab w:val="num" w:pos="1440"/>
-        </w:tabs>
-        <w:ind w:left="1440"/>
+        <w:t>prefix</w:t>
+      </w:r>
+    </w:p>
+    <w:p>
+      <w:pPr>
+        <w:ind w:left="1080"/>
         <w:rPr>
           <w:rFonts w:ascii="Times New Roman" w:hAnsi="Times New Roman" w:cs="Times New Roman"/>
         </w:rPr>
@@ -266,59 +765,34 @@
       <w:r>
         <w:rPr>
           <w:rFonts w:ascii="Times New Roman" w:hAnsi="Times New Roman" w:cs="Times New Roman"/>
-          <w:b/>
-          <w:bCs/>
-        </w:rPr>
-        <w:t>Linear &amp; Sentinel Search</w:t>
+        </w:rPr>
+        <w:tab/>
+        <w:t xml:space="preserve">This method works because reversing changes order of operations </w:t>
       </w:r>
       <w:r>
         <w:rPr>
           <w:rFonts w:ascii="Times New Roman" w:hAnsi="Times New Roman" w:cs="Times New Roman"/>
         </w:rPr>
-        <w:t>: Suitable for unsorted data, O(n) complexity</w:t>
-      </w:r>
-    </w:p>
-    <w:p>
-      <w:pPr>
-        <w:numPr>
-          <w:ilvl w:val="0"/>
-          <w:numId w:val="39"/>
-        </w:numPr>
-        <w:tabs>
-          <w:tab w:val="clear" w:pos="720"/>
-          <w:tab w:val="num" w:pos="1440"/>
-        </w:tabs>
-        <w:ind w:left="1440"/>
+        <w:tab/>
+        <w:t>in a predictable way.</w:t>
+      </w:r>
+    </w:p>
+    <w:p>
+      <w:pPr>
         <w:rPr>
           <w:rFonts w:ascii="Times New Roman" w:hAnsi="Times New Roman" w:cs="Times New Roman"/>
         </w:rPr>
       </w:pPr>
-      <w:r>
-        <w:rPr>
-          <w:rFonts w:ascii="Times New Roman" w:hAnsi="Times New Roman" w:cs="Times New Roman"/>
-          <w:b/>
-          <w:bCs/>
-        </w:rPr>
-        <w:t>Binary &amp; Fibonacci Search</w:t>
-      </w:r>
-      <w:r>
-        <w:rPr>
-          <w:rFonts w:ascii="Times New Roman" w:hAnsi="Times New Roman" w:cs="Times New Roman"/>
-        </w:rPr>
-        <w:t>: Require sorted data, O(log n) complexity</w:t>
-      </w:r>
     </w:p>
     <w:p>
       <w:pPr>
         <w:pStyle w:val="ListParagraph"/>
         <w:numPr>
           <w:ilvl w:val="0"/>
-          <w:numId w:val="41"/>
+          <w:numId w:val="4"/>
         </w:numPr>
         <w:rPr>
-          <w:rFonts w:ascii="Times New Roman" w:hAnsi="Times New Roman" w:cs="Times New Roman"/>
-          <w:sz w:val="26"/>
-          <w:szCs w:val="26"/>
+          <w:lang w:eastAsia="en-IN"/>
         </w:rPr>
       </w:pPr>
       <w:r>
@@ -329,649 +803,2317 @@
           <w:sz w:val="26"/>
           <w:szCs w:val="26"/>
         </w:rPr>
-        <w:t>ALGORITHM -</w:t>
-      </w:r>
-    </w:p>
-    <w:p>
-      <w:pPr>
-        <w:ind w:left="720"/>
-        <w:rPr>
-          <w:rFonts w:ascii="Times New Roman" w:hAnsi="Times New Roman" w:cs="Times New Roman"/>
-        </w:rPr>
-      </w:pPr>
-      <w:r>
-        <w:rPr>
-          <w:rFonts w:ascii="Times New Roman" w:hAnsi="Times New Roman" w:cs="Times New Roman"/>
-          <w:b/>
-          <w:bCs/>
-        </w:rPr>
-        <w:t>1. Linear Search</w:t>
-      </w:r>
-    </w:p>
-    <w:p>
-      <w:pPr>
-        <w:ind w:left="720"/>
-        <w:rPr>
-          <w:rFonts w:ascii="Times New Roman" w:hAnsi="Times New Roman" w:cs="Times New Roman"/>
-        </w:rPr>
-      </w:pPr>
-      <w:r>
-        <w:rPr>
-          <w:rFonts w:ascii="Times New Roman" w:hAnsi="Times New Roman" w:cs="Times New Roman"/>
-        </w:rPr>
-        <w:t>Step 1: Start from the first element</w:t>
-      </w:r>
-    </w:p>
-    <w:p>
-      <w:pPr>
-        <w:ind w:left="720"/>
-        <w:rPr>
-          <w:rFonts w:ascii="Times New Roman" w:hAnsi="Times New Roman" w:cs="Times New Roman"/>
-        </w:rPr>
-      </w:pPr>
-      <w:r>
-        <w:rPr>
-          <w:rFonts w:ascii="Times New Roman" w:hAnsi="Times New Roman" w:cs="Times New Roman"/>
-        </w:rPr>
-        <w:t>Step 2: Compare each element with target sequentially</w:t>
-      </w:r>
-    </w:p>
-    <w:p>
-      <w:pPr>
-        <w:ind w:left="720"/>
-        <w:rPr>
-          <w:rFonts w:ascii="Times New Roman" w:hAnsi="Times New Roman" w:cs="Times New Roman"/>
-        </w:rPr>
-      </w:pPr>
-      <w:r>
-        <w:rPr>
-          <w:rFonts w:ascii="Times New Roman" w:hAnsi="Times New Roman" w:cs="Times New Roman"/>
-        </w:rPr>
-        <w:t>Step 3: If match found, return index</w:t>
-      </w:r>
-    </w:p>
-    <w:p>
-      <w:pPr>
-        <w:ind w:left="720"/>
-        <w:rPr>
-          <w:rFonts w:ascii="Times New Roman" w:hAnsi="Times New Roman" w:cs="Times New Roman"/>
-        </w:rPr>
-      </w:pPr>
-      <w:r>
-        <w:rPr>
-          <w:rFonts w:ascii="Times New Roman" w:hAnsi="Times New Roman" w:cs="Times New Roman"/>
-        </w:rPr>
-        <w:t>Step 4: If end reached, return -1</w:t>
-      </w:r>
-    </w:p>
-    <w:p>
-      <w:pPr>
-        <w:ind w:left="720"/>
-        <w:rPr>
-          <w:rFonts w:ascii="Times New Roman" w:hAnsi="Times New Roman" w:cs="Times New Roman"/>
-        </w:rPr>
-      </w:pPr>
-      <w:r>
-        <w:rPr>
-          <w:rFonts w:ascii="Times New Roman" w:hAnsi="Times New Roman" w:cs="Times New Roman"/>
-        </w:rPr>
-        <w:t>Time Complexity: O(n)</w:t>
-      </w:r>
-    </w:p>
-    <w:p>
-      <w:pPr>
-        <w:ind w:left="720"/>
-        <w:rPr>
-          <w:rFonts w:ascii="Times New Roman" w:hAnsi="Times New Roman" w:cs="Times New Roman"/>
-        </w:rPr>
-      </w:pPr>
-      <w:r>
-        <w:rPr>
-          <w:rFonts w:ascii="Times New Roman" w:hAnsi="Times New Roman" w:cs="Times New Roman"/>
-          <w:b/>
-          <w:bCs/>
-        </w:rPr>
-        <w:t>2. Sentinel Search</w:t>
-      </w:r>
-    </w:p>
-    <w:p>
-      <w:pPr>
-        <w:ind w:left="720"/>
-        <w:rPr>
-          <w:rFonts w:ascii="Times New Roman" w:hAnsi="Times New Roman" w:cs="Times New Roman"/>
-        </w:rPr>
-      </w:pPr>
-      <w:r>
-        <w:rPr>
-          <w:rFonts w:ascii="Times New Roman" w:hAnsi="Times New Roman" w:cs="Times New Roman"/>
-        </w:rPr>
-        <w:t>Step 1: Replace last element with target</w:t>
-      </w:r>
-    </w:p>
-    <w:p>
-      <w:pPr>
-        <w:ind w:left="720"/>
-        <w:rPr>
-          <w:rFonts w:ascii="Times New Roman" w:hAnsi="Times New Roman" w:cs="Times New Roman"/>
-        </w:rPr>
-      </w:pPr>
-      <w:r>
-        <w:rPr>
-          <w:rFonts w:ascii="Times New Roman" w:hAnsi="Times New Roman" w:cs="Times New Roman"/>
-        </w:rPr>
-        <w:t>Step 2: Search sequentially without bounds checking</w:t>
-      </w:r>
-    </w:p>
-    <w:p>
-      <w:pPr>
-        <w:ind w:left="720"/>
-        <w:rPr>
-          <w:rFonts w:ascii="Times New Roman" w:hAnsi="Times New Roman" w:cs="Times New Roman"/>
-        </w:rPr>
-      </w:pPr>
-      <w:r>
-        <w:rPr>
-          <w:rFonts w:ascii="Times New Roman" w:hAnsi="Times New Roman" w:cs="Times New Roman"/>
-        </w:rPr>
-        <w:t>Step 3: If element found before last position, return index</w:t>
-      </w:r>
-    </w:p>
-    <w:p>
-      <w:pPr>
-        <w:ind w:left="720"/>
-        <w:rPr>
-          <w:rFonts w:ascii="Times New Roman" w:hAnsi="Times New Roman" w:cs="Times New Roman"/>
-        </w:rPr>
-      </w:pPr>
-      <w:r>
-        <w:rPr>
-          <w:rFonts w:ascii="Times New Roman" w:hAnsi="Times New Roman" w:cs="Times New Roman"/>
-        </w:rPr>
-        <w:t>Step 4: If last position contains target, return index</w:t>
-      </w:r>
-    </w:p>
-    <w:p>
-      <w:pPr>
-        <w:ind w:left="720"/>
-        <w:rPr>
-          <w:rFonts w:ascii="Times New Roman" w:hAnsi="Times New Roman" w:cs="Times New Roman"/>
-        </w:rPr>
-      </w:pPr>
-      <w:r>
-        <w:rPr>
-          <w:rFonts w:ascii="Times New Roman" w:hAnsi="Times New Roman" w:cs="Times New Roman"/>
-        </w:rPr>
-        <w:t>Step 5: Restore original last element</w:t>
-      </w:r>
-    </w:p>
-    <w:p>
-      <w:pPr>
-        <w:ind w:left="720"/>
-        <w:rPr>
-          <w:rFonts w:ascii="Times New Roman" w:hAnsi="Times New Roman" w:cs="Times New Roman"/>
-        </w:rPr>
-      </w:pPr>
-      <w:r>
-        <w:rPr>
-          <w:rFonts w:ascii="Times New Roman" w:hAnsi="Times New Roman" w:cs="Times New Roman"/>
-        </w:rPr>
-        <w:t>Time Complexity: O(n)</w:t>
-      </w:r>
-    </w:p>
-    <w:p>
-      <w:pPr>
-        <w:rPr>
-          <w:rFonts w:ascii="Times New Roman" w:hAnsi="Times New Roman" w:cs="Times New Roman"/>
-        </w:rPr>
-      </w:pPr>
-    </w:p>
-    <w:p>
-      <w:pPr>
-        <w:ind w:left="720"/>
-        <w:rPr>
-          <w:rFonts w:ascii="Times New Roman" w:hAnsi="Times New Roman" w:cs="Times New Roman"/>
-        </w:rPr>
-      </w:pPr>
-      <w:r>
-        <w:rPr>
-          <w:rFonts w:ascii="Times New Roman" w:hAnsi="Times New Roman" w:cs="Times New Roman"/>
-          <w:b/>
-          <w:bCs/>
-        </w:rPr>
-        <w:t>3. Binary Search</w:t>
-      </w:r>
-    </w:p>
-    <w:p>
-      <w:pPr>
-        <w:ind w:left="720"/>
-        <w:rPr>
-          <w:rFonts w:ascii="Times New Roman" w:hAnsi="Times New Roman" w:cs="Times New Roman"/>
-        </w:rPr>
-      </w:pPr>
-      <w:r>
-        <w:rPr>
-          <w:rFonts w:ascii="Times New Roman" w:hAnsi="Times New Roman" w:cs="Times New Roman"/>
-        </w:rPr>
-        <w:lastRenderedPageBreak/>
-        <w:t>Step 1: Set left=0, right=n-1</w:t>
-      </w:r>
-    </w:p>
-    <w:p>
-      <w:pPr>
-        <w:ind w:left="720"/>
-        <w:rPr>
-          <w:rFonts w:ascii="Times New Roman" w:hAnsi="Times New Roman" w:cs="Times New Roman"/>
-        </w:rPr>
-      </w:pPr>
-      <w:r>
-        <w:rPr>
-          <w:rFonts w:ascii="Times New Roman" w:hAnsi="Times New Roman" w:cs="Times New Roman"/>
-        </w:rPr>
-        <w:t>Step 2: While left &lt;= right:</w:t>
-      </w:r>
-    </w:p>
-    <w:p>
-      <w:pPr>
-        <w:ind w:left="720"/>
-        <w:rPr>
-          <w:rFonts w:ascii="Times New Roman" w:hAnsi="Times New Roman" w:cs="Times New Roman"/>
-        </w:rPr>
-      </w:pPr>
-      <w:r>
-        <w:rPr>
-          <w:rFonts w:ascii="Times New Roman" w:hAnsi="Times New Roman" w:cs="Times New Roman"/>
-        </w:rPr>
-        <w:t xml:space="preserve">        mid = (left + right) / 2</w:t>
-      </w:r>
-    </w:p>
-    <w:p>
-      <w:pPr>
-        <w:ind w:left="720"/>
-        <w:rPr>
-          <w:rFonts w:ascii="Times New Roman" w:hAnsi="Times New Roman" w:cs="Times New Roman"/>
-        </w:rPr>
-      </w:pPr>
-      <w:r>
-        <w:rPr>
-          <w:rFonts w:ascii="Times New Roman" w:hAnsi="Times New Roman" w:cs="Times New Roman"/>
-        </w:rPr>
-        <w:t>Step 3: If arr[mid] == target, return mid</w:t>
-      </w:r>
-    </w:p>
-    <w:p>
-      <w:pPr>
-        <w:ind w:left="720"/>
-        <w:rPr>
-          <w:rFonts w:ascii="Times New Roman" w:hAnsi="Times New Roman" w:cs="Times New Roman"/>
-        </w:rPr>
-      </w:pPr>
-      <w:r>
-        <w:rPr>
-          <w:rFonts w:ascii="Times New Roman" w:hAnsi="Times New Roman" w:cs="Times New Roman"/>
-        </w:rPr>
-        <w:t>Step 4: If arr[mid] &lt; target, left = mid + 1</w:t>
-      </w:r>
-    </w:p>
-    <w:p>
-      <w:pPr>
-        <w:ind w:left="720"/>
-        <w:rPr>
-          <w:rFonts w:ascii="Times New Roman" w:hAnsi="Times New Roman" w:cs="Times New Roman"/>
-        </w:rPr>
-      </w:pPr>
-      <w:r>
-        <w:rPr>
-          <w:rFonts w:ascii="Times New Roman" w:hAnsi="Times New Roman" w:cs="Times New Roman"/>
-        </w:rPr>
-        <w:t>Step 5: Else right = mid - 1</w:t>
-      </w:r>
-    </w:p>
-    <w:p>
-      <w:pPr>
-        <w:ind w:left="720"/>
-        <w:rPr>
-          <w:rFonts w:ascii="Times New Roman" w:hAnsi="Times New Roman" w:cs="Times New Roman"/>
-        </w:rPr>
-      </w:pPr>
-      <w:r>
-        <w:rPr>
-          <w:rFonts w:ascii="Times New Roman" w:hAnsi="Times New Roman" w:cs="Times New Roman"/>
-        </w:rPr>
-        <w:t>Step 6: Return -1 if not found</w:t>
-      </w:r>
-    </w:p>
-    <w:p>
-      <w:pPr>
-        <w:ind w:left="720"/>
-        <w:rPr>
-          <w:rFonts w:ascii="Times New Roman" w:hAnsi="Times New Roman" w:cs="Times New Roman"/>
-        </w:rPr>
-      </w:pPr>
-      <w:r>
-        <w:rPr>
-          <w:rFonts w:ascii="Times New Roman" w:hAnsi="Times New Roman" w:cs="Times New Roman"/>
-        </w:rPr>
-        <w:t>Time Complexity: O(log n)</w:t>
-      </w:r>
-    </w:p>
-    <w:p>
-      <w:pPr>
-        <w:ind w:left="720"/>
-        <w:rPr>
-          <w:rFonts w:ascii="Times New Roman" w:hAnsi="Times New Roman" w:cs="Times New Roman"/>
-        </w:rPr>
-      </w:pPr>
-      <w:r>
-        <w:rPr>
-          <w:rFonts w:ascii="Times New Roman" w:hAnsi="Times New Roman" w:cs="Times New Roman"/>
-          <w:b/>
-          <w:bCs/>
-        </w:rPr>
-        <w:t>4. Fibonacci Search</w:t>
-      </w:r>
-    </w:p>
-    <w:p>
-      <w:pPr>
-        <w:ind w:left="720"/>
-        <w:rPr>
-          <w:rFonts w:ascii="Times New Roman" w:hAnsi="Times New Roman" w:cs="Times New Roman"/>
-        </w:rPr>
-      </w:pPr>
-      <w:r>
-        <w:rPr>
-          <w:rFonts w:ascii="Times New Roman" w:hAnsi="Times New Roman" w:cs="Times New Roman"/>
-        </w:rPr>
-        <w:t>Step 1: Initialize Fibonacci numbers: fib2=0, fib1=1, fib=1</w:t>
-      </w:r>
-    </w:p>
-    <w:p>
-      <w:pPr>
-        <w:ind w:left="720"/>
-        <w:rPr>
-          <w:rFonts w:ascii="Times New Roman" w:hAnsi="Times New Roman" w:cs="Times New Roman"/>
-        </w:rPr>
-      </w:pPr>
-      <w:r>
-        <w:rPr>
-          <w:rFonts w:ascii="Times New Roman" w:hAnsi="Times New Roman" w:cs="Times New Roman"/>
-        </w:rPr>
-        <w:t>Step 2: Find smallest Fibonacci number ≥ n</w:t>
-      </w:r>
-    </w:p>
-    <w:p>
-      <w:pPr>
-        <w:ind w:left="720"/>
-        <w:rPr>
-          <w:rFonts w:ascii="Times New Roman" w:hAnsi="Times New Roman" w:cs="Times New Roman"/>
-        </w:rPr>
-      </w:pPr>
-      <w:r>
-        <w:rPr>
-          <w:rFonts w:ascii="Times New Roman" w:hAnsi="Times New Roman" w:cs="Times New Roman"/>
-        </w:rPr>
-        <w:t>Step 3: While fib &gt; 1:</w:t>
-      </w:r>
-    </w:p>
-    <w:p>
-      <w:pPr>
-        <w:ind w:left="720"/>
-        <w:rPr>
-          <w:rFonts w:ascii="Times New Roman" w:hAnsi="Times New Roman" w:cs="Times New Roman"/>
-        </w:rPr>
-      </w:pPr>
-      <w:r>
-        <w:rPr>
-          <w:rFonts w:ascii="Times New Roman" w:hAnsi="Times New Roman" w:cs="Times New Roman"/>
-        </w:rPr>
-        <w:t xml:space="preserve">        i = min(offset + fib2, n-1)</w:t>
-      </w:r>
-    </w:p>
-    <w:p>
-      <w:pPr>
-        <w:ind w:left="720"/>
-        <w:rPr>
-          <w:rFonts w:ascii="Times New Roman" w:hAnsi="Times New Roman" w:cs="Times New Roman"/>
-        </w:rPr>
-      </w:pPr>
-      <w:r>
-        <w:rPr>
-          <w:rFonts w:ascii="Times New Roman" w:hAnsi="Times New Roman" w:cs="Times New Roman"/>
-        </w:rPr>
-        <w:t>Step 4: If arr[i] &lt; target:</w:t>
-      </w:r>
-    </w:p>
-    <w:p>
-      <w:pPr>
-        <w:ind w:left="720"/>
-        <w:rPr>
-          <w:rFonts w:ascii="Times New Roman" w:hAnsi="Times New Roman" w:cs="Times New Roman"/>
-        </w:rPr>
-      </w:pPr>
-      <w:r>
-        <w:rPr>
-          <w:rFonts w:ascii="Times New Roman" w:hAnsi="Times New Roman" w:cs="Times New Roman"/>
-        </w:rPr>
-        <w:t xml:space="preserve">        Move Fibonacci sequence forward</w:t>
-      </w:r>
-    </w:p>
-    <w:p>
-      <w:pPr>
-        <w:ind w:left="720"/>
-        <w:rPr>
-          <w:rFonts w:ascii="Times New Roman" w:hAnsi="Times New Roman" w:cs="Times New Roman"/>
-        </w:rPr>
-      </w:pPr>
-      <w:r>
-        <w:rPr>
-          <w:rFonts w:ascii="Times New Roman" w:hAnsi="Times New Roman" w:cs="Times New Roman"/>
-        </w:rPr>
-        <w:t xml:space="preserve">        offset = i</w:t>
-      </w:r>
-    </w:p>
-    <w:p>
-      <w:pPr>
-        <w:ind w:left="720"/>
-        <w:rPr>
-          <w:rFonts w:ascii="Times New Roman" w:hAnsi="Times New Roman" w:cs="Times New Roman"/>
-        </w:rPr>
-      </w:pPr>
-      <w:r>
-        <w:rPr>
-          <w:rFonts w:ascii="Times New Roman" w:hAnsi="Times New Roman" w:cs="Times New Roman"/>
-        </w:rPr>
-        <w:t>Step 5: Else if arr[i] &gt; target:</w:t>
-      </w:r>
-    </w:p>
-    <w:p>
-      <w:pPr>
-        <w:ind w:left="720"/>
-        <w:rPr>
-          <w:rFonts w:ascii="Times New Roman" w:hAnsi="Times New Roman" w:cs="Times New Roman"/>
-        </w:rPr>
-      </w:pPr>
-      <w:r>
-        <w:rPr>
-          <w:rFonts w:ascii="Times New Roman" w:hAnsi="Times New Roman" w:cs="Times New Roman"/>
-        </w:rPr>
-        <w:t xml:space="preserve">        Move Fibonacci sequence backward</w:t>
-      </w:r>
-    </w:p>
-    <w:p>
-      <w:pPr>
-        <w:ind w:left="720"/>
-        <w:rPr>
-          <w:rFonts w:ascii="Times New Roman" w:hAnsi="Times New Roman" w:cs="Times New Roman"/>
-        </w:rPr>
-      </w:pPr>
-      <w:r>
-        <w:rPr>
-          <w:rFonts w:ascii="Times New Roman" w:hAnsi="Times New Roman" w:cs="Times New Roman"/>
-        </w:rPr>
-        <w:t>Step 6: Else return i</w:t>
-      </w:r>
-    </w:p>
-    <w:p>
-      <w:pPr>
-        <w:ind w:left="720"/>
-        <w:rPr>
-          <w:rFonts w:ascii="Times New Roman" w:hAnsi="Times New Roman" w:cs="Times New Roman"/>
-        </w:rPr>
-      </w:pPr>
-      <w:r>
-        <w:rPr>
-          <w:rFonts w:ascii="Times New Roman" w:hAnsi="Times New Roman" w:cs="Times New Roman"/>
-        </w:rPr>
-        <w:t>Step 7: Return -1 if not found</w:t>
-      </w:r>
-    </w:p>
-    <w:p>
-      <w:pPr>
-        <w:ind w:left="720"/>
-        <w:rPr>
-          <w:rFonts w:ascii="Times New Roman" w:hAnsi="Times New Roman" w:cs="Times New Roman"/>
-        </w:rPr>
-      </w:pPr>
-      <w:r>
-        <w:rPr>
-          <w:rFonts w:ascii="Times New Roman" w:hAnsi="Times New Roman" w:cs="Times New Roman"/>
-        </w:rPr>
-        <w:t>Time Complexity: O(log n)</w:t>
-      </w:r>
-    </w:p>
-    <w:p>
-      <w:pPr>
-        <w:ind w:left="720"/>
-        <w:rPr>
-          <w:rFonts w:ascii="Times New Roman" w:hAnsi="Times New Roman" w:cs="Times New Roman"/>
-        </w:rPr>
-      </w:pPr>
-      <w:r>
-        <w:rPr>
-          <w:rFonts w:ascii="Times New Roman" w:hAnsi="Times New Roman" w:cs="Times New Roman"/>
-          <w:b/>
-          <w:bCs/>
-        </w:rPr>
-        <w:t>Program Flow</w:t>
-      </w:r>
-    </w:p>
-    <w:p>
-      <w:pPr>
-        <w:ind w:left="720"/>
-        <w:rPr>
-          <w:rFonts w:ascii="Times New Roman" w:hAnsi="Times New Roman" w:cs="Times New Roman"/>
-        </w:rPr>
-      </w:pPr>
-      <w:r>
-        <w:rPr>
-          <w:rFonts w:ascii="Times New Roman" w:hAnsi="Times New Roman" w:cs="Times New Roman"/>
-        </w:rPr>
-        <w:t>1. Input array size and choose sorted/unsorted data</w:t>
-      </w:r>
-    </w:p>
-    <w:p>
-      <w:pPr>
-        <w:ind w:left="720"/>
-        <w:rPr>
-          <w:rFonts w:ascii="Times New Roman" w:hAnsi="Times New Roman" w:cs="Times New Roman"/>
-        </w:rPr>
-      </w:pPr>
-      <w:r>
-        <w:rPr>
-          <w:rFonts w:ascii="Times New Roman" w:hAnsi="Times New Roman" w:cs="Times New Roman"/>
-        </w:rPr>
-        <w:t>2. Enter target element to search</w:t>
-      </w:r>
-    </w:p>
-    <w:p>
-      <w:pPr>
-        <w:ind w:left="720"/>
-        <w:rPr>
-          <w:rFonts w:ascii="Times New Roman" w:hAnsi="Times New Roman" w:cs="Times New Roman"/>
-        </w:rPr>
-      </w:pPr>
-      <w:r>
-        <w:rPr>
-          <w:rFonts w:ascii="Times New Roman" w:hAnsi="Times New Roman" w:cs="Times New Roman"/>
-        </w:rPr>
-        <w:t>3. Based on data type, offer appropriate search options:</w:t>
-      </w:r>
-    </w:p>
-    <w:p>
-      <w:pPr>
-        <w:ind w:left="720"/>
-        <w:rPr>
-          <w:rFonts w:ascii="Times New Roman" w:hAnsi="Times New Roman" w:cs="Times New Roman"/>
-        </w:rPr>
-      </w:pPr>
-      <w:r>
-        <w:rPr>
-          <w:rFonts w:ascii="Times New Roman" w:hAnsi="Times New Roman" w:cs="Times New Roman"/>
-        </w:rPr>
-        <w:t xml:space="preserve">   - Unsorted: Linear, Sentinel</w:t>
-      </w:r>
-    </w:p>
-    <w:p>
-      <w:pPr>
-        <w:ind w:left="720"/>
-        <w:rPr>
-          <w:rFonts w:ascii="Times New Roman" w:hAnsi="Times New Roman" w:cs="Times New Roman"/>
-        </w:rPr>
-      </w:pPr>
-      <w:r>
-        <w:rPr>
-          <w:rFonts w:ascii="Times New Roman" w:hAnsi="Times New Roman" w:cs="Times New Roman"/>
-        </w:rPr>
-        <w:t xml:space="preserve">   - Sorted: Binary, Fibonacci</w:t>
-      </w:r>
-    </w:p>
-    <w:p>
-      <w:pPr>
-        <w:ind w:left="720"/>
-        <w:rPr>
-          <w:rFonts w:ascii="Times New Roman" w:hAnsi="Times New Roman" w:cs="Times New Roman"/>
-        </w:rPr>
-      </w:pPr>
-      <w:r>
-        <w:rPr>
-          <w:rFonts w:ascii="Times New Roman" w:hAnsi="Times New Roman" w:cs="Times New Roman"/>
-        </w:rPr>
-        <w:t>4. Display search result with comparison count</w:t>
-      </w:r>
-    </w:p>
-    <w:p>
-      <w:pPr>
-        <w:ind w:left="720"/>
-        <w:rPr>
-          <w:rFonts w:ascii="Times New Roman" w:hAnsi="Times New Roman" w:cs="Times New Roman"/>
-        </w:rPr>
-      </w:pPr>
-      <w:r>
-        <w:rPr>
-          <w:rFonts w:ascii="Times New Roman" w:hAnsi="Times New Roman" w:cs="Times New Roman"/>
-        </w:rPr>
-        <w:t>5. Analyze time complexity case (Best/Average/Worst)</w:t>
-      </w:r>
-    </w:p>
-    <w:p>
-      <w:pPr>
-        <w:pStyle w:val="ListParagraph"/>
-        <w:numPr>
-          <w:ilvl w:val="0"/>
-          <w:numId w:val="4"/>
-        </w:numPr>
-        <w:rPr>
-          <w:lang w:eastAsia="en-IN"/>
-        </w:rPr>
-      </w:pPr>
-      <w:r>
-        <w:rPr>
-          <w:rFonts w:ascii="Times New Roman" w:hAnsi="Times New Roman" w:cs="Times New Roman"/>
-          <w:b/>
-          <w:bCs/>
-          <w:sz w:val="26"/>
-          <w:szCs w:val="26"/>
-        </w:rPr>
         <w:t>CODE –</w:t>
+      </w:r>
+    </w:p>
+    <w:p>
+      <w:pPr>
+        <w:spacing w:after="0" w:line="240" w:lineRule="auto"/>
+        <w:ind w:left="927"/>
+        <w:rPr>
+          <w:rFonts w:ascii="Consolas" w:hAnsi="Consolas" w:cs="Times New Roman"/>
+          <w:sz w:val="20"/>
+          <w:szCs w:val="20"/>
+          <w:lang w:eastAsia="en-IN"/>
+        </w:rPr>
+      </w:pPr>
+      <w:r>
+        <w:rPr>
+          <w:rFonts w:ascii="Consolas" w:hAnsi="Consolas" w:cs="Times New Roman"/>
+          <w:sz w:val="20"/>
+          <w:szCs w:val="20"/>
+          <w:lang w:eastAsia="en-IN"/>
+        </w:rPr>
+        <w:t>#include &lt;bits/stdc++.h&gt;</w:t>
+      </w:r>
+    </w:p>
+    <w:p>
+      <w:pPr>
+        <w:spacing w:after="0" w:line="240" w:lineRule="auto"/>
+        <w:ind w:left="927"/>
+        <w:rPr>
+          <w:rFonts w:ascii="Consolas" w:hAnsi="Consolas" w:cs="Times New Roman"/>
+          <w:sz w:val="20"/>
+          <w:szCs w:val="20"/>
+          <w:lang w:eastAsia="en-IN"/>
+        </w:rPr>
+      </w:pPr>
+      <w:r>
+        <w:rPr>
+          <w:rFonts w:ascii="Consolas" w:hAnsi="Consolas" w:cs="Times New Roman"/>
+          <w:sz w:val="20"/>
+          <w:szCs w:val="20"/>
+          <w:lang w:eastAsia="en-IN"/>
+        </w:rPr>
+        <w:t>using namespace std;</w:t>
+      </w:r>
+    </w:p>
+    <w:p>
+      <w:pPr>
+        <w:spacing w:after="0" w:line="240" w:lineRule="auto"/>
+        <w:ind w:left="927"/>
+        <w:rPr>
+          <w:rFonts w:ascii="Consolas" w:hAnsi="Consolas" w:cs="Times New Roman"/>
+          <w:sz w:val="20"/>
+          <w:szCs w:val="20"/>
+          <w:lang w:eastAsia="en-IN"/>
+        </w:rPr>
+      </w:pPr>
+      <w:r>
+        <w:rPr>
+          <w:rFonts w:ascii="Consolas" w:hAnsi="Consolas" w:cs="Times New Roman"/>
+          <w:sz w:val="20"/>
+          <w:szCs w:val="20"/>
+          <w:lang w:eastAsia="en-IN"/>
+        </w:rPr>
+        <w:t>bool isOperator(char c){</w:t>
+      </w:r>
+    </w:p>
+    <w:p>
+      <w:pPr>
+        <w:spacing w:after="0" w:line="240" w:lineRule="auto"/>
+        <w:ind w:left="927"/>
+        <w:rPr>
+          <w:rFonts w:ascii="Consolas" w:hAnsi="Consolas" w:cs="Times New Roman"/>
+          <w:sz w:val="20"/>
+          <w:szCs w:val="20"/>
+          <w:lang w:eastAsia="en-IN"/>
+        </w:rPr>
+      </w:pPr>
+      <w:r>
+        <w:rPr>
+          <w:rFonts w:ascii="Consolas" w:hAnsi="Consolas" w:cs="Times New Roman"/>
+          <w:sz w:val="20"/>
+          <w:szCs w:val="20"/>
+          <w:lang w:eastAsia="en-IN"/>
+        </w:rPr>
+        <w:t>    return (!isalpha(c) &amp;&amp; !isdigit(c));</w:t>
+      </w:r>
+    </w:p>
+    <w:p>
+      <w:pPr>
+        <w:spacing w:after="0" w:line="240" w:lineRule="auto"/>
+        <w:ind w:left="927"/>
+        <w:rPr>
+          <w:rFonts w:ascii="Consolas" w:hAnsi="Consolas" w:cs="Times New Roman"/>
+          <w:sz w:val="20"/>
+          <w:szCs w:val="20"/>
+          <w:lang w:eastAsia="en-IN"/>
+        </w:rPr>
+      </w:pPr>
+      <w:r>
+        <w:rPr>
+          <w:rFonts w:ascii="Consolas" w:hAnsi="Consolas" w:cs="Times New Roman"/>
+          <w:sz w:val="20"/>
+          <w:szCs w:val="20"/>
+          <w:lang w:eastAsia="en-IN"/>
+        </w:rPr>
+        <w:t>}</w:t>
+      </w:r>
+    </w:p>
+    <w:p>
+      <w:pPr>
+        <w:spacing w:after="0" w:line="240" w:lineRule="auto"/>
+        <w:ind w:left="927"/>
+        <w:rPr>
+          <w:rFonts w:ascii="Consolas" w:hAnsi="Consolas" w:cs="Times New Roman"/>
+          <w:sz w:val="20"/>
+          <w:szCs w:val="20"/>
+          <w:lang w:eastAsia="en-IN"/>
+        </w:rPr>
+      </w:pPr>
+      <w:r>
+        <w:rPr>
+          <w:rFonts w:ascii="Consolas" w:hAnsi="Consolas" w:cs="Times New Roman"/>
+          <w:sz w:val="20"/>
+          <w:szCs w:val="20"/>
+          <w:lang w:eastAsia="en-IN"/>
+        </w:rPr>
+        <w:t>int getPriority(char C){</w:t>
+      </w:r>
+    </w:p>
+    <w:p>
+      <w:pPr>
+        <w:spacing w:after="0" w:line="240" w:lineRule="auto"/>
+        <w:ind w:left="927"/>
+        <w:rPr>
+          <w:rFonts w:ascii="Consolas" w:hAnsi="Consolas" w:cs="Times New Roman"/>
+          <w:sz w:val="20"/>
+          <w:szCs w:val="20"/>
+          <w:lang w:eastAsia="en-IN"/>
+        </w:rPr>
+      </w:pPr>
+      <w:r>
+        <w:rPr>
+          <w:rFonts w:ascii="Consolas" w:hAnsi="Consolas" w:cs="Times New Roman"/>
+          <w:sz w:val="20"/>
+          <w:szCs w:val="20"/>
+          <w:lang w:eastAsia="en-IN"/>
+        </w:rPr>
+        <w:t>    if(C=='-' || C=='+'){</w:t>
+      </w:r>
+    </w:p>
+    <w:p>
+      <w:pPr>
+        <w:spacing w:after="0" w:line="240" w:lineRule="auto"/>
+        <w:ind w:left="927"/>
+        <w:rPr>
+          <w:rFonts w:ascii="Consolas" w:hAnsi="Consolas" w:cs="Times New Roman"/>
+          <w:sz w:val="20"/>
+          <w:szCs w:val="20"/>
+          <w:lang w:eastAsia="en-IN"/>
+        </w:rPr>
+      </w:pPr>
+      <w:r>
+        <w:rPr>
+          <w:rFonts w:ascii="Consolas" w:hAnsi="Consolas" w:cs="Times New Roman"/>
+          <w:sz w:val="20"/>
+          <w:szCs w:val="20"/>
+          <w:lang w:eastAsia="en-IN"/>
+        </w:rPr>
+        <w:t>        return 1;</w:t>
+      </w:r>
+    </w:p>
+    <w:p>
+      <w:pPr>
+        <w:spacing w:after="0" w:line="240" w:lineRule="auto"/>
+        <w:ind w:left="927"/>
+        <w:rPr>
+          <w:rFonts w:ascii="Consolas" w:hAnsi="Consolas" w:cs="Times New Roman"/>
+          <w:sz w:val="20"/>
+          <w:szCs w:val="20"/>
+          <w:lang w:eastAsia="en-IN"/>
+        </w:rPr>
+      </w:pPr>
+      <w:r>
+        <w:rPr>
+          <w:rFonts w:ascii="Consolas" w:hAnsi="Consolas" w:cs="Times New Roman"/>
+          <w:sz w:val="20"/>
+          <w:szCs w:val="20"/>
+          <w:lang w:eastAsia="en-IN"/>
+        </w:rPr>
+        <w:t>    }</w:t>
+      </w:r>
+    </w:p>
+    <w:p>
+      <w:pPr>
+        <w:spacing w:after="0" w:line="240" w:lineRule="auto"/>
+        <w:ind w:left="927"/>
+        <w:rPr>
+          <w:rFonts w:ascii="Consolas" w:hAnsi="Consolas" w:cs="Times New Roman"/>
+          <w:sz w:val="20"/>
+          <w:szCs w:val="20"/>
+          <w:lang w:eastAsia="en-IN"/>
+        </w:rPr>
+      </w:pPr>
+      <w:r>
+        <w:rPr>
+          <w:rFonts w:ascii="Consolas" w:hAnsi="Consolas" w:cs="Times New Roman"/>
+          <w:sz w:val="20"/>
+          <w:szCs w:val="20"/>
+          <w:lang w:eastAsia="en-IN"/>
+        </w:rPr>
+        <w:t>    else if(C=='*' || C=='/'){</w:t>
+      </w:r>
+    </w:p>
+    <w:p>
+      <w:pPr>
+        <w:spacing w:after="0" w:line="240" w:lineRule="auto"/>
+        <w:ind w:left="927"/>
+        <w:rPr>
+          <w:rFonts w:ascii="Consolas" w:hAnsi="Consolas" w:cs="Times New Roman"/>
+          <w:sz w:val="20"/>
+          <w:szCs w:val="20"/>
+          <w:lang w:eastAsia="en-IN"/>
+        </w:rPr>
+      </w:pPr>
+      <w:r>
+        <w:rPr>
+          <w:rFonts w:ascii="Consolas" w:hAnsi="Consolas" w:cs="Times New Roman"/>
+          <w:sz w:val="20"/>
+          <w:szCs w:val="20"/>
+          <w:lang w:eastAsia="en-IN"/>
+        </w:rPr>
+        <w:t>        return 2;</w:t>
+      </w:r>
+    </w:p>
+    <w:p>
+      <w:pPr>
+        <w:spacing w:after="0" w:line="240" w:lineRule="auto"/>
+        <w:ind w:left="927"/>
+        <w:rPr>
+          <w:rFonts w:ascii="Consolas" w:hAnsi="Consolas" w:cs="Times New Roman"/>
+          <w:sz w:val="20"/>
+          <w:szCs w:val="20"/>
+          <w:lang w:eastAsia="en-IN"/>
+        </w:rPr>
+      </w:pPr>
+      <w:r>
+        <w:rPr>
+          <w:rFonts w:ascii="Consolas" w:hAnsi="Consolas" w:cs="Times New Roman"/>
+          <w:sz w:val="20"/>
+          <w:szCs w:val="20"/>
+          <w:lang w:eastAsia="en-IN"/>
+        </w:rPr>
+        <w:t>    }</w:t>
+      </w:r>
+    </w:p>
+    <w:p>
+      <w:pPr>
+        <w:spacing w:after="0" w:line="240" w:lineRule="auto"/>
+        <w:ind w:left="927"/>
+        <w:rPr>
+          <w:rFonts w:ascii="Consolas" w:hAnsi="Consolas" w:cs="Times New Roman"/>
+          <w:sz w:val="20"/>
+          <w:szCs w:val="20"/>
+          <w:lang w:eastAsia="en-IN"/>
+        </w:rPr>
+      </w:pPr>
+      <w:r>
+        <w:rPr>
+          <w:rFonts w:ascii="Consolas" w:hAnsi="Consolas" w:cs="Times New Roman"/>
+          <w:sz w:val="20"/>
+          <w:szCs w:val="20"/>
+          <w:lang w:eastAsia="en-IN"/>
+        </w:rPr>
+        <w:t>    else if(C=='^'){</w:t>
+      </w:r>
+    </w:p>
+    <w:p>
+      <w:pPr>
+        <w:spacing w:after="0" w:line="240" w:lineRule="auto"/>
+        <w:ind w:left="927"/>
+        <w:rPr>
+          <w:rFonts w:ascii="Consolas" w:hAnsi="Consolas" w:cs="Times New Roman"/>
+          <w:sz w:val="20"/>
+          <w:szCs w:val="20"/>
+          <w:lang w:eastAsia="en-IN"/>
+        </w:rPr>
+      </w:pPr>
+      <w:r>
+        <w:rPr>
+          <w:rFonts w:ascii="Consolas" w:hAnsi="Consolas" w:cs="Times New Roman"/>
+          <w:sz w:val="20"/>
+          <w:szCs w:val="20"/>
+          <w:lang w:eastAsia="en-IN"/>
+        </w:rPr>
+        <w:t>        return 3;</w:t>
+      </w:r>
+    </w:p>
+    <w:p>
+      <w:pPr>
+        <w:spacing w:after="0" w:line="240" w:lineRule="auto"/>
+        <w:ind w:left="927"/>
+        <w:rPr>
+          <w:rFonts w:ascii="Consolas" w:hAnsi="Consolas" w:cs="Times New Roman"/>
+          <w:sz w:val="20"/>
+          <w:szCs w:val="20"/>
+          <w:lang w:eastAsia="en-IN"/>
+        </w:rPr>
+      </w:pPr>
+      <w:r>
+        <w:rPr>
+          <w:rFonts w:ascii="Consolas" w:hAnsi="Consolas" w:cs="Times New Roman"/>
+          <w:sz w:val="20"/>
+          <w:szCs w:val="20"/>
+          <w:lang w:eastAsia="en-IN"/>
+        </w:rPr>
+        <w:t>    }</w:t>
+      </w:r>
+    </w:p>
+    <w:p>
+      <w:pPr>
+        <w:spacing w:after="0" w:line="240" w:lineRule="auto"/>
+        <w:ind w:left="927"/>
+        <w:rPr>
+          <w:rFonts w:ascii="Consolas" w:hAnsi="Consolas" w:cs="Times New Roman"/>
+          <w:sz w:val="20"/>
+          <w:szCs w:val="20"/>
+          <w:lang w:eastAsia="en-IN"/>
+        </w:rPr>
+      </w:pPr>
+      <w:r>
+        <w:rPr>
+          <w:rFonts w:ascii="Consolas" w:hAnsi="Consolas" w:cs="Times New Roman"/>
+          <w:sz w:val="20"/>
+          <w:szCs w:val="20"/>
+          <w:lang w:eastAsia="en-IN"/>
+        </w:rPr>
+        <w:t>    return 0;</w:t>
+      </w:r>
+    </w:p>
+    <w:p>
+      <w:pPr>
+        <w:spacing w:after="0" w:line="240" w:lineRule="auto"/>
+        <w:ind w:left="927"/>
+        <w:rPr>
+          <w:rFonts w:ascii="Consolas" w:hAnsi="Consolas" w:cs="Times New Roman"/>
+          <w:sz w:val="20"/>
+          <w:szCs w:val="20"/>
+          <w:lang w:eastAsia="en-IN"/>
+        </w:rPr>
+      </w:pPr>
+      <w:r>
+        <w:rPr>
+          <w:rFonts w:ascii="Consolas" w:hAnsi="Consolas" w:cs="Times New Roman"/>
+          <w:sz w:val="20"/>
+          <w:szCs w:val="20"/>
+          <w:lang w:eastAsia="en-IN"/>
+        </w:rPr>
+        <w:t>}</w:t>
+      </w:r>
+    </w:p>
+    <w:p>
+      <w:pPr>
+        <w:spacing w:after="0" w:line="240" w:lineRule="auto"/>
+        <w:ind w:left="927"/>
+        <w:rPr>
+          <w:rFonts w:ascii="Consolas" w:hAnsi="Consolas" w:cs="Times New Roman"/>
+          <w:sz w:val="20"/>
+          <w:szCs w:val="20"/>
+          <w:lang w:eastAsia="en-IN"/>
+        </w:rPr>
+      </w:pPr>
+      <w:r>
+        <w:rPr>
+          <w:rFonts w:ascii="Consolas" w:hAnsi="Consolas" w:cs="Times New Roman"/>
+          <w:sz w:val="20"/>
+          <w:szCs w:val="20"/>
+          <w:lang w:eastAsia="en-IN"/>
+        </w:rPr>
+        <w:t>string infixToPostfix(string infix){</w:t>
+      </w:r>
+    </w:p>
+    <w:p>
+      <w:pPr>
+        <w:spacing w:after="0" w:line="240" w:lineRule="auto"/>
+        <w:ind w:left="927"/>
+        <w:rPr>
+          <w:rFonts w:ascii="Consolas" w:hAnsi="Consolas" w:cs="Times New Roman"/>
+          <w:sz w:val="20"/>
+          <w:szCs w:val="20"/>
+          <w:lang w:eastAsia="en-IN"/>
+        </w:rPr>
+      </w:pPr>
+      <w:r>
+        <w:rPr>
+          <w:rFonts w:ascii="Consolas" w:hAnsi="Consolas" w:cs="Times New Roman"/>
+          <w:sz w:val="20"/>
+          <w:szCs w:val="20"/>
+          <w:lang w:eastAsia="en-IN"/>
+        </w:rPr>
+        <w:t>    infix = '(' + infix + ')';</w:t>
+      </w:r>
+    </w:p>
+    <w:p>
+      <w:pPr>
+        <w:spacing w:after="0" w:line="240" w:lineRule="auto"/>
+        <w:ind w:left="927"/>
+        <w:rPr>
+          <w:rFonts w:ascii="Consolas" w:hAnsi="Consolas" w:cs="Times New Roman"/>
+          <w:sz w:val="20"/>
+          <w:szCs w:val="20"/>
+          <w:lang w:eastAsia="en-IN"/>
+        </w:rPr>
+      </w:pPr>
+      <w:r>
+        <w:rPr>
+          <w:rFonts w:ascii="Consolas" w:hAnsi="Consolas" w:cs="Times New Roman"/>
+          <w:sz w:val="20"/>
+          <w:szCs w:val="20"/>
+          <w:lang w:eastAsia="en-IN"/>
+        </w:rPr>
+        <w:t>    int l = infix.length();</w:t>
+      </w:r>
+    </w:p>
+    <w:p>
+      <w:pPr>
+        <w:spacing w:after="0" w:line="240" w:lineRule="auto"/>
+        <w:ind w:left="927"/>
+        <w:rPr>
+          <w:rFonts w:ascii="Consolas" w:hAnsi="Consolas" w:cs="Times New Roman"/>
+          <w:sz w:val="20"/>
+          <w:szCs w:val="20"/>
+          <w:lang w:eastAsia="en-IN"/>
+        </w:rPr>
+      </w:pPr>
+      <w:r>
+        <w:rPr>
+          <w:rFonts w:ascii="Consolas" w:hAnsi="Consolas" w:cs="Times New Roman"/>
+          <w:sz w:val="20"/>
+          <w:szCs w:val="20"/>
+          <w:lang w:eastAsia="en-IN"/>
+        </w:rPr>
+        <w:t>    stack&lt;char&gt; charStack;</w:t>
+      </w:r>
+    </w:p>
+    <w:p>
+      <w:pPr>
+        <w:spacing w:after="0" w:line="240" w:lineRule="auto"/>
+        <w:ind w:left="927"/>
+        <w:rPr>
+          <w:rFonts w:ascii="Consolas" w:hAnsi="Consolas" w:cs="Times New Roman"/>
+          <w:sz w:val="20"/>
+          <w:szCs w:val="20"/>
+          <w:lang w:eastAsia="en-IN"/>
+        </w:rPr>
+      </w:pPr>
+      <w:r>
+        <w:rPr>
+          <w:rFonts w:ascii="Consolas" w:hAnsi="Consolas" w:cs="Times New Roman"/>
+          <w:sz w:val="20"/>
+          <w:szCs w:val="20"/>
+          <w:lang w:eastAsia="en-IN"/>
+        </w:rPr>
+        <w:t>    string output;</w:t>
+      </w:r>
+    </w:p>
+    <w:p>
+      <w:pPr>
+        <w:spacing w:after="0" w:line="240" w:lineRule="auto"/>
+        <w:ind w:left="927"/>
+        <w:rPr>
+          <w:rFonts w:ascii="Consolas" w:hAnsi="Consolas" w:cs="Times New Roman"/>
+          <w:sz w:val="20"/>
+          <w:szCs w:val="20"/>
+          <w:lang w:eastAsia="en-IN"/>
+        </w:rPr>
+      </w:pPr>
+      <w:r>
+        <w:rPr>
+          <w:rFonts w:ascii="Consolas" w:hAnsi="Consolas" w:cs="Times New Roman"/>
+          <w:sz w:val="20"/>
+          <w:szCs w:val="20"/>
+          <w:lang w:eastAsia="en-IN"/>
+        </w:rPr>
+        <w:t>    for(int i = 0;i &lt; l;i++){</w:t>
+      </w:r>
+    </w:p>
+    <w:p>
+      <w:pPr>
+        <w:spacing w:after="0" w:line="240" w:lineRule="auto"/>
+        <w:ind w:left="927"/>
+        <w:rPr>
+          <w:rFonts w:ascii="Consolas" w:hAnsi="Consolas" w:cs="Times New Roman"/>
+          <w:sz w:val="20"/>
+          <w:szCs w:val="20"/>
+          <w:lang w:eastAsia="en-IN"/>
+        </w:rPr>
+      </w:pPr>
+      <w:r>
+        <w:rPr>
+          <w:rFonts w:ascii="Consolas" w:hAnsi="Consolas" w:cs="Times New Roman"/>
+          <w:sz w:val="20"/>
+          <w:szCs w:val="20"/>
+          <w:lang w:eastAsia="en-IN"/>
+        </w:rPr>
+        <w:t>        if(isalpha(infix[i])||isdigit(infix[i])){</w:t>
+      </w:r>
+    </w:p>
+    <w:p>
+      <w:pPr>
+        <w:spacing w:after="0" w:line="240" w:lineRule="auto"/>
+        <w:ind w:left="927"/>
+        <w:rPr>
+          <w:rFonts w:ascii="Consolas" w:hAnsi="Consolas" w:cs="Times New Roman"/>
+          <w:sz w:val="20"/>
+          <w:szCs w:val="20"/>
+          <w:lang w:eastAsia="en-IN"/>
+        </w:rPr>
+      </w:pPr>
+      <w:r>
+        <w:rPr>
+          <w:rFonts w:ascii="Consolas" w:hAnsi="Consolas" w:cs="Times New Roman"/>
+          <w:sz w:val="20"/>
+          <w:szCs w:val="20"/>
+          <w:lang w:eastAsia="en-IN"/>
+        </w:rPr>
+        <w:t>            output+=infix[i];</w:t>
+      </w:r>
+    </w:p>
+    <w:p>
+      <w:pPr>
+        <w:spacing w:after="0" w:line="240" w:lineRule="auto"/>
+        <w:ind w:left="927"/>
+        <w:rPr>
+          <w:rFonts w:ascii="Consolas" w:hAnsi="Consolas" w:cs="Times New Roman"/>
+          <w:sz w:val="20"/>
+          <w:szCs w:val="20"/>
+          <w:lang w:eastAsia="en-IN"/>
+        </w:rPr>
+      </w:pPr>
+      <w:r>
+        <w:rPr>
+          <w:rFonts w:ascii="Consolas" w:hAnsi="Consolas" w:cs="Times New Roman"/>
+          <w:sz w:val="20"/>
+          <w:szCs w:val="20"/>
+          <w:lang w:eastAsia="en-IN"/>
+        </w:rPr>
+        <w:t>        }</w:t>
+      </w:r>
+    </w:p>
+    <w:p>
+      <w:pPr>
+        <w:spacing w:after="0" w:line="240" w:lineRule="auto"/>
+        <w:ind w:left="927"/>
+        <w:rPr>
+          <w:rFonts w:ascii="Consolas" w:hAnsi="Consolas" w:cs="Times New Roman"/>
+          <w:sz w:val="20"/>
+          <w:szCs w:val="20"/>
+          <w:lang w:eastAsia="en-IN"/>
+        </w:rPr>
+      </w:pPr>
+      <w:r>
+        <w:rPr>
+          <w:rFonts w:ascii="Consolas" w:hAnsi="Consolas" w:cs="Times New Roman"/>
+          <w:sz w:val="20"/>
+          <w:szCs w:val="20"/>
+          <w:lang w:eastAsia="en-IN"/>
+        </w:rPr>
+        <w:t>        else if(infix[i]=='('){</w:t>
+      </w:r>
+    </w:p>
+    <w:p>
+      <w:pPr>
+        <w:spacing w:after="0" w:line="240" w:lineRule="auto"/>
+        <w:ind w:left="927"/>
+        <w:rPr>
+          <w:rFonts w:ascii="Consolas" w:hAnsi="Consolas" w:cs="Times New Roman"/>
+          <w:sz w:val="20"/>
+          <w:szCs w:val="20"/>
+          <w:lang w:eastAsia="en-IN"/>
+        </w:rPr>
+      </w:pPr>
+      <w:r>
+        <w:rPr>
+          <w:rFonts w:ascii="Consolas" w:hAnsi="Consolas" w:cs="Times New Roman"/>
+          <w:sz w:val="20"/>
+          <w:szCs w:val="20"/>
+          <w:lang w:eastAsia="en-IN"/>
+        </w:rPr>
+        <w:t>            charStack.push('(');</w:t>
+      </w:r>
+    </w:p>
+    <w:p>
+      <w:pPr>
+        <w:spacing w:after="0" w:line="240" w:lineRule="auto"/>
+        <w:ind w:left="927"/>
+        <w:rPr>
+          <w:rFonts w:ascii="Consolas" w:hAnsi="Consolas" w:cs="Times New Roman"/>
+          <w:sz w:val="20"/>
+          <w:szCs w:val="20"/>
+          <w:lang w:eastAsia="en-IN"/>
+        </w:rPr>
+      </w:pPr>
+      <w:r>
+        <w:rPr>
+          <w:rFonts w:ascii="Consolas" w:hAnsi="Consolas" w:cs="Times New Roman"/>
+          <w:sz w:val="20"/>
+          <w:szCs w:val="20"/>
+          <w:lang w:eastAsia="en-IN"/>
+        </w:rPr>
+        <w:t>        }</w:t>
+      </w:r>
+    </w:p>
+    <w:p>
+      <w:pPr>
+        <w:spacing w:after="0" w:line="240" w:lineRule="auto"/>
+        <w:ind w:left="927"/>
+        <w:rPr>
+          <w:rFonts w:ascii="Consolas" w:hAnsi="Consolas" w:cs="Times New Roman"/>
+          <w:sz w:val="20"/>
+          <w:szCs w:val="20"/>
+          <w:lang w:eastAsia="en-IN"/>
+        </w:rPr>
+      </w:pPr>
+      <w:r>
+        <w:rPr>
+          <w:rFonts w:ascii="Consolas" w:hAnsi="Consolas" w:cs="Times New Roman"/>
+          <w:sz w:val="20"/>
+          <w:szCs w:val="20"/>
+          <w:lang w:eastAsia="en-IN"/>
+        </w:rPr>
+        <w:t>        else if(infix[i]==')'){</w:t>
+      </w:r>
+    </w:p>
+    <w:p>
+      <w:pPr>
+        <w:spacing w:after="0" w:line="240" w:lineRule="auto"/>
+        <w:ind w:left="927"/>
+        <w:rPr>
+          <w:rFonts w:ascii="Consolas" w:hAnsi="Consolas" w:cs="Times New Roman"/>
+          <w:sz w:val="20"/>
+          <w:szCs w:val="20"/>
+          <w:lang w:eastAsia="en-IN"/>
+        </w:rPr>
+      </w:pPr>
+      <w:r>
+        <w:rPr>
+          <w:rFonts w:ascii="Consolas" w:hAnsi="Consolas" w:cs="Times New Roman"/>
+          <w:sz w:val="20"/>
+          <w:szCs w:val="20"/>
+          <w:lang w:eastAsia="en-IN"/>
+        </w:rPr>
+        <w:t>            while(charStack.top()!='('){</w:t>
+      </w:r>
+    </w:p>
+    <w:p>
+      <w:pPr>
+        <w:spacing w:after="0" w:line="240" w:lineRule="auto"/>
+        <w:ind w:left="927"/>
+        <w:rPr>
+          <w:rFonts w:ascii="Consolas" w:hAnsi="Consolas" w:cs="Times New Roman"/>
+          <w:sz w:val="20"/>
+          <w:szCs w:val="20"/>
+          <w:lang w:eastAsia="en-IN"/>
+        </w:rPr>
+      </w:pPr>
+      <w:r>
+        <w:rPr>
+          <w:rFonts w:ascii="Consolas" w:hAnsi="Consolas" w:cs="Times New Roman"/>
+          <w:sz w:val="20"/>
+          <w:szCs w:val="20"/>
+          <w:lang w:eastAsia="en-IN"/>
+        </w:rPr>
+        <w:t>                output+=charStack.top();</w:t>
+      </w:r>
+    </w:p>
+    <w:p>
+      <w:pPr>
+        <w:spacing w:after="0" w:line="240" w:lineRule="auto"/>
+        <w:ind w:left="927"/>
+        <w:rPr>
+          <w:rFonts w:ascii="Consolas" w:hAnsi="Consolas" w:cs="Times New Roman"/>
+          <w:sz w:val="20"/>
+          <w:szCs w:val="20"/>
+          <w:lang w:eastAsia="en-IN"/>
+        </w:rPr>
+      </w:pPr>
+      <w:r>
+        <w:rPr>
+          <w:rFonts w:ascii="Consolas" w:hAnsi="Consolas" w:cs="Times New Roman"/>
+          <w:sz w:val="20"/>
+          <w:szCs w:val="20"/>
+          <w:lang w:eastAsia="en-IN"/>
+        </w:rPr>
+        <w:t>                charStack.pop();</w:t>
+      </w:r>
+    </w:p>
+    <w:p>
+      <w:pPr>
+        <w:spacing w:after="0" w:line="240" w:lineRule="auto"/>
+        <w:ind w:left="927"/>
+        <w:rPr>
+          <w:rFonts w:ascii="Consolas" w:hAnsi="Consolas" w:cs="Times New Roman"/>
+          <w:sz w:val="20"/>
+          <w:szCs w:val="20"/>
+          <w:lang w:eastAsia="en-IN"/>
+        </w:rPr>
+      </w:pPr>
+      <w:r>
+        <w:rPr>
+          <w:rFonts w:ascii="Consolas" w:hAnsi="Consolas" w:cs="Times New Roman"/>
+          <w:sz w:val="20"/>
+          <w:szCs w:val="20"/>
+          <w:lang w:eastAsia="en-IN"/>
+        </w:rPr>
+        <w:t>            }</w:t>
+      </w:r>
+    </w:p>
+    <w:p>
+      <w:pPr>
+        <w:spacing w:after="0" w:line="240" w:lineRule="auto"/>
+        <w:ind w:left="927"/>
+        <w:rPr>
+          <w:rFonts w:ascii="Consolas" w:hAnsi="Consolas" w:cs="Times New Roman"/>
+          <w:sz w:val="20"/>
+          <w:szCs w:val="20"/>
+          <w:lang w:eastAsia="en-IN"/>
+        </w:rPr>
+      </w:pPr>
+      <w:r>
+        <w:rPr>
+          <w:rFonts w:ascii="Consolas" w:hAnsi="Consolas" w:cs="Times New Roman"/>
+          <w:sz w:val="20"/>
+          <w:szCs w:val="20"/>
+          <w:lang w:eastAsia="en-IN"/>
+        </w:rPr>
+        <w:t>            charStack.pop();</w:t>
+      </w:r>
+    </w:p>
+    <w:p>
+      <w:pPr>
+        <w:spacing w:after="0" w:line="240" w:lineRule="auto"/>
+        <w:ind w:left="927"/>
+        <w:rPr>
+          <w:rFonts w:ascii="Consolas" w:hAnsi="Consolas" w:cs="Times New Roman"/>
+          <w:sz w:val="20"/>
+          <w:szCs w:val="20"/>
+          <w:lang w:eastAsia="en-IN"/>
+        </w:rPr>
+      </w:pPr>
+      <w:r>
+        <w:rPr>
+          <w:rFonts w:ascii="Consolas" w:hAnsi="Consolas" w:cs="Times New Roman"/>
+          <w:sz w:val="20"/>
+          <w:szCs w:val="20"/>
+          <w:lang w:eastAsia="en-IN"/>
+        </w:rPr>
+        <w:t>        }</w:t>
+      </w:r>
+    </w:p>
+    <w:p>
+      <w:pPr>
+        <w:spacing w:after="0" w:line="240" w:lineRule="auto"/>
+        <w:ind w:left="927"/>
+        <w:rPr>
+          <w:rFonts w:ascii="Consolas" w:hAnsi="Consolas" w:cs="Times New Roman"/>
+          <w:sz w:val="20"/>
+          <w:szCs w:val="20"/>
+          <w:lang w:eastAsia="en-IN"/>
+        </w:rPr>
+      </w:pPr>
+      <w:r>
+        <w:rPr>
+          <w:rFonts w:ascii="Consolas" w:hAnsi="Consolas" w:cs="Times New Roman"/>
+          <w:sz w:val="20"/>
+          <w:szCs w:val="20"/>
+          <w:lang w:eastAsia="en-IN"/>
+        </w:rPr>
+        <w:t>        else{</w:t>
+      </w:r>
+    </w:p>
+    <w:p>
+      <w:pPr>
+        <w:spacing w:after="0" w:line="240" w:lineRule="auto"/>
+        <w:ind w:left="927"/>
+        <w:rPr>
+          <w:rFonts w:ascii="Consolas" w:hAnsi="Consolas" w:cs="Times New Roman"/>
+          <w:sz w:val="20"/>
+          <w:szCs w:val="20"/>
+          <w:lang w:eastAsia="en-IN"/>
+        </w:rPr>
+      </w:pPr>
+      <w:r>
+        <w:rPr>
+          <w:rFonts w:ascii="Consolas" w:hAnsi="Consolas" w:cs="Times New Roman"/>
+          <w:sz w:val="20"/>
+          <w:szCs w:val="20"/>
+          <w:lang w:eastAsia="en-IN"/>
+        </w:rPr>
+        <w:t>            if(isOperator(charStack.top())){</w:t>
+      </w:r>
+    </w:p>
+    <w:p>
+      <w:pPr>
+        <w:spacing w:after="0" w:line="240" w:lineRule="auto"/>
+        <w:ind w:left="927"/>
+        <w:rPr>
+          <w:rFonts w:ascii="Consolas" w:hAnsi="Consolas" w:cs="Times New Roman"/>
+          <w:sz w:val="20"/>
+          <w:szCs w:val="20"/>
+          <w:lang w:eastAsia="en-IN"/>
+        </w:rPr>
+      </w:pPr>
+      <w:r>
+        <w:rPr>
+          <w:rFonts w:ascii="Consolas" w:hAnsi="Consolas" w:cs="Times New Roman"/>
+          <w:sz w:val="20"/>
+          <w:szCs w:val="20"/>
+          <w:lang w:eastAsia="en-IN"/>
+        </w:rPr>
+        <w:t>                if(infix[i]=='^'){</w:t>
+      </w:r>
+    </w:p>
+    <w:p>
+      <w:pPr>
+        <w:spacing w:after="0" w:line="240" w:lineRule="auto"/>
+        <w:ind w:left="927"/>
+        <w:rPr>
+          <w:rFonts w:ascii="Consolas" w:hAnsi="Consolas" w:cs="Times New Roman"/>
+          <w:sz w:val="20"/>
+          <w:szCs w:val="20"/>
+          <w:lang w:eastAsia="en-IN"/>
+        </w:rPr>
+      </w:pPr>
+      <w:r>
+        <w:rPr>
+          <w:rFonts w:ascii="Consolas" w:hAnsi="Consolas" w:cs="Times New Roman"/>
+          <w:sz w:val="20"/>
+          <w:szCs w:val="20"/>
+          <w:lang w:eastAsia="en-IN"/>
+        </w:rPr>
+        <w:t>                    while(getPriority(infix[i])&lt;=getPriority(charStack.top())){</w:t>
+      </w:r>
+    </w:p>
+    <w:p>
+      <w:pPr>
+        <w:spacing w:after="0" w:line="240" w:lineRule="auto"/>
+        <w:ind w:left="927"/>
+        <w:rPr>
+          <w:rFonts w:ascii="Consolas" w:hAnsi="Consolas" w:cs="Times New Roman"/>
+          <w:sz w:val="20"/>
+          <w:szCs w:val="20"/>
+          <w:lang w:eastAsia="en-IN"/>
+        </w:rPr>
+      </w:pPr>
+      <w:r>
+        <w:rPr>
+          <w:rFonts w:ascii="Consolas" w:hAnsi="Consolas" w:cs="Times New Roman"/>
+          <w:sz w:val="20"/>
+          <w:szCs w:val="20"/>
+          <w:lang w:eastAsia="en-IN"/>
+        </w:rPr>
+        <w:t>                    output+=charStack.top();</w:t>
+      </w:r>
+    </w:p>
+    <w:p>
+      <w:pPr>
+        <w:spacing w:after="0" w:line="240" w:lineRule="auto"/>
+        <w:ind w:left="927"/>
+        <w:rPr>
+          <w:rFonts w:ascii="Consolas" w:hAnsi="Consolas" w:cs="Times New Roman"/>
+          <w:sz w:val="20"/>
+          <w:szCs w:val="20"/>
+          <w:lang w:eastAsia="en-IN"/>
+        </w:rPr>
+      </w:pPr>
+      <w:r>
+        <w:rPr>
+          <w:rFonts w:ascii="Consolas" w:hAnsi="Consolas" w:cs="Times New Roman"/>
+          <w:sz w:val="20"/>
+          <w:szCs w:val="20"/>
+          <w:lang w:eastAsia="en-IN"/>
+        </w:rPr>
+        <w:t>                    charStack.pop();</w:t>
+      </w:r>
+    </w:p>
+    <w:p>
+      <w:pPr>
+        <w:spacing w:after="0" w:line="240" w:lineRule="auto"/>
+        <w:ind w:left="927"/>
+        <w:rPr>
+          <w:rFonts w:ascii="Consolas" w:hAnsi="Consolas" w:cs="Times New Roman"/>
+          <w:sz w:val="20"/>
+          <w:szCs w:val="20"/>
+          <w:lang w:eastAsia="en-IN"/>
+        </w:rPr>
+      </w:pPr>
+      <w:r>
+        <w:rPr>
+          <w:rFonts w:ascii="Consolas" w:hAnsi="Consolas" w:cs="Times New Roman"/>
+          <w:sz w:val="20"/>
+          <w:szCs w:val="20"/>
+          <w:lang w:eastAsia="en-IN"/>
+        </w:rPr>
+        <w:t xml:space="preserve">                    } </w:t>
+      </w:r>
+    </w:p>
+    <w:p>
+      <w:pPr>
+        <w:spacing w:after="0" w:line="240" w:lineRule="auto"/>
+        <w:ind w:left="927"/>
+        <w:rPr>
+          <w:rFonts w:ascii="Consolas" w:hAnsi="Consolas" w:cs="Times New Roman"/>
+          <w:sz w:val="20"/>
+          <w:szCs w:val="20"/>
+          <w:lang w:eastAsia="en-IN"/>
+        </w:rPr>
+      </w:pPr>
+      <w:r>
+        <w:rPr>
+          <w:rFonts w:ascii="Consolas" w:hAnsi="Consolas" w:cs="Times New Roman"/>
+          <w:sz w:val="20"/>
+          <w:szCs w:val="20"/>
+          <w:lang w:eastAsia="en-IN"/>
+        </w:rPr>
+        <w:t>                }else{</w:t>
+      </w:r>
+    </w:p>
+    <w:p>
+      <w:pPr>
+        <w:spacing w:after="0" w:line="240" w:lineRule="auto"/>
+        <w:ind w:left="927"/>
+        <w:rPr>
+          <w:rFonts w:ascii="Consolas" w:hAnsi="Consolas" w:cs="Times New Roman"/>
+          <w:sz w:val="20"/>
+          <w:szCs w:val="20"/>
+          <w:lang w:eastAsia="en-IN"/>
+        </w:rPr>
+      </w:pPr>
+      <w:r>
+        <w:rPr>
+          <w:rFonts w:ascii="Consolas" w:hAnsi="Consolas" w:cs="Times New Roman"/>
+          <w:sz w:val="20"/>
+          <w:szCs w:val="20"/>
+          <w:lang w:eastAsia="en-IN"/>
+        </w:rPr>
+        <w:t>                    while(getPriority(infix[i])&lt;getPriority(charStack.top())){</w:t>
+      </w:r>
+    </w:p>
+    <w:p>
+      <w:pPr>
+        <w:spacing w:after="0" w:line="240" w:lineRule="auto"/>
+        <w:ind w:left="927"/>
+        <w:rPr>
+          <w:rFonts w:ascii="Consolas" w:hAnsi="Consolas" w:cs="Times New Roman"/>
+          <w:sz w:val="20"/>
+          <w:szCs w:val="20"/>
+          <w:lang w:eastAsia="en-IN"/>
+        </w:rPr>
+      </w:pPr>
+      <w:r>
+        <w:rPr>
+          <w:rFonts w:ascii="Consolas" w:hAnsi="Consolas" w:cs="Times New Roman"/>
+          <w:sz w:val="20"/>
+          <w:szCs w:val="20"/>
+          <w:lang w:eastAsia="en-IN"/>
+        </w:rPr>
+        <w:t>                    output+=charStack.top();</w:t>
+      </w:r>
+    </w:p>
+    <w:p>
+      <w:pPr>
+        <w:spacing w:after="0" w:line="240" w:lineRule="auto"/>
+        <w:ind w:left="927"/>
+        <w:rPr>
+          <w:rFonts w:ascii="Consolas" w:hAnsi="Consolas" w:cs="Times New Roman"/>
+          <w:sz w:val="20"/>
+          <w:szCs w:val="20"/>
+          <w:lang w:eastAsia="en-IN"/>
+        </w:rPr>
+      </w:pPr>
+      <w:r>
+        <w:rPr>
+          <w:rFonts w:ascii="Consolas" w:hAnsi="Consolas" w:cs="Times New Roman"/>
+          <w:sz w:val="20"/>
+          <w:szCs w:val="20"/>
+          <w:lang w:eastAsia="en-IN"/>
+        </w:rPr>
+        <w:t>                    charStack.pop();</w:t>
+      </w:r>
+    </w:p>
+    <w:p>
+      <w:pPr>
+        <w:spacing w:after="0" w:line="240" w:lineRule="auto"/>
+        <w:ind w:left="927"/>
+        <w:rPr>
+          <w:rFonts w:ascii="Consolas" w:hAnsi="Consolas" w:cs="Times New Roman"/>
+          <w:sz w:val="20"/>
+          <w:szCs w:val="20"/>
+          <w:lang w:eastAsia="en-IN"/>
+        </w:rPr>
+      </w:pPr>
+      <w:r>
+        <w:rPr>
+          <w:rFonts w:ascii="Consolas" w:hAnsi="Consolas" w:cs="Times New Roman"/>
+          <w:sz w:val="20"/>
+          <w:szCs w:val="20"/>
+          <w:lang w:eastAsia="en-IN"/>
+        </w:rPr>
+        <w:t>                    }</w:t>
+      </w:r>
+    </w:p>
+    <w:p>
+      <w:pPr>
+        <w:spacing w:after="0" w:line="240" w:lineRule="auto"/>
+        <w:ind w:left="927"/>
+        <w:rPr>
+          <w:rFonts w:ascii="Consolas" w:hAnsi="Consolas" w:cs="Times New Roman"/>
+          <w:sz w:val="20"/>
+          <w:szCs w:val="20"/>
+          <w:lang w:eastAsia="en-IN"/>
+        </w:rPr>
+      </w:pPr>
+      <w:r>
+        <w:rPr>
+          <w:rFonts w:ascii="Consolas" w:hAnsi="Consolas" w:cs="Times New Roman"/>
+          <w:sz w:val="20"/>
+          <w:szCs w:val="20"/>
+          <w:lang w:eastAsia="en-IN"/>
+        </w:rPr>
+        <w:t>                }</w:t>
+      </w:r>
+    </w:p>
+    <w:p>
+      <w:pPr>
+        <w:spacing w:after="0" w:line="240" w:lineRule="auto"/>
+        <w:ind w:left="927"/>
+        <w:rPr>
+          <w:rFonts w:ascii="Consolas" w:hAnsi="Consolas" w:cs="Times New Roman"/>
+          <w:sz w:val="20"/>
+          <w:szCs w:val="20"/>
+          <w:lang w:eastAsia="en-IN"/>
+        </w:rPr>
+      </w:pPr>
+      <w:r>
+        <w:rPr>
+          <w:rFonts w:ascii="Consolas" w:hAnsi="Consolas" w:cs="Times New Roman"/>
+          <w:sz w:val="20"/>
+          <w:szCs w:val="20"/>
+          <w:lang w:eastAsia="en-IN"/>
+        </w:rPr>
+        <w:t>                charStack.push(infix[i]);</w:t>
+      </w:r>
+    </w:p>
+    <w:p>
+      <w:pPr>
+        <w:spacing w:after="0" w:line="240" w:lineRule="auto"/>
+        <w:ind w:left="927"/>
+        <w:rPr>
+          <w:rFonts w:ascii="Consolas" w:hAnsi="Consolas" w:cs="Times New Roman"/>
+          <w:sz w:val="20"/>
+          <w:szCs w:val="20"/>
+          <w:lang w:eastAsia="en-IN"/>
+        </w:rPr>
+      </w:pPr>
+      <w:r>
+        <w:rPr>
+          <w:rFonts w:ascii="Consolas" w:hAnsi="Consolas" w:cs="Times New Roman"/>
+          <w:sz w:val="20"/>
+          <w:szCs w:val="20"/>
+          <w:lang w:eastAsia="en-IN"/>
+        </w:rPr>
+        <w:t>            }</w:t>
+      </w:r>
+    </w:p>
+    <w:p>
+      <w:pPr>
+        <w:spacing w:after="0" w:line="240" w:lineRule="auto"/>
+        <w:ind w:left="927"/>
+        <w:rPr>
+          <w:rFonts w:ascii="Consolas" w:hAnsi="Consolas" w:cs="Times New Roman"/>
+          <w:sz w:val="20"/>
+          <w:szCs w:val="20"/>
+          <w:lang w:eastAsia="en-IN"/>
+        </w:rPr>
+      </w:pPr>
+      <w:r>
+        <w:rPr>
+          <w:rFonts w:ascii="Consolas" w:hAnsi="Consolas" w:cs="Times New Roman"/>
+          <w:sz w:val="20"/>
+          <w:szCs w:val="20"/>
+          <w:lang w:eastAsia="en-IN"/>
+        </w:rPr>
+        <w:t>        }</w:t>
+      </w:r>
+    </w:p>
+    <w:p>
+      <w:pPr>
+        <w:spacing w:after="0" w:line="240" w:lineRule="auto"/>
+        <w:ind w:left="927"/>
+        <w:rPr>
+          <w:rFonts w:ascii="Consolas" w:hAnsi="Consolas" w:cs="Times New Roman"/>
+          <w:sz w:val="20"/>
+          <w:szCs w:val="20"/>
+          <w:lang w:eastAsia="en-IN"/>
+        </w:rPr>
+      </w:pPr>
+      <w:r>
+        <w:rPr>
+          <w:rFonts w:ascii="Consolas" w:hAnsi="Consolas" w:cs="Times New Roman"/>
+          <w:sz w:val="20"/>
+          <w:szCs w:val="20"/>
+          <w:lang w:eastAsia="en-IN"/>
+        </w:rPr>
+        <w:t>    }</w:t>
+      </w:r>
+    </w:p>
+    <w:p>
+      <w:pPr>
+        <w:spacing w:after="0" w:line="240" w:lineRule="auto"/>
+        <w:ind w:left="927"/>
+        <w:rPr>
+          <w:rFonts w:ascii="Consolas" w:hAnsi="Consolas" w:cs="Times New Roman"/>
+          <w:sz w:val="20"/>
+          <w:szCs w:val="20"/>
+          <w:lang w:eastAsia="en-IN"/>
+        </w:rPr>
+      </w:pPr>
+      <w:r>
+        <w:rPr>
+          <w:rFonts w:ascii="Consolas" w:hAnsi="Consolas" w:cs="Times New Roman"/>
+          <w:sz w:val="20"/>
+          <w:szCs w:val="20"/>
+          <w:lang w:eastAsia="en-IN"/>
+        </w:rPr>
+        <w:t>    return output;</w:t>
+      </w:r>
+    </w:p>
+    <w:p>
+      <w:pPr>
+        <w:spacing w:after="0" w:line="240" w:lineRule="auto"/>
+        <w:ind w:left="927"/>
+        <w:rPr>
+          <w:rFonts w:ascii="Consolas" w:hAnsi="Consolas" w:cs="Times New Roman"/>
+          <w:sz w:val="20"/>
+          <w:szCs w:val="20"/>
+          <w:lang w:eastAsia="en-IN"/>
+        </w:rPr>
+      </w:pPr>
+      <w:r>
+        <w:rPr>
+          <w:rFonts w:ascii="Consolas" w:hAnsi="Consolas" w:cs="Times New Roman"/>
+          <w:sz w:val="20"/>
+          <w:szCs w:val="20"/>
+          <w:lang w:eastAsia="en-IN"/>
+        </w:rPr>
+        <w:t>}</w:t>
+      </w:r>
+    </w:p>
+    <w:p>
+      <w:pPr>
+        <w:spacing w:after="0" w:line="240" w:lineRule="auto"/>
+        <w:ind w:left="927"/>
+        <w:rPr>
+          <w:rFonts w:ascii="Consolas" w:hAnsi="Consolas" w:cs="Times New Roman"/>
+          <w:sz w:val="20"/>
+          <w:szCs w:val="20"/>
+          <w:lang w:eastAsia="en-IN"/>
+        </w:rPr>
+      </w:pPr>
+      <w:r>
+        <w:rPr>
+          <w:rFonts w:ascii="Consolas" w:hAnsi="Consolas" w:cs="Times New Roman"/>
+          <w:sz w:val="20"/>
+          <w:szCs w:val="20"/>
+          <w:lang w:eastAsia="en-IN"/>
+        </w:rPr>
+        <w:t>string infixToPrefix(string infix){</w:t>
+      </w:r>
+    </w:p>
+    <w:p>
+      <w:pPr>
+        <w:spacing w:after="0" w:line="240" w:lineRule="auto"/>
+        <w:ind w:left="927"/>
+        <w:rPr>
+          <w:rFonts w:ascii="Consolas" w:hAnsi="Consolas" w:cs="Times New Roman"/>
+          <w:sz w:val="20"/>
+          <w:szCs w:val="20"/>
+          <w:lang w:eastAsia="en-IN"/>
+        </w:rPr>
+      </w:pPr>
+      <w:r>
+        <w:rPr>
+          <w:rFonts w:ascii="Consolas" w:hAnsi="Consolas" w:cs="Times New Roman"/>
+          <w:sz w:val="20"/>
+          <w:szCs w:val="20"/>
+          <w:lang w:eastAsia="en-IN"/>
+        </w:rPr>
+        <w:t>    int l = infix.length();</w:t>
+      </w:r>
+    </w:p>
+    <w:p>
+      <w:pPr>
+        <w:spacing w:after="0" w:line="240" w:lineRule="auto"/>
+        <w:ind w:left="927"/>
+        <w:rPr>
+          <w:rFonts w:ascii="Consolas" w:hAnsi="Consolas" w:cs="Times New Roman"/>
+          <w:sz w:val="20"/>
+          <w:szCs w:val="20"/>
+          <w:lang w:eastAsia="en-IN"/>
+        </w:rPr>
+      </w:pPr>
+      <w:r>
+        <w:rPr>
+          <w:rFonts w:ascii="Consolas" w:hAnsi="Consolas" w:cs="Times New Roman"/>
+          <w:sz w:val="20"/>
+          <w:szCs w:val="20"/>
+          <w:lang w:eastAsia="en-IN"/>
+        </w:rPr>
+        <w:t>    reverse(infix.begin(),infix.end());</w:t>
+      </w:r>
+    </w:p>
+    <w:p>
+      <w:pPr>
+        <w:spacing w:after="0" w:line="240" w:lineRule="auto"/>
+        <w:ind w:left="927"/>
+        <w:rPr>
+          <w:rFonts w:ascii="Consolas" w:hAnsi="Consolas" w:cs="Times New Roman"/>
+          <w:sz w:val="20"/>
+          <w:szCs w:val="20"/>
+          <w:lang w:eastAsia="en-IN"/>
+        </w:rPr>
+      </w:pPr>
+      <w:r>
+        <w:rPr>
+          <w:rFonts w:ascii="Consolas" w:hAnsi="Consolas" w:cs="Times New Roman"/>
+          <w:sz w:val="20"/>
+          <w:szCs w:val="20"/>
+          <w:lang w:eastAsia="en-IN"/>
+        </w:rPr>
+        <w:t>    for(int i=0;i&lt;l;i++){</w:t>
+      </w:r>
+    </w:p>
+    <w:p>
+      <w:pPr>
+        <w:spacing w:after="0" w:line="240" w:lineRule="auto"/>
+        <w:ind w:left="927"/>
+        <w:rPr>
+          <w:rFonts w:ascii="Consolas" w:hAnsi="Consolas" w:cs="Times New Roman"/>
+          <w:sz w:val="20"/>
+          <w:szCs w:val="20"/>
+          <w:lang w:eastAsia="en-IN"/>
+        </w:rPr>
+      </w:pPr>
+      <w:r>
+        <w:rPr>
+          <w:rFonts w:ascii="Consolas" w:hAnsi="Consolas" w:cs="Times New Roman"/>
+          <w:sz w:val="20"/>
+          <w:szCs w:val="20"/>
+          <w:lang w:eastAsia="en-IN"/>
+        </w:rPr>
+        <w:t>        if(infix[i]=='('){</w:t>
+      </w:r>
+    </w:p>
+    <w:p>
+      <w:pPr>
+        <w:spacing w:after="0" w:line="240" w:lineRule="auto"/>
+        <w:ind w:left="927"/>
+        <w:rPr>
+          <w:rFonts w:ascii="Consolas" w:hAnsi="Consolas" w:cs="Times New Roman"/>
+          <w:sz w:val="20"/>
+          <w:szCs w:val="20"/>
+          <w:lang w:eastAsia="en-IN"/>
+        </w:rPr>
+      </w:pPr>
+      <w:r>
+        <w:rPr>
+          <w:rFonts w:ascii="Consolas" w:hAnsi="Consolas" w:cs="Times New Roman"/>
+          <w:sz w:val="20"/>
+          <w:szCs w:val="20"/>
+          <w:lang w:eastAsia="en-IN"/>
+        </w:rPr>
+        <w:t>            infix[i]=')';</w:t>
+      </w:r>
+    </w:p>
+    <w:p>
+      <w:pPr>
+        <w:spacing w:after="0" w:line="240" w:lineRule="auto"/>
+        <w:ind w:left="927"/>
+        <w:rPr>
+          <w:rFonts w:ascii="Consolas" w:hAnsi="Consolas" w:cs="Times New Roman"/>
+          <w:sz w:val="20"/>
+          <w:szCs w:val="20"/>
+          <w:lang w:eastAsia="en-IN"/>
+        </w:rPr>
+      </w:pPr>
+      <w:r>
+        <w:rPr>
+          <w:rFonts w:ascii="Consolas" w:hAnsi="Consolas" w:cs="Times New Roman"/>
+          <w:sz w:val="20"/>
+          <w:szCs w:val="20"/>
+          <w:lang w:eastAsia="en-IN"/>
+        </w:rPr>
+        <w:t>        }</w:t>
+      </w:r>
+    </w:p>
+    <w:p>
+      <w:pPr>
+        <w:spacing w:after="0" w:line="240" w:lineRule="auto"/>
+        <w:ind w:left="927"/>
+        <w:rPr>
+          <w:rFonts w:ascii="Consolas" w:hAnsi="Consolas" w:cs="Times New Roman"/>
+          <w:sz w:val="20"/>
+          <w:szCs w:val="20"/>
+          <w:lang w:eastAsia="en-IN"/>
+        </w:rPr>
+      </w:pPr>
+      <w:r>
+        <w:rPr>
+          <w:rFonts w:ascii="Consolas" w:hAnsi="Consolas" w:cs="Times New Roman"/>
+          <w:sz w:val="20"/>
+          <w:szCs w:val="20"/>
+          <w:lang w:eastAsia="en-IN"/>
+        </w:rPr>
+        <w:t>        else if(infix[i]==')'){</w:t>
+      </w:r>
+    </w:p>
+    <w:p>
+      <w:pPr>
+        <w:spacing w:after="0" w:line="240" w:lineRule="auto"/>
+        <w:ind w:left="927"/>
+        <w:rPr>
+          <w:rFonts w:ascii="Consolas" w:hAnsi="Consolas" w:cs="Times New Roman"/>
+          <w:sz w:val="20"/>
+          <w:szCs w:val="20"/>
+          <w:lang w:eastAsia="en-IN"/>
+        </w:rPr>
+      </w:pPr>
+      <w:r>
+        <w:rPr>
+          <w:rFonts w:ascii="Consolas" w:hAnsi="Consolas" w:cs="Times New Roman"/>
+          <w:sz w:val="20"/>
+          <w:szCs w:val="20"/>
+          <w:lang w:eastAsia="en-IN"/>
+        </w:rPr>
+        <w:t>            infix[i]='(';</w:t>
+      </w:r>
+    </w:p>
+    <w:p>
+      <w:pPr>
+        <w:spacing w:after="0" w:line="240" w:lineRule="auto"/>
+        <w:ind w:left="927"/>
+        <w:rPr>
+          <w:rFonts w:ascii="Consolas" w:hAnsi="Consolas" w:cs="Times New Roman"/>
+          <w:sz w:val="20"/>
+          <w:szCs w:val="20"/>
+          <w:lang w:eastAsia="en-IN"/>
+        </w:rPr>
+      </w:pPr>
+      <w:r>
+        <w:rPr>
+          <w:rFonts w:ascii="Consolas" w:hAnsi="Consolas" w:cs="Times New Roman"/>
+          <w:sz w:val="20"/>
+          <w:szCs w:val="20"/>
+          <w:lang w:eastAsia="en-IN"/>
+        </w:rPr>
+        <w:t>            i++;</w:t>
+      </w:r>
+    </w:p>
+    <w:p>
+      <w:pPr>
+        <w:spacing w:after="0" w:line="240" w:lineRule="auto"/>
+        <w:ind w:left="927"/>
+        <w:rPr>
+          <w:rFonts w:ascii="Consolas" w:hAnsi="Consolas" w:cs="Times New Roman"/>
+          <w:sz w:val="20"/>
+          <w:szCs w:val="20"/>
+          <w:lang w:eastAsia="en-IN"/>
+        </w:rPr>
+      </w:pPr>
+      <w:r>
+        <w:rPr>
+          <w:rFonts w:ascii="Consolas" w:hAnsi="Consolas" w:cs="Times New Roman"/>
+          <w:sz w:val="20"/>
+          <w:szCs w:val="20"/>
+          <w:lang w:eastAsia="en-IN"/>
+        </w:rPr>
+        <w:t>        }</w:t>
+      </w:r>
+    </w:p>
+    <w:p>
+      <w:pPr>
+        <w:spacing w:after="0" w:line="240" w:lineRule="auto"/>
+        <w:ind w:left="927"/>
+        <w:rPr>
+          <w:rFonts w:ascii="Consolas" w:hAnsi="Consolas" w:cs="Times New Roman"/>
+          <w:sz w:val="20"/>
+          <w:szCs w:val="20"/>
+          <w:lang w:eastAsia="en-IN"/>
+        </w:rPr>
+      </w:pPr>
+      <w:r>
+        <w:rPr>
+          <w:rFonts w:ascii="Consolas" w:hAnsi="Consolas" w:cs="Times New Roman"/>
+          <w:sz w:val="20"/>
+          <w:szCs w:val="20"/>
+          <w:lang w:eastAsia="en-IN"/>
+        </w:rPr>
+        <w:t>        }</w:t>
+      </w:r>
+    </w:p>
+    <w:p>
+      <w:pPr>
+        <w:spacing w:after="0" w:line="240" w:lineRule="auto"/>
+        <w:ind w:left="927"/>
+        <w:rPr>
+          <w:rFonts w:ascii="Consolas" w:hAnsi="Consolas" w:cs="Times New Roman"/>
+          <w:sz w:val="20"/>
+          <w:szCs w:val="20"/>
+          <w:lang w:eastAsia="en-IN"/>
+        </w:rPr>
+      </w:pPr>
+      <w:r>
+        <w:rPr>
+          <w:rFonts w:ascii="Consolas" w:hAnsi="Consolas" w:cs="Times New Roman"/>
+          <w:sz w:val="20"/>
+          <w:szCs w:val="20"/>
+          <w:lang w:eastAsia="en-IN"/>
+        </w:rPr>
+        <w:t>    string prefix = infixToPostfix(infix);</w:t>
+      </w:r>
+    </w:p>
+    <w:p>
+      <w:pPr>
+        <w:spacing w:after="0" w:line="240" w:lineRule="auto"/>
+        <w:ind w:left="927"/>
+        <w:rPr>
+          <w:rFonts w:ascii="Consolas" w:hAnsi="Consolas" w:cs="Times New Roman"/>
+          <w:sz w:val="20"/>
+          <w:szCs w:val="20"/>
+          <w:lang w:eastAsia="en-IN"/>
+        </w:rPr>
+      </w:pPr>
+      <w:r>
+        <w:rPr>
+          <w:rFonts w:ascii="Consolas" w:hAnsi="Consolas" w:cs="Times New Roman"/>
+          <w:sz w:val="20"/>
+          <w:szCs w:val="20"/>
+          <w:lang w:eastAsia="en-IN"/>
+        </w:rPr>
+        <w:t>    reverse(prefix.begin(),prefix.end());</w:t>
+      </w:r>
+    </w:p>
+    <w:p>
+      <w:pPr>
+        <w:spacing w:after="0" w:line="240" w:lineRule="auto"/>
+        <w:ind w:left="927"/>
+        <w:rPr>
+          <w:rFonts w:ascii="Consolas" w:hAnsi="Consolas" w:cs="Times New Roman"/>
+          <w:sz w:val="20"/>
+          <w:szCs w:val="20"/>
+          <w:lang w:eastAsia="en-IN"/>
+        </w:rPr>
+      </w:pPr>
+      <w:r>
+        <w:rPr>
+          <w:rFonts w:ascii="Consolas" w:hAnsi="Consolas" w:cs="Times New Roman"/>
+          <w:sz w:val="20"/>
+          <w:szCs w:val="20"/>
+          <w:lang w:eastAsia="en-IN"/>
+        </w:rPr>
+        <w:t>    return prefix;</w:t>
+      </w:r>
+    </w:p>
+    <w:p>
+      <w:pPr>
+        <w:spacing w:after="0" w:line="240" w:lineRule="auto"/>
+        <w:ind w:left="927"/>
+        <w:rPr>
+          <w:rFonts w:ascii="Consolas" w:hAnsi="Consolas" w:cs="Times New Roman"/>
+          <w:sz w:val="20"/>
+          <w:szCs w:val="20"/>
+          <w:lang w:eastAsia="en-IN"/>
+        </w:rPr>
+      </w:pPr>
+      <w:r>
+        <w:rPr>
+          <w:rFonts w:ascii="Consolas" w:hAnsi="Consolas" w:cs="Times New Roman"/>
+          <w:sz w:val="20"/>
+          <w:szCs w:val="20"/>
+          <w:lang w:eastAsia="en-IN"/>
+        </w:rPr>
+        <w:t>    }</w:t>
+      </w:r>
+    </w:p>
+    <w:p>
+      <w:pPr>
+        <w:spacing w:after="0" w:line="240" w:lineRule="auto"/>
+        <w:ind w:left="927"/>
+        <w:rPr>
+          <w:rFonts w:ascii="Consolas" w:hAnsi="Consolas" w:cs="Times New Roman"/>
+          <w:sz w:val="20"/>
+          <w:szCs w:val="20"/>
+          <w:lang w:eastAsia="en-IN"/>
+        </w:rPr>
+      </w:pPr>
+      <w:r>
+        <w:rPr>
+          <w:rFonts w:ascii="Consolas" w:hAnsi="Consolas" w:cs="Times New Roman"/>
+          <w:sz w:val="20"/>
+          <w:szCs w:val="20"/>
+          <w:lang w:eastAsia="en-IN"/>
+        </w:rPr>
+        <w:t>int evaluatePostfix(string postfix){</w:t>
+      </w:r>
+    </w:p>
+    <w:p>
+      <w:pPr>
+        <w:spacing w:after="0" w:line="240" w:lineRule="auto"/>
+        <w:ind w:left="927"/>
+        <w:rPr>
+          <w:rFonts w:ascii="Consolas" w:hAnsi="Consolas" w:cs="Times New Roman"/>
+          <w:sz w:val="20"/>
+          <w:szCs w:val="20"/>
+          <w:lang w:eastAsia="en-IN"/>
+        </w:rPr>
+      </w:pPr>
+      <w:r>
+        <w:rPr>
+          <w:rFonts w:ascii="Consolas" w:hAnsi="Consolas" w:cs="Times New Roman"/>
+          <w:sz w:val="20"/>
+          <w:szCs w:val="20"/>
+          <w:lang w:eastAsia="en-IN"/>
+        </w:rPr>
+        <w:t>    stack&lt;int&gt; s1;</w:t>
+      </w:r>
+    </w:p>
+    <w:p>
+      <w:pPr>
+        <w:spacing w:after="0" w:line="240" w:lineRule="auto"/>
+        <w:ind w:left="927"/>
+        <w:rPr>
+          <w:rFonts w:ascii="Consolas" w:hAnsi="Consolas" w:cs="Times New Roman"/>
+          <w:sz w:val="20"/>
+          <w:szCs w:val="20"/>
+          <w:lang w:eastAsia="en-IN"/>
+        </w:rPr>
+      </w:pPr>
+      <w:r>
+        <w:rPr>
+          <w:rFonts w:ascii="Consolas" w:hAnsi="Consolas" w:cs="Times New Roman"/>
+          <w:sz w:val="20"/>
+          <w:szCs w:val="20"/>
+          <w:lang w:eastAsia="en-IN"/>
+        </w:rPr>
+        <w:t>    int l = postfix.length();</w:t>
+      </w:r>
+    </w:p>
+    <w:p>
+      <w:pPr>
+        <w:spacing w:after="0" w:line="240" w:lineRule="auto"/>
+        <w:ind w:left="927"/>
+        <w:rPr>
+          <w:rFonts w:ascii="Consolas" w:hAnsi="Consolas" w:cs="Times New Roman"/>
+          <w:sz w:val="20"/>
+          <w:szCs w:val="20"/>
+          <w:lang w:eastAsia="en-IN"/>
+        </w:rPr>
+      </w:pPr>
+      <w:r>
+        <w:rPr>
+          <w:rFonts w:ascii="Consolas" w:hAnsi="Consolas" w:cs="Times New Roman"/>
+          <w:sz w:val="20"/>
+          <w:szCs w:val="20"/>
+          <w:lang w:eastAsia="en-IN"/>
+        </w:rPr>
+        <w:t>    for(int i=0;i&lt;l;i++){</w:t>
+      </w:r>
+    </w:p>
+    <w:p>
+      <w:pPr>
+        <w:spacing w:after="0" w:line="240" w:lineRule="auto"/>
+        <w:ind w:left="927"/>
+        <w:rPr>
+          <w:rFonts w:ascii="Consolas" w:hAnsi="Consolas" w:cs="Times New Roman"/>
+          <w:sz w:val="20"/>
+          <w:szCs w:val="20"/>
+          <w:lang w:eastAsia="en-IN"/>
+        </w:rPr>
+      </w:pPr>
+      <w:r>
+        <w:rPr>
+          <w:rFonts w:ascii="Consolas" w:hAnsi="Consolas" w:cs="Times New Roman"/>
+          <w:sz w:val="20"/>
+          <w:szCs w:val="20"/>
+          <w:lang w:eastAsia="en-IN"/>
+        </w:rPr>
+        <w:t>        if(isdigit(postfix[i])){</w:t>
+      </w:r>
+    </w:p>
+    <w:p>
+      <w:pPr>
+        <w:spacing w:after="0" w:line="240" w:lineRule="auto"/>
+        <w:ind w:left="927"/>
+        <w:rPr>
+          <w:rFonts w:ascii="Consolas" w:hAnsi="Consolas" w:cs="Times New Roman"/>
+          <w:sz w:val="20"/>
+          <w:szCs w:val="20"/>
+          <w:lang w:eastAsia="en-IN"/>
+        </w:rPr>
+      </w:pPr>
+      <w:r>
+        <w:rPr>
+          <w:rFonts w:ascii="Consolas" w:hAnsi="Consolas" w:cs="Times New Roman"/>
+          <w:sz w:val="20"/>
+          <w:szCs w:val="20"/>
+          <w:lang w:eastAsia="en-IN"/>
+        </w:rPr>
+        <w:t>            s1.push(postfix[i]-'0');</w:t>
+      </w:r>
+    </w:p>
+    <w:p>
+      <w:pPr>
+        <w:spacing w:after="0" w:line="240" w:lineRule="auto"/>
+        <w:ind w:left="927"/>
+        <w:rPr>
+          <w:rFonts w:ascii="Consolas" w:hAnsi="Consolas" w:cs="Times New Roman"/>
+          <w:sz w:val="20"/>
+          <w:szCs w:val="20"/>
+          <w:lang w:eastAsia="en-IN"/>
+        </w:rPr>
+      </w:pPr>
+      <w:r>
+        <w:rPr>
+          <w:rFonts w:ascii="Consolas" w:hAnsi="Consolas" w:cs="Times New Roman"/>
+          <w:sz w:val="20"/>
+          <w:szCs w:val="20"/>
+          <w:lang w:eastAsia="en-IN"/>
+        </w:rPr>
+        <w:t>        }</w:t>
+      </w:r>
+    </w:p>
+    <w:p>
+      <w:pPr>
+        <w:spacing w:after="0" w:line="240" w:lineRule="auto"/>
+        <w:ind w:left="927"/>
+        <w:rPr>
+          <w:rFonts w:ascii="Consolas" w:hAnsi="Consolas" w:cs="Times New Roman"/>
+          <w:sz w:val="20"/>
+          <w:szCs w:val="20"/>
+          <w:lang w:eastAsia="en-IN"/>
+        </w:rPr>
+      </w:pPr>
+      <w:r>
+        <w:rPr>
+          <w:rFonts w:ascii="Consolas" w:hAnsi="Consolas" w:cs="Times New Roman"/>
+          <w:sz w:val="20"/>
+          <w:szCs w:val="20"/>
+          <w:lang w:eastAsia="en-IN"/>
+        </w:rPr>
+        <w:t>        else{</w:t>
+      </w:r>
+    </w:p>
+    <w:p>
+      <w:pPr>
+        <w:spacing w:after="0" w:line="240" w:lineRule="auto"/>
+        <w:ind w:left="927"/>
+        <w:rPr>
+          <w:rFonts w:ascii="Consolas" w:hAnsi="Consolas" w:cs="Times New Roman"/>
+          <w:sz w:val="20"/>
+          <w:szCs w:val="20"/>
+          <w:lang w:eastAsia="en-IN"/>
+        </w:rPr>
+      </w:pPr>
+      <w:r>
+        <w:rPr>
+          <w:rFonts w:ascii="Consolas" w:hAnsi="Consolas" w:cs="Times New Roman"/>
+          <w:sz w:val="20"/>
+          <w:szCs w:val="20"/>
+          <w:lang w:eastAsia="en-IN"/>
+        </w:rPr>
+        <w:t>            int val1 = s1.top();</w:t>
+      </w:r>
+    </w:p>
+    <w:p>
+      <w:pPr>
+        <w:spacing w:after="0" w:line="240" w:lineRule="auto"/>
+        <w:ind w:left="927"/>
+        <w:rPr>
+          <w:rFonts w:ascii="Consolas" w:hAnsi="Consolas" w:cs="Times New Roman"/>
+          <w:sz w:val="20"/>
+          <w:szCs w:val="20"/>
+          <w:lang w:eastAsia="en-IN"/>
+        </w:rPr>
+      </w:pPr>
+      <w:r>
+        <w:rPr>
+          <w:rFonts w:ascii="Consolas" w:hAnsi="Consolas" w:cs="Times New Roman"/>
+          <w:sz w:val="20"/>
+          <w:szCs w:val="20"/>
+          <w:lang w:eastAsia="en-IN"/>
+        </w:rPr>
+        <w:t>            s1.pop();</w:t>
+      </w:r>
+    </w:p>
+    <w:p>
+      <w:pPr>
+        <w:spacing w:after="0" w:line="240" w:lineRule="auto"/>
+        <w:ind w:left="927"/>
+        <w:rPr>
+          <w:rFonts w:ascii="Consolas" w:hAnsi="Consolas" w:cs="Times New Roman"/>
+          <w:sz w:val="20"/>
+          <w:szCs w:val="20"/>
+          <w:lang w:eastAsia="en-IN"/>
+        </w:rPr>
+      </w:pPr>
+      <w:r>
+        <w:rPr>
+          <w:rFonts w:ascii="Consolas" w:hAnsi="Consolas" w:cs="Times New Roman"/>
+          <w:sz w:val="20"/>
+          <w:szCs w:val="20"/>
+          <w:lang w:eastAsia="en-IN"/>
+        </w:rPr>
+        <w:t>            int val2 = s1.top();</w:t>
+      </w:r>
+    </w:p>
+    <w:p>
+      <w:pPr>
+        <w:spacing w:after="0" w:line="240" w:lineRule="auto"/>
+        <w:ind w:left="927"/>
+        <w:rPr>
+          <w:rFonts w:ascii="Consolas" w:hAnsi="Consolas" w:cs="Times New Roman"/>
+          <w:sz w:val="20"/>
+          <w:szCs w:val="20"/>
+          <w:lang w:eastAsia="en-IN"/>
+        </w:rPr>
+      </w:pPr>
+      <w:r>
+        <w:rPr>
+          <w:rFonts w:ascii="Consolas" w:hAnsi="Consolas" w:cs="Times New Roman"/>
+          <w:sz w:val="20"/>
+          <w:szCs w:val="20"/>
+          <w:lang w:eastAsia="en-IN"/>
+        </w:rPr>
+        <w:t>            s1.pop();</w:t>
+      </w:r>
+    </w:p>
+    <w:p>
+      <w:pPr>
+        <w:spacing w:after="0" w:line="240" w:lineRule="auto"/>
+        <w:ind w:left="927"/>
+        <w:rPr>
+          <w:rFonts w:ascii="Consolas" w:hAnsi="Consolas" w:cs="Times New Roman"/>
+          <w:sz w:val="20"/>
+          <w:szCs w:val="20"/>
+          <w:lang w:eastAsia="en-IN"/>
+        </w:rPr>
+      </w:pPr>
+      <w:r>
+        <w:rPr>
+          <w:rFonts w:ascii="Consolas" w:hAnsi="Consolas" w:cs="Times New Roman"/>
+          <w:sz w:val="20"/>
+          <w:szCs w:val="20"/>
+          <w:lang w:eastAsia="en-IN"/>
+        </w:rPr>
+        <w:t>            switch(postfix[i]){</w:t>
+      </w:r>
+    </w:p>
+    <w:p>
+      <w:pPr>
+        <w:spacing w:after="0" w:line="240" w:lineRule="auto"/>
+        <w:ind w:left="927"/>
+        <w:rPr>
+          <w:rFonts w:ascii="Consolas" w:hAnsi="Consolas" w:cs="Times New Roman"/>
+          <w:sz w:val="20"/>
+          <w:szCs w:val="20"/>
+          <w:lang w:eastAsia="en-IN"/>
+        </w:rPr>
+      </w:pPr>
+      <w:r>
+        <w:rPr>
+          <w:rFonts w:ascii="Consolas" w:hAnsi="Consolas" w:cs="Times New Roman"/>
+          <w:sz w:val="20"/>
+          <w:szCs w:val="20"/>
+          <w:lang w:eastAsia="en-IN"/>
+        </w:rPr>
+        <w:t>                case '+':</w:t>
+      </w:r>
+    </w:p>
+    <w:p>
+      <w:pPr>
+        <w:spacing w:after="0" w:line="240" w:lineRule="auto"/>
+        <w:ind w:left="927"/>
+        <w:rPr>
+          <w:rFonts w:ascii="Consolas" w:hAnsi="Consolas" w:cs="Times New Roman"/>
+          <w:sz w:val="20"/>
+          <w:szCs w:val="20"/>
+          <w:lang w:eastAsia="en-IN"/>
+        </w:rPr>
+      </w:pPr>
+      <w:r>
+        <w:rPr>
+          <w:rFonts w:ascii="Consolas" w:hAnsi="Consolas" w:cs="Times New Roman"/>
+          <w:sz w:val="20"/>
+          <w:szCs w:val="20"/>
+          <w:lang w:eastAsia="en-IN"/>
+        </w:rPr>
+        <w:t>                    s1.push(val2+val1);</w:t>
+      </w:r>
+    </w:p>
+    <w:p>
+      <w:pPr>
+        <w:spacing w:after="0" w:line="240" w:lineRule="auto"/>
+        <w:ind w:left="927"/>
+        <w:rPr>
+          <w:rFonts w:ascii="Consolas" w:hAnsi="Consolas" w:cs="Times New Roman"/>
+          <w:sz w:val="20"/>
+          <w:szCs w:val="20"/>
+          <w:lang w:eastAsia="en-IN"/>
+        </w:rPr>
+      </w:pPr>
+      <w:r>
+        <w:rPr>
+          <w:rFonts w:ascii="Consolas" w:hAnsi="Consolas" w:cs="Times New Roman"/>
+          <w:sz w:val="20"/>
+          <w:szCs w:val="20"/>
+          <w:lang w:eastAsia="en-IN"/>
+        </w:rPr>
+        <w:t>                    break;</w:t>
+      </w:r>
+    </w:p>
+    <w:p>
+      <w:pPr>
+        <w:spacing w:after="0" w:line="240" w:lineRule="auto"/>
+        <w:ind w:left="927"/>
+        <w:rPr>
+          <w:rFonts w:ascii="Consolas" w:hAnsi="Consolas" w:cs="Times New Roman"/>
+          <w:sz w:val="20"/>
+          <w:szCs w:val="20"/>
+          <w:lang w:eastAsia="en-IN"/>
+        </w:rPr>
+      </w:pPr>
+      <w:r>
+        <w:rPr>
+          <w:rFonts w:ascii="Consolas" w:hAnsi="Consolas" w:cs="Times New Roman"/>
+          <w:sz w:val="20"/>
+          <w:szCs w:val="20"/>
+          <w:lang w:eastAsia="en-IN"/>
+        </w:rPr>
+        <w:t>                case '-':</w:t>
+      </w:r>
+    </w:p>
+    <w:p>
+      <w:pPr>
+        <w:spacing w:after="0" w:line="240" w:lineRule="auto"/>
+        <w:ind w:left="927"/>
+        <w:rPr>
+          <w:rFonts w:ascii="Consolas" w:hAnsi="Consolas" w:cs="Times New Roman"/>
+          <w:sz w:val="20"/>
+          <w:szCs w:val="20"/>
+          <w:lang w:eastAsia="en-IN"/>
+        </w:rPr>
+      </w:pPr>
+      <w:r>
+        <w:rPr>
+          <w:rFonts w:ascii="Consolas" w:hAnsi="Consolas" w:cs="Times New Roman"/>
+          <w:sz w:val="20"/>
+          <w:szCs w:val="20"/>
+          <w:lang w:eastAsia="en-IN"/>
+        </w:rPr>
+        <w:t>                    s1.push(val2-val1);</w:t>
+      </w:r>
+    </w:p>
+    <w:p>
+      <w:pPr>
+        <w:spacing w:after="0" w:line="240" w:lineRule="auto"/>
+        <w:ind w:left="927"/>
+        <w:rPr>
+          <w:rFonts w:ascii="Consolas" w:hAnsi="Consolas" w:cs="Times New Roman"/>
+          <w:sz w:val="20"/>
+          <w:szCs w:val="20"/>
+          <w:lang w:eastAsia="en-IN"/>
+        </w:rPr>
+      </w:pPr>
+      <w:r>
+        <w:rPr>
+          <w:rFonts w:ascii="Consolas" w:hAnsi="Consolas" w:cs="Times New Roman"/>
+          <w:sz w:val="20"/>
+          <w:szCs w:val="20"/>
+          <w:lang w:eastAsia="en-IN"/>
+        </w:rPr>
+        <w:t>                    break;</w:t>
+      </w:r>
+    </w:p>
+    <w:p>
+      <w:pPr>
+        <w:spacing w:after="0" w:line="240" w:lineRule="auto"/>
+        <w:ind w:left="927"/>
+        <w:rPr>
+          <w:rFonts w:ascii="Consolas" w:hAnsi="Consolas" w:cs="Times New Roman"/>
+          <w:sz w:val="20"/>
+          <w:szCs w:val="20"/>
+          <w:lang w:eastAsia="en-IN"/>
+        </w:rPr>
+      </w:pPr>
+      <w:r>
+        <w:rPr>
+          <w:rFonts w:ascii="Consolas" w:hAnsi="Consolas" w:cs="Times New Roman"/>
+          <w:sz w:val="20"/>
+          <w:szCs w:val="20"/>
+          <w:lang w:eastAsia="en-IN"/>
+        </w:rPr>
+        <w:t>                case '*':</w:t>
+      </w:r>
+    </w:p>
+    <w:p>
+      <w:pPr>
+        <w:spacing w:after="0" w:line="240" w:lineRule="auto"/>
+        <w:ind w:left="927"/>
+        <w:rPr>
+          <w:rFonts w:ascii="Consolas" w:hAnsi="Consolas" w:cs="Times New Roman"/>
+          <w:sz w:val="20"/>
+          <w:szCs w:val="20"/>
+          <w:lang w:eastAsia="en-IN"/>
+        </w:rPr>
+      </w:pPr>
+      <w:r>
+        <w:rPr>
+          <w:rFonts w:ascii="Consolas" w:hAnsi="Consolas" w:cs="Times New Roman"/>
+          <w:sz w:val="20"/>
+          <w:szCs w:val="20"/>
+          <w:lang w:eastAsia="en-IN"/>
+        </w:rPr>
+        <w:t>                    s1.push(val2*val1);</w:t>
+      </w:r>
+    </w:p>
+    <w:p>
+      <w:pPr>
+        <w:spacing w:after="0" w:line="240" w:lineRule="auto"/>
+        <w:ind w:left="927"/>
+        <w:rPr>
+          <w:rFonts w:ascii="Consolas" w:hAnsi="Consolas" w:cs="Times New Roman"/>
+          <w:sz w:val="20"/>
+          <w:szCs w:val="20"/>
+          <w:lang w:eastAsia="en-IN"/>
+        </w:rPr>
+      </w:pPr>
+      <w:r>
+        <w:rPr>
+          <w:rFonts w:ascii="Consolas" w:hAnsi="Consolas" w:cs="Times New Roman"/>
+          <w:sz w:val="20"/>
+          <w:szCs w:val="20"/>
+          <w:lang w:eastAsia="en-IN"/>
+        </w:rPr>
+        <w:t>                    break;</w:t>
+      </w:r>
+    </w:p>
+    <w:p>
+      <w:pPr>
+        <w:spacing w:after="0" w:line="240" w:lineRule="auto"/>
+        <w:ind w:left="927"/>
+        <w:rPr>
+          <w:rFonts w:ascii="Consolas" w:hAnsi="Consolas" w:cs="Times New Roman"/>
+          <w:sz w:val="20"/>
+          <w:szCs w:val="20"/>
+          <w:lang w:eastAsia="en-IN"/>
+        </w:rPr>
+      </w:pPr>
+      <w:r>
+        <w:rPr>
+          <w:rFonts w:ascii="Consolas" w:hAnsi="Consolas" w:cs="Times New Roman"/>
+          <w:sz w:val="20"/>
+          <w:szCs w:val="20"/>
+          <w:lang w:eastAsia="en-IN"/>
+        </w:rPr>
+        <w:t>                case '/':</w:t>
+      </w:r>
+    </w:p>
+    <w:p>
+      <w:pPr>
+        <w:spacing w:after="0" w:line="240" w:lineRule="auto"/>
+        <w:ind w:left="927"/>
+        <w:rPr>
+          <w:rFonts w:ascii="Consolas" w:hAnsi="Consolas" w:cs="Times New Roman"/>
+          <w:sz w:val="20"/>
+          <w:szCs w:val="20"/>
+          <w:lang w:eastAsia="en-IN"/>
+        </w:rPr>
+      </w:pPr>
+      <w:r>
+        <w:rPr>
+          <w:rFonts w:ascii="Consolas" w:hAnsi="Consolas" w:cs="Times New Roman"/>
+          <w:sz w:val="20"/>
+          <w:szCs w:val="20"/>
+          <w:lang w:eastAsia="en-IN"/>
+        </w:rPr>
+        <w:t>                    s1.push(val2/val1);</w:t>
+      </w:r>
+    </w:p>
+    <w:p>
+      <w:pPr>
+        <w:spacing w:after="0" w:line="240" w:lineRule="auto"/>
+        <w:ind w:left="927"/>
+        <w:rPr>
+          <w:rFonts w:ascii="Consolas" w:hAnsi="Consolas" w:cs="Times New Roman"/>
+          <w:sz w:val="20"/>
+          <w:szCs w:val="20"/>
+          <w:lang w:eastAsia="en-IN"/>
+        </w:rPr>
+      </w:pPr>
+      <w:r>
+        <w:rPr>
+          <w:rFonts w:ascii="Consolas" w:hAnsi="Consolas" w:cs="Times New Roman"/>
+          <w:sz w:val="20"/>
+          <w:szCs w:val="20"/>
+          <w:lang w:eastAsia="en-IN"/>
+        </w:rPr>
+        <w:t>                    break;</w:t>
+      </w:r>
+    </w:p>
+    <w:p>
+      <w:pPr>
+        <w:spacing w:after="0" w:line="240" w:lineRule="auto"/>
+        <w:ind w:left="927"/>
+        <w:rPr>
+          <w:rFonts w:ascii="Consolas" w:hAnsi="Consolas" w:cs="Times New Roman"/>
+          <w:sz w:val="20"/>
+          <w:szCs w:val="20"/>
+          <w:lang w:eastAsia="en-IN"/>
+        </w:rPr>
+      </w:pPr>
+      <w:r>
+        <w:rPr>
+          <w:rFonts w:ascii="Consolas" w:hAnsi="Consolas" w:cs="Times New Roman"/>
+          <w:sz w:val="20"/>
+          <w:szCs w:val="20"/>
+          <w:lang w:eastAsia="en-IN"/>
+        </w:rPr>
+        <w:t>            }</w:t>
+      </w:r>
+    </w:p>
+    <w:p>
+      <w:pPr>
+        <w:spacing w:after="0" w:line="240" w:lineRule="auto"/>
+        <w:ind w:left="927"/>
+        <w:rPr>
+          <w:rFonts w:ascii="Consolas" w:hAnsi="Consolas" w:cs="Times New Roman"/>
+          <w:sz w:val="20"/>
+          <w:szCs w:val="20"/>
+          <w:lang w:eastAsia="en-IN"/>
+        </w:rPr>
+      </w:pPr>
+      <w:r>
+        <w:rPr>
+          <w:rFonts w:ascii="Consolas" w:hAnsi="Consolas" w:cs="Times New Roman"/>
+          <w:sz w:val="20"/>
+          <w:szCs w:val="20"/>
+          <w:lang w:eastAsia="en-IN"/>
+        </w:rPr>
+        <w:t>        }</w:t>
+      </w:r>
+    </w:p>
+    <w:p>
+      <w:pPr>
+        <w:spacing w:after="0" w:line="240" w:lineRule="auto"/>
+        <w:ind w:left="927"/>
+        <w:rPr>
+          <w:rFonts w:ascii="Consolas" w:hAnsi="Consolas" w:cs="Times New Roman"/>
+          <w:sz w:val="20"/>
+          <w:szCs w:val="20"/>
+          <w:lang w:eastAsia="en-IN"/>
+        </w:rPr>
+      </w:pPr>
+      <w:r>
+        <w:rPr>
+          <w:rFonts w:ascii="Consolas" w:hAnsi="Consolas" w:cs="Times New Roman"/>
+          <w:sz w:val="20"/>
+          <w:szCs w:val="20"/>
+          <w:lang w:eastAsia="en-IN"/>
+        </w:rPr>
+        <w:t>    }</w:t>
+      </w:r>
+    </w:p>
+    <w:p>
+      <w:pPr>
+        <w:spacing w:after="0" w:line="240" w:lineRule="auto"/>
+        <w:ind w:left="927"/>
+        <w:rPr>
+          <w:rFonts w:ascii="Consolas" w:hAnsi="Consolas" w:cs="Times New Roman"/>
+          <w:sz w:val="20"/>
+          <w:szCs w:val="20"/>
+          <w:lang w:eastAsia="en-IN"/>
+        </w:rPr>
+      </w:pPr>
+      <w:r>
+        <w:rPr>
+          <w:rFonts w:ascii="Consolas" w:hAnsi="Consolas" w:cs="Times New Roman"/>
+          <w:sz w:val="20"/>
+          <w:szCs w:val="20"/>
+          <w:lang w:eastAsia="en-IN"/>
+        </w:rPr>
+        <w:t>    return s1.top();</w:t>
+      </w:r>
+    </w:p>
+    <w:p>
+      <w:pPr>
+        <w:spacing w:after="0" w:line="240" w:lineRule="auto"/>
+        <w:ind w:left="927"/>
+        <w:rPr>
+          <w:rFonts w:ascii="Consolas" w:hAnsi="Consolas" w:cs="Times New Roman"/>
+          <w:sz w:val="20"/>
+          <w:szCs w:val="20"/>
+          <w:lang w:eastAsia="en-IN"/>
+        </w:rPr>
+      </w:pPr>
+      <w:r>
+        <w:rPr>
+          <w:rFonts w:ascii="Consolas" w:hAnsi="Consolas" w:cs="Times New Roman"/>
+          <w:sz w:val="20"/>
+          <w:szCs w:val="20"/>
+          <w:lang w:eastAsia="en-IN"/>
+        </w:rPr>
+        <w:t>}</w:t>
+      </w:r>
+    </w:p>
+    <w:p>
+      <w:pPr>
+        <w:spacing w:after="0" w:line="240" w:lineRule="auto"/>
+        <w:ind w:left="927"/>
+        <w:rPr>
+          <w:rFonts w:ascii="Consolas" w:hAnsi="Consolas" w:cs="Times New Roman"/>
+          <w:sz w:val="20"/>
+          <w:szCs w:val="20"/>
+          <w:lang w:eastAsia="en-IN"/>
+        </w:rPr>
+      </w:pPr>
+      <w:r>
+        <w:rPr>
+          <w:rFonts w:ascii="Consolas" w:hAnsi="Consolas" w:cs="Times New Roman"/>
+          <w:sz w:val="20"/>
+          <w:szCs w:val="20"/>
+          <w:lang w:eastAsia="en-IN"/>
+        </w:rPr>
+        <w:t>int main(){</w:t>
+      </w:r>
+    </w:p>
+    <w:p>
+      <w:pPr>
+        <w:spacing w:after="0" w:line="240" w:lineRule="auto"/>
+        <w:ind w:left="927"/>
+        <w:rPr>
+          <w:rFonts w:ascii="Consolas" w:hAnsi="Consolas" w:cs="Times New Roman"/>
+          <w:sz w:val="20"/>
+          <w:szCs w:val="20"/>
+          <w:lang w:eastAsia="en-IN"/>
+        </w:rPr>
+      </w:pPr>
+      <w:r>
+        <w:rPr>
+          <w:rFonts w:ascii="Consolas" w:hAnsi="Consolas" w:cs="Times New Roman"/>
+          <w:sz w:val="20"/>
+          <w:szCs w:val="20"/>
+          <w:lang w:eastAsia="en-IN"/>
+        </w:rPr>
+        <w:t>    string infix;</w:t>
+      </w:r>
+    </w:p>
+    <w:p>
+      <w:pPr>
+        <w:spacing w:after="0" w:line="240" w:lineRule="auto"/>
+        <w:ind w:left="927"/>
+        <w:rPr>
+          <w:rFonts w:ascii="Consolas" w:hAnsi="Consolas" w:cs="Times New Roman"/>
+          <w:sz w:val="20"/>
+          <w:szCs w:val="20"/>
+          <w:lang w:eastAsia="en-IN"/>
+        </w:rPr>
+      </w:pPr>
+      <w:r>
+        <w:rPr>
+          <w:rFonts w:ascii="Consolas" w:hAnsi="Consolas" w:cs="Times New Roman"/>
+          <w:sz w:val="20"/>
+          <w:szCs w:val="20"/>
+          <w:lang w:eastAsia="en-IN"/>
+        </w:rPr>
+        <w:t>    cout&lt;&lt;"Enter Infix Expression: ";</w:t>
+      </w:r>
+    </w:p>
+    <w:p>
+      <w:pPr>
+        <w:spacing w:after="0" w:line="240" w:lineRule="auto"/>
+        <w:ind w:left="927"/>
+        <w:rPr>
+          <w:rFonts w:ascii="Consolas" w:hAnsi="Consolas" w:cs="Times New Roman"/>
+          <w:sz w:val="20"/>
+          <w:szCs w:val="20"/>
+          <w:lang w:eastAsia="en-IN"/>
+        </w:rPr>
+      </w:pPr>
+      <w:r>
+        <w:rPr>
+          <w:rFonts w:ascii="Consolas" w:hAnsi="Consolas" w:cs="Times New Roman"/>
+          <w:sz w:val="20"/>
+          <w:szCs w:val="20"/>
+          <w:lang w:eastAsia="en-IN"/>
+        </w:rPr>
+        <w:t>    getline(cin,infix);</w:t>
+      </w:r>
+    </w:p>
+    <w:p>
+      <w:pPr>
+        <w:spacing w:after="0" w:line="240" w:lineRule="auto"/>
+        <w:ind w:left="927"/>
+        <w:rPr>
+          <w:rFonts w:ascii="Consolas" w:hAnsi="Consolas" w:cs="Times New Roman"/>
+          <w:sz w:val="20"/>
+          <w:szCs w:val="20"/>
+          <w:lang w:eastAsia="en-IN"/>
+        </w:rPr>
+      </w:pPr>
+      <w:r>
+        <w:rPr>
+          <w:rFonts w:ascii="Consolas" w:hAnsi="Consolas" w:cs="Times New Roman"/>
+          <w:sz w:val="20"/>
+          <w:szCs w:val="20"/>
+          <w:lang w:eastAsia="en-IN"/>
+        </w:rPr>
+        <w:t>    cout&lt;&lt;"Postfix Expression: "&lt;&lt;infixToPostfix(infix)&lt;&lt;endl;</w:t>
+      </w:r>
+    </w:p>
+    <w:p>
+      <w:pPr>
+        <w:spacing w:after="0" w:line="240" w:lineRule="auto"/>
+        <w:ind w:left="927"/>
+        <w:rPr>
+          <w:rFonts w:ascii="Consolas" w:hAnsi="Consolas" w:cs="Times New Roman"/>
+          <w:sz w:val="20"/>
+          <w:szCs w:val="20"/>
+          <w:lang w:eastAsia="en-IN"/>
+        </w:rPr>
+      </w:pPr>
+      <w:r>
+        <w:rPr>
+          <w:rFonts w:ascii="Consolas" w:hAnsi="Consolas" w:cs="Times New Roman"/>
+          <w:sz w:val="20"/>
+          <w:szCs w:val="20"/>
+          <w:lang w:eastAsia="en-IN"/>
+        </w:rPr>
+        <w:t>    cout&lt;&lt;"Prefix Expression: "&lt;&lt;infixToPrefix(infix)&lt;&lt;endl;</w:t>
+      </w:r>
+    </w:p>
+    <w:p>
+      <w:pPr>
+        <w:spacing w:after="0" w:line="240" w:lineRule="auto"/>
+        <w:ind w:left="927"/>
+        <w:rPr>
+          <w:rFonts w:ascii="Consolas" w:hAnsi="Consolas" w:cs="Times New Roman"/>
+          <w:sz w:val="20"/>
+          <w:szCs w:val="20"/>
+          <w:lang w:eastAsia="en-IN"/>
+        </w:rPr>
+      </w:pPr>
+      <w:r>
+        <w:rPr>
+          <w:rFonts w:ascii="Consolas" w:hAnsi="Consolas" w:cs="Times New Roman"/>
+          <w:sz w:val="20"/>
+          <w:szCs w:val="20"/>
+          <w:lang w:eastAsia="en-IN"/>
+        </w:rPr>
+        <w:t>    cout&lt;&lt;"Postfix Evaluation: "&lt;&lt;evaluatePostfix(infixToPostfix(infix))&lt;&lt;endl;</w:t>
+      </w:r>
+    </w:p>
+    <w:p>
+      <w:pPr>
+        <w:spacing w:after="0" w:line="240" w:lineRule="auto"/>
+        <w:ind w:left="927"/>
+        <w:rPr>
+          <w:rFonts w:ascii="Consolas" w:hAnsi="Consolas" w:cs="Times New Roman"/>
+          <w:sz w:val="20"/>
+          <w:szCs w:val="20"/>
+          <w:lang w:eastAsia="en-IN"/>
+        </w:rPr>
+      </w:pPr>
+      <w:r>
+        <w:rPr>
+          <w:rFonts w:ascii="Consolas" w:hAnsi="Consolas" w:cs="Times New Roman"/>
+          <w:sz w:val="20"/>
+          <w:szCs w:val="20"/>
+          <w:lang w:eastAsia="en-IN"/>
+        </w:rPr>
+        <w:t>    return 0;</w:t>
+      </w:r>
+    </w:p>
+    <w:p>
+      <w:pPr>
+        <w:spacing w:after="0" w:line="240" w:lineRule="auto"/>
+        <w:ind w:left="927"/>
+        <w:rPr>
+          <w:rFonts w:ascii="Consolas" w:hAnsi="Consolas" w:cs="Times New Roman"/>
+          <w:sz w:val="20"/>
+          <w:szCs w:val="20"/>
+          <w:lang w:eastAsia="en-IN"/>
+        </w:rPr>
+      </w:pPr>
+      <w:r>
+        <w:rPr>
+          <w:rFonts w:ascii="Consolas" w:hAnsi="Consolas" w:cs="Times New Roman"/>
+          <w:sz w:val="20"/>
+          <w:szCs w:val="20"/>
+          <w:lang w:eastAsia="en-IN"/>
+        </w:rPr>
+        <w:t>}</w:t>
       </w:r>
     </w:p>
     <w:p>
@@ -979,41 +3121,12 @@
         <w:pStyle w:val="ListParagraph"/>
         <w:ind w:left="927"/>
         <w:rPr>
-          <w:sz w:val="22"/>
-          <w:szCs w:val="22"/>
-          <w:lang w:eastAsia="en-IN"/>
-        </w:rPr>
-      </w:pPr>
-      <w:r>
-        <w:rPr>
-          <w:rFonts w:ascii="Times New Roman" w:hAnsi="Times New Roman" w:cs="Times New Roman"/>
-          <w:b/>
-          <w:bCs/>
-          <w:sz w:val="22"/>
-          <w:szCs w:val="22"/>
-        </w:rPr>
-        <w:t xml:space="preserve">1. </w:t>
-      </w:r>
-      <w:r>
-        <w:rPr>
-          <w:rFonts w:ascii="Times New Roman" w:hAnsi="Times New Roman" w:cs="Times New Roman"/>
-          <w:b/>
-          <w:bCs/>
-          <w:sz w:val="22"/>
-          <w:szCs w:val="22"/>
-        </w:rPr>
-        <w:t>search_techniques</w:t>
-      </w:r>
-      <w:r>
-        <w:rPr>
-          <w:rFonts w:ascii="Times New Roman" w:hAnsi="Times New Roman" w:cs="Times New Roman"/>
-          <w:b/>
-          <w:bCs/>
-          <w:sz w:val="22"/>
-          <w:szCs w:val="22"/>
-        </w:rPr>
-        <w:t>.cpp</w:t>
-      </w:r>
+          <w:rFonts w:ascii="Consolas" w:hAnsi="Consolas"/>
+          <w:sz w:val="20"/>
+          <w:szCs w:val="20"/>
+          <w:lang w:eastAsia="en-IN"/>
+        </w:rPr>
+      </w:pPr>
     </w:p>
     <w:p>
       <w:pPr>
@@ -1026,4323 +3139,6 @@
           <w:lang w:eastAsia="en-IN"/>
         </w:rPr>
       </w:pPr>
-      <w:r>
-        <w:rPr>
-          <w:rFonts w:ascii="Consolas" w:hAnsi="Consolas"/>
-          <w:sz w:val="20"/>
-          <w:szCs w:val="20"/>
-          <w:lang w:eastAsia="en-IN"/>
-        </w:rPr>
-        <w:t>#include&lt;iostream&gt;</w:t>
-      </w:r>
-    </w:p>
-    <w:p>
-      <w:pPr>
-        <w:pStyle w:val="ListParagraph"/>
-        <w:ind w:left="927"/>
-        <w:rPr>
-          <w:rFonts w:ascii="Consolas" w:hAnsi="Consolas"/>
-          <w:sz w:val="20"/>
-          <w:szCs w:val="20"/>
-          <w:lang w:eastAsia="en-IN"/>
-        </w:rPr>
-      </w:pPr>
-      <w:r>
-        <w:rPr>
-          <w:rFonts w:ascii="Consolas" w:hAnsi="Consolas"/>
-          <w:sz w:val="20"/>
-          <w:szCs w:val="20"/>
-          <w:lang w:eastAsia="en-IN"/>
-        </w:rPr>
-        <w:t>#include&lt;algorithm&gt;</w:t>
-      </w:r>
-    </w:p>
-    <w:p>
-      <w:pPr>
-        <w:pStyle w:val="ListParagraph"/>
-        <w:ind w:left="927"/>
-        <w:rPr>
-          <w:rFonts w:ascii="Consolas" w:hAnsi="Consolas"/>
-          <w:sz w:val="20"/>
-          <w:szCs w:val="20"/>
-          <w:lang w:eastAsia="en-IN"/>
-        </w:rPr>
-      </w:pPr>
-      <w:r>
-        <w:rPr>
-          <w:rFonts w:ascii="Consolas" w:hAnsi="Consolas"/>
-          <w:sz w:val="20"/>
-          <w:szCs w:val="20"/>
-          <w:lang w:eastAsia="en-IN"/>
-        </w:rPr>
-        <w:t>#include&lt;cmath&gt;</w:t>
-      </w:r>
-    </w:p>
-    <w:p>
-      <w:pPr>
-        <w:pStyle w:val="ListParagraph"/>
-        <w:ind w:left="927"/>
-        <w:rPr>
-          <w:rFonts w:ascii="Consolas" w:hAnsi="Consolas"/>
-          <w:sz w:val="20"/>
-          <w:szCs w:val="20"/>
-          <w:lang w:eastAsia="en-IN"/>
-        </w:rPr>
-      </w:pPr>
-      <w:r>
-        <w:rPr>
-          <w:rFonts w:ascii="Consolas" w:hAnsi="Consolas"/>
-          <w:sz w:val="20"/>
-          <w:szCs w:val="20"/>
-          <w:lang w:eastAsia="en-IN"/>
-        </w:rPr>
-        <w:t>using namespace std;</w:t>
-      </w:r>
-    </w:p>
-    <w:p>
-      <w:pPr>
-        <w:pStyle w:val="ListParagraph"/>
-        <w:ind w:left="927"/>
-        <w:rPr>
-          <w:rFonts w:ascii="Consolas" w:hAnsi="Consolas"/>
-          <w:sz w:val="20"/>
-          <w:szCs w:val="20"/>
-          <w:lang w:eastAsia="en-IN"/>
-        </w:rPr>
-      </w:pPr>
-    </w:p>
-    <w:p>
-      <w:pPr>
-        <w:pStyle w:val="ListParagraph"/>
-        <w:ind w:left="927"/>
-        <w:rPr>
-          <w:rFonts w:ascii="Consolas" w:hAnsi="Consolas"/>
-          <w:sz w:val="20"/>
-          <w:szCs w:val="20"/>
-          <w:lang w:eastAsia="en-IN"/>
-        </w:rPr>
-      </w:pPr>
-      <w:r>
-        <w:rPr>
-          <w:rFonts w:ascii="Consolas" w:hAnsi="Consolas"/>
-          <w:sz w:val="20"/>
-          <w:szCs w:val="20"/>
-          <w:lang w:eastAsia="en-IN"/>
-        </w:rPr>
-        <w:t>int comparisons = 0;</w:t>
-      </w:r>
-    </w:p>
-    <w:p>
-      <w:pPr>
-        <w:pStyle w:val="ListParagraph"/>
-        <w:ind w:left="927"/>
-        <w:rPr>
-          <w:rFonts w:ascii="Consolas" w:hAnsi="Consolas"/>
-          <w:sz w:val="20"/>
-          <w:szCs w:val="20"/>
-          <w:lang w:eastAsia="en-IN"/>
-        </w:rPr>
-      </w:pPr>
-      <w:r>
-        <w:rPr>
-          <w:rFonts w:ascii="Consolas" w:hAnsi="Consolas"/>
-          <w:sz w:val="20"/>
-          <w:szCs w:val="20"/>
-          <w:lang w:eastAsia="en-IN"/>
-        </w:rPr>
-        <w:t>void reset(){</w:t>
-      </w:r>
-    </w:p>
-    <w:p>
-      <w:pPr>
-        <w:pStyle w:val="ListParagraph"/>
-        <w:ind w:left="927"/>
-        <w:rPr>
-          <w:rFonts w:ascii="Consolas" w:hAnsi="Consolas"/>
-          <w:sz w:val="20"/>
-          <w:szCs w:val="20"/>
-          <w:lang w:eastAsia="en-IN"/>
-        </w:rPr>
-      </w:pPr>
-      <w:r>
-        <w:rPr>
-          <w:rFonts w:ascii="Consolas" w:hAnsi="Consolas"/>
-          <w:sz w:val="20"/>
-          <w:szCs w:val="20"/>
-          <w:lang w:eastAsia="en-IN"/>
-        </w:rPr>
-        <w:t>    comparisons = 0;</w:t>
-      </w:r>
-    </w:p>
-    <w:p>
-      <w:pPr>
-        <w:pStyle w:val="ListParagraph"/>
-        <w:ind w:left="927"/>
-        <w:rPr>
-          <w:rFonts w:ascii="Consolas" w:hAnsi="Consolas"/>
-          <w:sz w:val="20"/>
-          <w:szCs w:val="20"/>
-          <w:lang w:eastAsia="en-IN"/>
-        </w:rPr>
-      </w:pPr>
-      <w:r>
-        <w:rPr>
-          <w:rFonts w:ascii="Consolas" w:hAnsi="Consolas"/>
-          <w:sz w:val="20"/>
-          <w:szCs w:val="20"/>
-          <w:lang w:eastAsia="en-IN"/>
-        </w:rPr>
-        <w:t>}</w:t>
-      </w:r>
-    </w:p>
-    <w:p>
-      <w:pPr>
-        <w:pStyle w:val="ListParagraph"/>
-        <w:ind w:left="927"/>
-        <w:rPr>
-          <w:rFonts w:ascii="Consolas" w:hAnsi="Consolas"/>
-          <w:sz w:val="20"/>
-          <w:szCs w:val="20"/>
-          <w:lang w:eastAsia="en-IN"/>
-        </w:rPr>
-      </w:pPr>
-    </w:p>
-    <w:p>
-      <w:pPr>
-        <w:pStyle w:val="ListParagraph"/>
-        <w:ind w:left="927"/>
-        <w:rPr>
-          <w:rFonts w:ascii="Consolas" w:hAnsi="Consolas"/>
-          <w:sz w:val="20"/>
-          <w:szCs w:val="20"/>
-          <w:lang w:eastAsia="en-IN"/>
-        </w:rPr>
-      </w:pPr>
-      <w:r>
-        <w:rPr>
-          <w:rFonts w:ascii="Consolas" w:hAnsi="Consolas"/>
-          <w:sz w:val="20"/>
-          <w:szCs w:val="20"/>
-          <w:lang w:eastAsia="en-IN"/>
-        </w:rPr>
-        <w:t>int linear(int arr[], int n, int target){</w:t>
-      </w:r>
-    </w:p>
-    <w:p>
-      <w:pPr>
-        <w:pStyle w:val="ListParagraph"/>
-        <w:ind w:left="927"/>
-        <w:rPr>
-          <w:rFonts w:ascii="Consolas" w:hAnsi="Consolas"/>
-          <w:sz w:val="20"/>
-          <w:szCs w:val="20"/>
-          <w:lang w:eastAsia="en-IN"/>
-        </w:rPr>
-      </w:pPr>
-      <w:r>
-        <w:rPr>
-          <w:rFonts w:ascii="Consolas" w:hAnsi="Consolas"/>
-          <w:sz w:val="20"/>
-          <w:szCs w:val="20"/>
-          <w:lang w:eastAsia="en-IN"/>
-        </w:rPr>
-        <w:t>    reset();</w:t>
-      </w:r>
-    </w:p>
-    <w:p>
-      <w:pPr>
-        <w:pStyle w:val="ListParagraph"/>
-        <w:ind w:left="927"/>
-        <w:rPr>
-          <w:rFonts w:ascii="Consolas" w:hAnsi="Consolas"/>
-          <w:sz w:val="20"/>
-          <w:szCs w:val="20"/>
-          <w:lang w:eastAsia="en-IN"/>
-        </w:rPr>
-      </w:pPr>
-      <w:r>
-        <w:rPr>
-          <w:rFonts w:ascii="Consolas" w:hAnsi="Consolas"/>
-          <w:sz w:val="20"/>
-          <w:szCs w:val="20"/>
-          <w:lang w:eastAsia="en-IN"/>
-        </w:rPr>
-        <w:t>    for(int i = 0;i&lt;n;i++){</w:t>
-      </w:r>
-    </w:p>
-    <w:p>
-      <w:pPr>
-        <w:pStyle w:val="ListParagraph"/>
-        <w:ind w:left="927"/>
-        <w:rPr>
-          <w:rFonts w:ascii="Consolas" w:hAnsi="Consolas"/>
-          <w:sz w:val="20"/>
-          <w:szCs w:val="20"/>
-          <w:lang w:eastAsia="en-IN"/>
-        </w:rPr>
-      </w:pPr>
-      <w:r>
-        <w:rPr>
-          <w:rFonts w:ascii="Consolas" w:hAnsi="Consolas"/>
-          <w:sz w:val="20"/>
-          <w:szCs w:val="20"/>
-          <w:lang w:eastAsia="en-IN"/>
-        </w:rPr>
-        <w:t>        comparisons++;</w:t>
-      </w:r>
-    </w:p>
-    <w:p>
-      <w:pPr>
-        <w:pStyle w:val="ListParagraph"/>
-        <w:ind w:left="927"/>
-        <w:rPr>
-          <w:rFonts w:ascii="Consolas" w:hAnsi="Consolas"/>
-          <w:sz w:val="20"/>
-          <w:szCs w:val="20"/>
-          <w:lang w:eastAsia="en-IN"/>
-        </w:rPr>
-      </w:pPr>
-      <w:r>
-        <w:rPr>
-          <w:rFonts w:ascii="Consolas" w:hAnsi="Consolas"/>
-          <w:sz w:val="20"/>
-          <w:szCs w:val="20"/>
-          <w:lang w:eastAsia="en-IN"/>
-        </w:rPr>
-        <w:t>        if(arr[i]==target){</w:t>
-      </w:r>
-    </w:p>
-    <w:p>
-      <w:pPr>
-        <w:pStyle w:val="ListParagraph"/>
-        <w:ind w:left="927"/>
-        <w:rPr>
-          <w:rFonts w:ascii="Consolas" w:hAnsi="Consolas"/>
-          <w:sz w:val="20"/>
-          <w:szCs w:val="20"/>
-          <w:lang w:eastAsia="en-IN"/>
-        </w:rPr>
-      </w:pPr>
-      <w:r>
-        <w:rPr>
-          <w:rFonts w:ascii="Consolas" w:hAnsi="Consolas"/>
-          <w:sz w:val="20"/>
-          <w:szCs w:val="20"/>
-          <w:lang w:eastAsia="en-IN"/>
-        </w:rPr>
-        <w:t>            return i;</w:t>
-      </w:r>
-    </w:p>
-    <w:p>
-      <w:pPr>
-        <w:pStyle w:val="ListParagraph"/>
-        <w:ind w:left="927"/>
-        <w:rPr>
-          <w:rFonts w:ascii="Consolas" w:hAnsi="Consolas"/>
-          <w:sz w:val="20"/>
-          <w:szCs w:val="20"/>
-          <w:lang w:eastAsia="en-IN"/>
-        </w:rPr>
-      </w:pPr>
-      <w:r>
-        <w:rPr>
-          <w:rFonts w:ascii="Consolas" w:hAnsi="Consolas"/>
-          <w:sz w:val="20"/>
-          <w:szCs w:val="20"/>
-          <w:lang w:eastAsia="en-IN"/>
-        </w:rPr>
-        <w:t>        }</w:t>
-      </w:r>
-    </w:p>
-    <w:p>
-      <w:pPr>
-        <w:pStyle w:val="ListParagraph"/>
-        <w:ind w:left="927"/>
-        <w:rPr>
-          <w:rFonts w:ascii="Consolas" w:hAnsi="Consolas"/>
-          <w:sz w:val="20"/>
-          <w:szCs w:val="20"/>
-          <w:lang w:eastAsia="en-IN"/>
-        </w:rPr>
-      </w:pPr>
-      <w:r>
-        <w:rPr>
-          <w:rFonts w:ascii="Consolas" w:hAnsi="Consolas"/>
-          <w:sz w:val="20"/>
-          <w:szCs w:val="20"/>
-          <w:lang w:eastAsia="en-IN"/>
-        </w:rPr>
-        <w:t>    }</w:t>
-      </w:r>
-    </w:p>
-    <w:p>
-      <w:pPr>
-        <w:pStyle w:val="ListParagraph"/>
-        <w:ind w:left="927"/>
-        <w:rPr>
-          <w:rFonts w:ascii="Consolas" w:hAnsi="Consolas"/>
-          <w:sz w:val="20"/>
-          <w:szCs w:val="20"/>
-          <w:lang w:eastAsia="en-IN"/>
-        </w:rPr>
-      </w:pPr>
-      <w:r>
-        <w:rPr>
-          <w:rFonts w:ascii="Consolas" w:hAnsi="Consolas"/>
-          <w:sz w:val="20"/>
-          <w:szCs w:val="20"/>
-          <w:lang w:eastAsia="en-IN"/>
-        </w:rPr>
-        <w:t>    return -1;</w:t>
-      </w:r>
-    </w:p>
-    <w:p>
-      <w:pPr>
-        <w:pStyle w:val="ListParagraph"/>
-        <w:ind w:left="927"/>
-        <w:rPr>
-          <w:rFonts w:ascii="Consolas" w:hAnsi="Consolas"/>
-          <w:sz w:val="20"/>
-          <w:szCs w:val="20"/>
-          <w:lang w:eastAsia="en-IN"/>
-        </w:rPr>
-      </w:pPr>
-      <w:r>
-        <w:rPr>
-          <w:rFonts w:ascii="Consolas" w:hAnsi="Consolas"/>
-          <w:sz w:val="20"/>
-          <w:szCs w:val="20"/>
-          <w:lang w:eastAsia="en-IN"/>
-        </w:rPr>
-        <w:t>}</w:t>
-      </w:r>
-    </w:p>
-    <w:p>
-      <w:pPr>
-        <w:pStyle w:val="ListParagraph"/>
-        <w:ind w:left="927"/>
-        <w:rPr>
-          <w:rFonts w:ascii="Consolas" w:hAnsi="Consolas"/>
-          <w:sz w:val="20"/>
-          <w:szCs w:val="20"/>
-          <w:lang w:eastAsia="en-IN"/>
-        </w:rPr>
-      </w:pPr>
-    </w:p>
-    <w:p>
-      <w:pPr>
-        <w:pStyle w:val="ListParagraph"/>
-        <w:ind w:left="927"/>
-        <w:rPr>
-          <w:rFonts w:ascii="Consolas" w:hAnsi="Consolas"/>
-          <w:sz w:val="20"/>
-          <w:szCs w:val="20"/>
-          <w:lang w:eastAsia="en-IN"/>
-        </w:rPr>
-      </w:pPr>
-      <w:r>
-        <w:rPr>
-          <w:rFonts w:ascii="Consolas" w:hAnsi="Consolas"/>
-          <w:sz w:val="20"/>
-          <w:szCs w:val="20"/>
-          <w:lang w:eastAsia="en-IN"/>
-        </w:rPr>
-        <w:t>int binary(int arr[],int n,int target){</w:t>
-      </w:r>
-    </w:p>
-    <w:p>
-      <w:pPr>
-        <w:pStyle w:val="ListParagraph"/>
-        <w:ind w:left="927"/>
-        <w:rPr>
-          <w:rFonts w:ascii="Consolas" w:hAnsi="Consolas"/>
-          <w:sz w:val="20"/>
-          <w:szCs w:val="20"/>
-          <w:lang w:eastAsia="en-IN"/>
-        </w:rPr>
-      </w:pPr>
-      <w:r>
-        <w:rPr>
-          <w:rFonts w:ascii="Consolas" w:hAnsi="Consolas"/>
-          <w:sz w:val="20"/>
-          <w:szCs w:val="20"/>
-          <w:lang w:eastAsia="en-IN"/>
-        </w:rPr>
-        <w:t>    reset();</w:t>
-      </w:r>
-    </w:p>
-    <w:p>
-      <w:pPr>
-        <w:pStyle w:val="ListParagraph"/>
-        <w:ind w:left="927"/>
-        <w:rPr>
-          <w:rFonts w:ascii="Consolas" w:hAnsi="Consolas"/>
-          <w:sz w:val="20"/>
-          <w:szCs w:val="20"/>
-          <w:lang w:eastAsia="en-IN"/>
-        </w:rPr>
-      </w:pPr>
-      <w:r>
-        <w:rPr>
-          <w:rFonts w:ascii="Consolas" w:hAnsi="Consolas"/>
-          <w:sz w:val="20"/>
-          <w:szCs w:val="20"/>
-          <w:lang w:eastAsia="en-IN"/>
-        </w:rPr>
-        <w:t>    int left = 0;</w:t>
-      </w:r>
-    </w:p>
-    <w:p>
-      <w:pPr>
-        <w:pStyle w:val="ListParagraph"/>
-        <w:ind w:left="927"/>
-        <w:rPr>
-          <w:rFonts w:ascii="Consolas" w:hAnsi="Consolas"/>
-          <w:sz w:val="20"/>
-          <w:szCs w:val="20"/>
-          <w:lang w:eastAsia="en-IN"/>
-        </w:rPr>
-      </w:pPr>
-      <w:r>
-        <w:rPr>
-          <w:rFonts w:ascii="Consolas" w:hAnsi="Consolas"/>
-          <w:sz w:val="20"/>
-          <w:szCs w:val="20"/>
-          <w:lang w:eastAsia="en-IN"/>
-        </w:rPr>
-        <w:t>    int right = n-1;</w:t>
-      </w:r>
-    </w:p>
-    <w:p>
-      <w:pPr>
-        <w:pStyle w:val="ListParagraph"/>
-        <w:ind w:left="927"/>
-        <w:rPr>
-          <w:rFonts w:ascii="Consolas" w:hAnsi="Consolas"/>
-          <w:sz w:val="20"/>
-          <w:szCs w:val="20"/>
-          <w:lang w:eastAsia="en-IN"/>
-        </w:rPr>
-      </w:pPr>
-      <w:r>
-        <w:rPr>
-          <w:rFonts w:ascii="Consolas" w:hAnsi="Consolas"/>
-          <w:sz w:val="20"/>
-          <w:szCs w:val="20"/>
-          <w:lang w:eastAsia="en-IN"/>
-        </w:rPr>
-        <w:t>    while(left&lt;=right){</w:t>
-      </w:r>
-    </w:p>
-    <w:p>
-      <w:pPr>
-        <w:pStyle w:val="ListParagraph"/>
-        <w:ind w:left="927"/>
-        <w:rPr>
-          <w:rFonts w:ascii="Consolas" w:hAnsi="Consolas"/>
-          <w:sz w:val="20"/>
-          <w:szCs w:val="20"/>
-          <w:lang w:eastAsia="en-IN"/>
-        </w:rPr>
-      </w:pPr>
-      <w:r>
-        <w:rPr>
-          <w:rFonts w:ascii="Consolas" w:hAnsi="Consolas"/>
-          <w:sz w:val="20"/>
-          <w:szCs w:val="20"/>
-          <w:lang w:eastAsia="en-IN"/>
-        </w:rPr>
-        <w:t>        int mid = left + (right-left)/2;</w:t>
-      </w:r>
-    </w:p>
-    <w:p>
-      <w:pPr>
-        <w:pStyle w:val="ListParagraph"/>
-        <w:ind w:left="927"/>
-        <w:rPr>
-          <w:rFonts w:ascii="Consolas" w:hAnsi="Consolas"/>
-          <w:sz w:val="20"/>
-          <w:szCs w:val="20"/>
-          <w:lang w:eastAsia="en-IN"/>
-        </w:rPr>
-      </w:pPr>
-      <w:r>
-        <w:rPr>
-          <w:rFonts w:ascii="Consolas" w:hAnsi="Consolas"/>
-          <w:sz w:val="20"/>
-          <w:szCs w:val="20"/>
-          <w:lang w:eastAsia="en-IN"/>
-        </w:rPr>
-        <w:t>        if(arr[mid]==target){</w:t>
-      </w:r>
-    </w:p>
-    <w:p>
-      <w:pPr>
-        <w:pStyle w:val="ListParagraph"/>
-        <w:ind w:left="927"/>
-        <w:rPr>
-          <w:rFonts w:ascii="Consolas" w:hAnsi="Consolas"/>
-          <w:sz w:val="20"/>
-          <w:szCs w:val="20"/>
-          <w:lang w:eastAsia="en-IN"/>
-        </w:rPr>
-      </w:pPr>
-      <w:r>
-        <w:rPr>
-          <w:rFonts w:ascii="Consolas" w:hAnsi="Consolas"/>
-          <w:sz w:val="20"/>
-          <w:szCs w:val="20"/>
-          <w:lang w:eastAsia="en-IN"/>
-        </w:rPr>
-        <w:t>            comparisons++;</w:t>
-      </w:r>
-    </w:p>
-    <w:p>
-      <w:pPr>
-        <w:pStyle w:val="ListParagraph"/>
-        <w:ind w:left="927"/>
-        <w:rPr>
-          <w:rFonts w:ascii="Consolas" w:hAnsi="Consolas"/>
-          <w:sz w:val="20"/>
-          <w:szCs w:val="20"/>
-          <w:lang w:eastAsia="en-IN"/>
-        </w:rPr>
-      </w:pPr>
-      <w:r>
-        <w:rPr>
-          <w:rFonts w:ascii="Consolas" w:hAnsi="Consolas"/>
-          <w:sz w:val="20"/>
-          <w:szCs w:val="20"/>
-          <w:lang w:eastAsia="en-IN"/>
-        </w:rPr>
-        <w:t>            return mid;</w:t>
-      </w:r>
-    </w:p>
-    <w:p>
-      <w:pPr>
-        <w:pStyle w:val="ListParagraph"/>
-        <w:ind w:left="927"/>
-        <w:rPr>
-          <w:rFonts w:ascii="Consolas" w:hAnsi="Consolas"/>
-          <w:sz w:val="20"/>
-          <w:szCs w:val="20"/>
-          <w:lang w:eastAsia="en-IN"/>
-        </w:rPr>
-      </w:pPr>
-      <w:r>
-        <w:rPr>
-          <w:rFonts w:ascii="Consolas" w:hAnsi="Consolas"/>
-          <w:sz w:val="20"/>
-          <w:szCs w:val="20"/>
-          <w:lang w:eastAsia="en-IN"/>
-        </w:rPr>
-        <w:t>        }</w:t>
-      </w:r>
-    </w:p>
-    <w:p>
-      <w:pPr>
-        <w:pStyle w:val="ListParagraph"/>
-        <w:ind w:left="927"/>
-        <w:rPr>
-          <w:rFonts w:ascii="Consolas" w:hAnsi="Consolas"/>
-          <w:sz w:val="20"/>
-          <w:szCs w:val="20"/>
-          <w:lang w:eastAsia="en-IN"/>
-        </w:rPr>
-      </w:pPr>
-      <w:r>
-        <w:rPr>
-          <w:rFonts w:ascii="Consolas" w:hAnsi="Consolas"/>
-          <w:sz w:val="20"/>
-          <w:szCs w:val="20"/>
-          <w:lang w:eastAsia="en-IN"/>
-        </w:rPr>
-        <w:t>        else if(arr[mid]&lt;target){</w:t>
-      </w:r>
-    </w:p>
-    <w:p>
-      <w:pPr>
-        <w:pStyle w:val="ListParagraph"/>
-        <w:ind w:left="927"/>
-        <w:rPr>
-          <w:rFonts w:ascii="Consolas" w:hAnsi="Consolas"/>
-          <w:sz w:val="20"/>
-          <w:szCs w:val="20"/>
-          <w:lang w:eastAsia="en-IN"/>
-        </w:rPr>
-      </w:pPr>
-      <w:r>
-        <w:rPr>
-          <w:rFonts w:ascii="Consolas" w:hAnsi="Consolas"/>
-          <w:sz w:val="20"/>
-          <w:szCs w:val="20"/>
-          <w:lang w:eastAsia="en-IN"/>
-        </w:rPr>
-        <w:t>            comparisons++;</w:t>
-      </w:r>
-    </w:p>
-    <w:p>
-      <w:pPr>
-        <w:pStyle w:val="ListParagraph"/>
-        <w:ind w:left="927"/>
-        <w:rPr>
-          <w:rFonts w:ascii="Consolas" w:hAnsi="Consolas"/>
-          <w:sz w:val="20"/>
-          <w:szCs w:val="20"/>
-          <w:lang w:eastAsia="en-IN"/>
-        </w:rPr>
-      </w:pPr>
-      <w:r>
-        <w:rPr>
-          <w:rFonts w:ascii="Consolas" w:hAnsi="Consolas"/>
-          <w:sz w:val="20"/>
-          <w:szCs w:val="20"/>
-          <w:lang w:eastAsia="en-IN"/>
-        </w:rPr>
-        <w:t>            left = mid + 1;</w:t>
-      </w:r>
-    </w:p>
-    <w:p>
-      <w:pPr>
-        <w:pStyle w:val="ListParagraph"/>
-        <w:ind w:left="927"/>
-        <w:rPr>
-          <w:rFonts w:ascii="Consolas" w:hAnsi="Consolas"/>
-          <w:sz w:val="20"/>
-          <w:szCs w:val="20"/>
-          <w:lang w:eastAsia="en-IN"/>
-        </w:rPr>
-      </w:pPr>
-      <w:r>
-        <w:rPr>
-          <w:rFonts w:ascii="Consolas" w:hAnsi="Consolas"/>
-          <w:sz w:val="20"/>
-          <w:szCs w:val="20"/>
-          <w:lang w:eastAsia="en-IN"/>
-        </w:rPr>
-        <w:t>        }</w:t>
-      </w:r>
-    </w:p>
-    <w:p>
-      <w:pPr>
-        <w:pStyle w:val="ListParagraph"/>
-        <w:ind w:left="927"/>
-        <w:rPr>
-          <w:rFonts w:ascii="Consolas" w:hAnsi="Consolas"/>
-          <w:sz w:val="20"/>
-          <w:szCs w:val="20"/>
-          <w:lang w:eastAsia="en-IN"/>
-        </w:rPr>
-      </w:pPr>
-      <w:r>
-        <w:rPr>
-          <w:rFonts w:ascii="Consolas" w:hAnsi="Consolas"/>
-          <w:sz w:val="20"/>
-          <w:szCs w:val="20"/>
-          <w:lang w:eastAsia="en-IN"/>
-        </w:rPr>
-        <w:t>        else{</w:t>
-      </w:r>
-    </w:p>
-    <w:p>
-      <w:pPr>
-        <w:pStyle w:val="ListParagraph"/>
-        <w:ind w:left="927"/>
-        <w:rPr>
-          <w:rFonts w:ascii="Consolas" w:hAnsi="Consolas"/>
-          <w:sz w:val="20"/>
-          <w:szCs w:val="20"/>
-          <w:lang w:eastAsia="en-IN"/>
-        </w:rPr>
-      </w:pPr>
-      <w:r>
-        <w:rPr>
-          <w:rFonts w:ascii="Consolas" w:hAnsi="Consolas"/>
-          <w:sz w:val="20"/>
-          <w:szCs w:val="20"/>
-          <w:lang w:eastAsia="en-IN"/>
-        </w:rPr>
-        <w:t>            right = mid - 1;</w:t>
-      </w:r>
-    </w:p>
-    <w:p>
-      <w:pPr>
-        <w:pStyle w:val="ListParagraph"/>
-        <w:ind w:left="927"/>
-        <w:rPr>
-          <w:rFonts w:ascii="Consolas" w:hAnsi="Consolas"/>
-          <w:sz w:val="20"/>
-          <w:szCs w:val="20"/>
-          <w:lang w:eastAsia="en-IN"/>
-        </w:rPr>
-      </w:pPr>
-      <w:r>
-        <w:rPr>
-          <w:rFonts w:ascii="Consolas" w:hAnsi="Consolas"/>
-          <w:sz w:val="20"/>
-          <w:szCs w:val="20"/>
-          <w:lang w:eastAsia="en-IN"/>
-        </w:rPr>
-        <w:t>            comparisons++;</w:t>
-      </w:r>
-    </w:p>
-    <w:p>
-      <w:pPr>
-        <w:pStyle w:val="ListParagraph"/>
-        <w:ind w:left="927"/>
-        <w:rPr>
-          <w:rFonts w:ascii="Consolas" w:hAnsi="Consolas"/>
-          <w:sz w:val="20"/>
-          <w:szCs w:val="20"/>
-          <w:lang w:eastAsia="en-IN"/>
-        </w:rPr>
-      </w:pPr>
-      <w:r>
-        <w:rPr>
-          <w:rFonts w:ascii="Consolas" w:hAnsi="Consolas"/>
-          <w:sz w:val="20"/>
-          <w:szCs w:val="20"/>
-          <w:lang w:eastAsia="en-IN"/>
-        </w:rPr>
-        <w:t>        }</w:t>
-      </w:r>
-    </w:p>
-    <w:p>
-      <w:pPr>
-        <w:pStyle w:val="ListParagraph"/>
-        <w:ind w:left="927"/>
-        <w:rPr>
-          <w:rFonts w:ascii="Consolas" w:hAnsi="Consolas"/>
-          <w:sz w:val="20"/>
-          <w:szCs w:val="20"/>
-          <w:lang w:eastAsia="en-IN"/>
-        </w:rPr>
-      </w:pPr>
-      <w:r>
-        <w:rPr>
-          <w:rFonts w:ascii="Consolas" w:hAnsi="Consolas"/>
-          <w:sz w:val="20"/>
-          <w:szCs w:val="20"/>
-          <w:lang w:eastAsia="en-IN"/>
-        </w:rPr>
-        <w:t>    }</w:t>
-      </w:r>
-    </w:p>
-    <w:p>
-      <w:pPr>
-        <w:pStyle w:val="ListParagraph"/>
-        <w:ind w:left="927"/>
-        <w:rPr>
-          <w:rFonts w:ascii="Consolas" w:hAnsi="Consolas"/>
-          <w:sz w:val="20"/>
-          <w:szCs w:val="20"/>
-          <w:lang w:eastAsia="en-IN"/>
-        </w:rPr>
-      </w:pPr>
-      <w:r>
-        <w:rPr>
-          <w:rFonts w:ascii="Consolas" w:hAnsi="Consolas"/>
-          <w:sz w:val="20"/>
-          <w:szCs w:val="20"/>
-          <w:lang w:eastAsia="en-IN"/>
-        </w:rPr>
-        <w:t>    return -1;</w:t>
-      </w:r>
-    </w:p>
-    <w:p>
-      <w:pPr>
-        <w:pStyle w:val="ListParagraph"/>
-        <w:ind w:left="927"/>
-        <w:rPr>
-          <w:rFonts w:ascii="Consolas" w:hAnsi="Consolas"/>
-          <w:sz w:val="20"/>
-          <w:szCs w:val="20"/>
-          <w:lang w:eastAsia="en-IN"/>
-        </w:rPr>
-      </w:pPr>
-      <w:r>
-        <w:rPr>
-          <w:rFonts w:ascii="Consolas" w:hAnsi="Consolas"/>
-          <w:sz w:val="20"/>
-          <w:szCs w:val="20"/>
-          <w:lang w:eastAsia="en-IN"/>
-        </w:rPr>
-        <w:t>}</w:t>
-      </w:r>
-    </w:p>
-    <w:p>
-      <w:pPr>
-        <w:pStyle w:val="ListParagraph"/>
-        <w:ind w:left="927"/>
-        <w:rPr>
-          <w:rFonts w:ascii="Consolas" w:hAnsi="Consolas"/>
-          <w:sz w:val="20"/>
-          <w:szCs w:val="20"/>
-          <w:lang w:eastAsia="en-IN"/>
-        </w:rPr>
-      </w:pPr>
-    </w:p>
-    <w:p>
-      <w:pPr>
-        <w:pStyle w:val="ListParagraph"/>
-        <w:ind w:left="927"/>
-        <w:rPr>
-          <w:rFonts w:ascii="Consolas" w:hAnsi="Consolas"/>
-          <w:sz w:val="20"/>
-          <w:szCs w:val="20"/>
-          <w:lang w:eastAsia="en-IN"/>
-        </w:rPr>
-      </w:pPr>
-      <w:r>
-        <w:rPr>
-          <w:rFonts w:ascii="Consolas" w:hAnsi="Consolas"/>
-          <w:sz w:val="20"/>
-          <w:szCs w:val="20"/>
-          <w:lang w:eastAsia="en-IN"/>
-        </w:rPr>
-        <w:t>int sentinel(int arr[],int n, int target){</w:t>
-      </w:r>
-    </w:p>
-    <w:p>
-      <w:pPr>
-        <w:pStyle w:val="ListParagraph"/>
-        <w:ind w:left="927"/>
-        <w:rPr>
-          <w:rFonts w:ascii="Consolas" w:hAnsi="Consolas"/>
-          <w:sz w:val="20"/>
-          <w:szCs w:val="20"/>
-          <w:lang w:eastAsia="en-IN"/>
-        </w:rPr>
-      </w:pPr>
-      <w:r>
-        <w:rPr>
-          <w:rFonts w:ascii="Consolas" w:hAnsi="Consolas"/>
-          <w:sz w:val="20"/>
-          <w:szCs w:val="20"/>
-          <w:lang w:eastAsia="en-IN"/>
-        </w:rPr>
-        <w:t xml:space="preserve">    reset(); </w:t>
-      </w:r>
-    </w:p>
-    <w:p>
-      <w:pPr>
-        <w:pStyle w:val="ListParagraph"/>
-        <w:ind w:left="927"/>
-        <w:rPr>
-          <w:rFonts w:ascii="Consolas" w:hAnsi="Consolas"/>
-          <w:sz w:val="20"/>
-          <w:szCs w:val="20"/>
-          <w:lang w:eastAsia="en-IN"/>
-        </w:rPr>
-      </w:pPr>
-      <w:r>
-        <w:rPr>
-          <w:rFonts w:ascii="Consolas" w:hAnsi="Consolas"/>
-          <w:sz w:val="20"/>
-          <w:szCs w:val="20"/>
-          <w:lang w:eastAsia="en-IN"/>
-        </w:rPr>
-        <w:t>    int last = arr[n-1];</w:t>
-      </w:r>
-    </w:p>
-    <w:p>
-      <w:pPr>
-        <w:pStyle w:val="ListParagraph"/>
-        <w:ind w:left="927"/>
-        <w:rPr>
-          <w:rFonts w:ascii="Consolas" w:hAnsi="Consolas"/>
-          <w:sz w:val="20"/>
-          <w:szCs w:val="20"/>
-          <w:lang w:eastAsia="en-IN"/>
-        </w:rPr>
-      </w:pPr>
-      <w:r>
-        <w:rPr>
-          <w:rFonts w:ascii="Consolas" w:hAnsi="Consolas"/>
-          <w:sz w:val="20"/>
-          <w:szCs w:val="20"/>
-          <w:lang w:eastAsia="en-IN"/>
-        </w:rPr>
-        <w:t>    arr[n-1] = target;</w:t>
-      </w:r>
-    </w:p>
-    <w:p>
-      <w:pPr>
-        <w:pStyle w:val="ListParagraph"/>
-        <w:ind w:left="927"/>
-        <w:rPr>
-          <w:rFonts w:ascii="Consolas" w:hAnsi="Consolas"/>
-          <w:sz w:val="20"/>
-          <w:szCs w:val="20"/>
-          <w:lang w:eastAsia="en-IN"/>
-        </w:rPr>
-      </w:pPr>
-      <w:r>
-        <w:rPr>
-          <w:rFonts w:ascii="Consolas" w:hAnsi="Consolas"/>
-          <w:sz w:val="20"/>
-          <w:szCs w:val="20"/>
-          <w:lang w:eastAsia="en-IN"/>
-        </w:rPr>
-        <w:t>    int i = 0;</w:t>
-      </w:r>
-    </w:p>
-    <w:p>
-      <w:pPr>
-        <w:pStyle w:val="ListParagraph"/>
-        <w:ind w:left="927"/>
-        <w:rPr>
-          <w:rFonts w:ascii="Consolas" w:hAnsi="Consolas"/>
-          <w:sz w:val="20"/>
-          <w:szCs w:val="20"/>
-          <w:lang w:eastAsia="en-IN"/>
-        </w:rPr>
-      </w:pPr>
-      <w:r>
-        <w:rPr>
-          <w:rFonts w:ascii="Consolas" w:hAnsi="Consolas"/>
-          <w:sz w:val="20"/>
-          <w:szCs w:val="20"/>
-          <w:lang w:eastAsia="en-IN"/>
-        </w:rPr>
-        <w:t>    while(arr[i]!=target){</w:t>
-      </w:r>
-    </w:p>
-    <w:p>
-      <w:pPr>
-        <w:pStyle w:val="ListParagraph"/>
-        <w:ind w:left="927"/>
-        <w:rPr>
-          <w:rFonts w:ascii="Consolas" w:hAnsi="Consolas"/>
-          <w:sz w:val="20"/>
-          <w:szCs w:val="20"/>
-          <w:lang w:eastAsia="en-IN"/>
-        </w:rPr>
-      </w:pPr>
-      <w:r>
-        <w:rPr>
-          <w:rFonts w:ascii="Consolas" w:hAnsi="Consolas"/>
-          <w:sz w:val="20"/>
-          <w:szCs w:val="20"/>
-          <w:lang w:eastAsia="en-IN"/>
-        </w:rPr>
-        <w:t>        i++;</w:t>
-      </w:r>
-    </w:p>
-    <w:p>
-      <w:pPr>
-        <w:pStyle w:val="ListParagraph"/>
-        <w:ind w:left="927"/>
-        <w:rPr>
-          <w:rFonts w:ascii="Consolas" w:hAnsi="Consolas"/>
-          <w:sz w:val="20"/>
-          <w:szCs w:val="20"/>
-          <w:lang w:eastAsia="en-IN"/>
-        </w:rPr>
-      </w:pPr>
-      <w:r>
-        <w:rPr>
-          <w:rFonts w:ascii="Consolas" w:hAnsi="Consolas"/>
-          <w:sz w:val="20"/>
-          <w:szCs w:val="20"/>
-          <w:lang w:eastAsia="en-IN"/>
-        </w:rPr>
-        <w:t>    }</w:t>
-      </w:r>
-    </w:p>
-    <w:p>
-      <w:pPr>
-        <w:pStyle w:val="ListParagraph"/>
-        <w:ind w:left="927"/>
-        <w:rPr>
-          <w:rFonts w:ascii="Consolas" w:hAnsi="Consolas"/>
-          <w:sz w:val="20"/>
-          <w:szCs w:val="20"/>
-          <w:lang w:eastAsia="en-IN"/>
-        </w:rPr>
-      </w:pPr>
-      <w:r>
-        <w:rPr>
-          <w:rFonts w:ascii="Consolas" w:hAnsi="Consolas"/>
-          <w:sz w:val="20"/>
-          <w:szCs w:val="20"/>
-          <w:lang w:eastAsia="en-IN"/>
-        </w:rPr>
-        <w:t>    arr[n-1] = last;</w:t>
-      </w:r>
-    </w:p>
-    <w:p>
-      <w:pPr>
-        <w:pStyle w:val="ListParagraph"/>
-        <w:ind w:left="927"/>
-        <w:rPr>
-          <w:rFonts w:ascii="Consolas" w:hAnsi="Consolas"/>
-          <w:sz w:val="20"/>
-          <w:szCs w:val="20"/>
-          <w:lang w:eastAsia="en-IN"/>
-        </w:rPr>
-      </w:pPr>
-      <w:r>
-        <w:rPr>
-          <w:rFonts w:ascii="Consolas" w:hAnsi="Consolas"/>
-          <w:sz w:val="20"/>
-          <w:szCs w:val="20"/>
-          <w:lang w:eastAsia="en-IN"/>
-        </w:rPr>
-        <w:t>    if(i&lt;n-1 || arr[n-1]==target){</w:t>
-      </w:r>
-    </w:p>
-    <w:p>
-      <w:pPr>
-        <w:pStyle w:val="ListParagraph"/>
-        <w:ind w:left="927"/>
-        <w:rPr>
-          <w:rFonts w:ascii="Consolas" w:hAnsi="Consolas"/>
-          <w:sz w:val="20"/>
-          <w:szCs w:val="20"/>
-          <w:lang w:eastAsia="en-IN"/>
-        </w:rPr>
-      </w:pPr>
-      <w:r>
-        <w:rPr>
-          <w:rFonts w:ascii="Consolas" w:hAnsi="Consolas"/>
-          <w:sz w:val="20"/>
-          <w:szCs w:val="20"/>
-          <w:lang w:eastAsia="en-IN"/>
-        </w:rPr>
-        <w:t>        comparisons++;</w:t>
-      </w:r>
-    </w:p>
-    <w:p>
-      <w:pPr>
-        <w:pStyle w:val="ListParagraph"/>
-        <w:ind w:left="927"/>
-        <w:rPr>
-          <w:rFonts w:ascii="Consolas" w:hAnsi="Consolas"/>
-          <w:sz w:val="20"/>
-          <w:szCs w:val="20"/>
-          <w:lang w:eastAsia="en-IN"/>
-        </w:rPr>
-      </w:pPr>
-      <w:r>
-        <w:rPr>
-          <w:rFonts w:ascii="Consolas" w:hAnsi="Consolas"/>
-          <w:sz w:val="20"/>
-          <w:szCs w:val="20"/>
-          <w:lang w:eastAsia="en-IN"/>
-        </w:rPr>
-        <w:t>        return i;</w:t>
-      </w:r>
-    </w:p>
-    <w:p>
-      <w:pPr>
-        <w:pStyle w:val="ListParagraph"/>
-        <w:ind w:left="927"/>
-        <w:rPr>
-          <w:rFonts w:ascii="Consolas" w:hAnsi="Consolas"/>
-          <w:sz w:val="20"/>
-          <w:szCs w:val="20"/>
-          <w:lang w:eastAsia="en-IN"/>
-        </w:rPr>
-      </w:pPr>
-      <w:r>
-        <w:rPr>
-          <w:rFonts w:ascii="Consolas" w:hAnsi="Consolas"/>
-          <w:sz w:val="20"/>
-          <w:szCs w:val="20"/>
-          <w:lang w:eastAsia="en-IN"/>
-        </w:rPr>
-        <w:t>    }</w:t>
-      </w:r>
-    </w:p>
-    <w:p>
-      <w:pPr>
-        <w:pStyle w:val="ListParagraph"/>
-        <w:ind w:left="927"/>
-        <w:rPr>
-          <w:rFonts w:ascii="Consolas" w:hAnsi="Consolas"/>
-          <w:sz w:val="20"/>
-          <w:szCs w:val="20"/>
-          <w:lang w:eastAsia="en-IN"/>
-        </w:rPr>
-      </w:pPr>
-      <w:r>
-        <w:rPr>
-          <w:rFonts w:ascii="Consolas" w:hAnsi="Consolas"/>
-          <w:sz w:val="20"/>
-          <w:szCs w:val="20"/>
-          <w:lang w:eastAsia="en-IN"/>
-        </w:rPr>
-        <w:t>}</w:t>
-      </w:r>
-    </w:p>
-    <w:p>
-      <w:pPr>
-        <w:pStyle w:val="ListParagraph"/>
-        <w:ind w:left="927"/>
-        <w:rPr>
-          <w:rFonts w:ascii="Consolas" w:hAnsi="Consolas"/>
-          <w:sz w:val="20"/>
-          <w:szCs w:val="20"/>
-          <w:lang w:eastAsia="en-IN"/>
-        </w:rPr>
-      </w:pPr>
-    </w:p>
-    <w:p>
-      <w:pPr>
-        <w:pStyle w:val="ListParagraph"/>
-        <w:ind w:left="927"/>
-        <w:rPr>
-          <w:rFonts w:ascii="Consolas" w:hAnsi="Consolas"/>
-          <w:sz w:val="20"/>
-          <w:szCs w:val="20"/>
-          <w:lang w:eastAsia="en-IN"/>
-        </w:rPr>
-      </w:pPr>
-      <w:r>
-        <w:rPr>
-          <w:rFonts w:ascii="Consolas" w:hAnsi="Consolas"/>
-          <w:sz w:val="20"/>
-          <w:szCs w:val="20"/>
-          <w:lang w:eastAsia="en-IN"/>
-        </w:rPr>
-        <w:t>int fibonacci(int arr[], int n, int target){</w:t>
-      </w:r>
-    </w:p>
-    <w:p>
-      <w:pPr>
-        <w:pStyle w:val="ListParagraph"/>
-        <w:ind w:left="927"/>
-        <w:rPr>
-          <w:rFonts w:ascii="Consolas" w:hAnsi="Consolas"/>
-          <w:sz w:val="20"/>
-          <w:szCs w:val="20"/>
-          <w:lang w:eastAsia="en-IN"/>
-        </w:rPr>
-      </w:pPr>
-      <w:r>
-        <w:rPr>
-          <w:rFonts w:ascii="Consolas" w:hAnsi="Consolas"/>
-          <w:sz w:val="20"/>
-          <w:szCs w:val="20"/>
-          <w:lang w:eastAsia="en-IN"/>
-        </w:rPr>
-        <w:t>    reset();</w:t>
-      </w:r>
-    </w:p>
-    <w:p>
-      <w:pPr>
-        <w:pStyle w:val="ListParagraph"/>
-        <w:ind w:left="927"/>
-        <w:rPr>
-          <w:rFonts w:ascii="Consolas" w:hAnsi="Consolas"/>
-          <w:sz w:val="20"/>
-          <w:szCs w:val="20"/>
-          <w:lang w:eastAsia="en-IN"/>
-        </w:rPr>
-      </w:pPr>
-      <w:r>
-        <w:rPr>
-          <w:rFonts w:ascii="Consolas" w:hAnsi="Consolas"/>
-          <w:sz w:val="20"/>
-          <w:szCs w:val="20"/>
-          <w:lang w:eastAsia="en-IN"/>
-        </w:rPr>
-        <w:t>    int fib2 = 0;</w:t>
-      </w:r>
-    </w:p>
-    <w:p>
-      <w:pPr>
-        <w:pStyle w:val="ListParagraph"/>
-        <w:ind w:left="927"/>
-        <w:rPr>
-          <w:rFonts w:ascii="Consolas" w:hAnsi="Consolas"/>
-          <w:sz w:val="20"/>
-          <w:szCs w:val="20"/>
-          <w:lang w:eastAsia="en-IN"/>
-        </w:rPr>
-      </w:pPr>
-      <w:r>
-        <w:rPr>
-          <w:rFonts w:ascii="Consolas" w:hAnsi="Consolas"/>
-          <w:sz w:val="20"/>
-          <w:szCs w:val="20"/>
-          <w:lang w:eastAsia="en-IN"/>
-        </w:rPr>
-        <w:t>    int fib1 = 1;</w:t>
-      </w:r>
-    </w:p>
-    <w:p>
-      <w:pPr>
-        <w:pStyle w:val="ListParagraph"/>
-        <w:ind w:left="927"/>
-        <w:rPr>
-          <w:rFonts w:ascii="Consolas" w:hAnsi="Consolas"/>
-          <w:sz w:val="20"/>
-          <w:szCs w:val="20"/>
-          <w:lang w:eastAsia="en-IN"/>
-        </w:rPr>
-      </w:pPr>
-      <w:r>
-        <w:rPr>
-          <w:rFonts w:ascii="Consolas" w:hAnsi="Consolas"/>
-          <w:sz w:val="20"/>
-          <w:szCs w:val="20"/>
-          <w:lang w:eastAsia="en-IN"/>
-        </w:rPr>
-        <w:t>    int fib = fib1 + fib2;</w:t>
-      </w:r>
-    </w:p>
-    <w:p>
-      <w:pPr>
-        <w:pStyle w:val="ListParagraph"/>
-        <w:ind w:left="927"/>
-        <w:rPr>
-          <w:rFonts w:ascii="Consolas" w:hAnsi="Consolas"/>
-          <w:sz w:val="20"/>
-          <w:szCs w:val="20"/>
-          <w:lang w:eastAsia="en-IN"/>
-        </w:rPr>
-      </w:pPr>
-      <w:r>
-        <w:rPr>
-          <w:rFonts w:ascii="Consolas" w:hAnsi="Consolas"/>
-          <w:sz w:val="20"/>
-          <w:szCs w:val="20"/>
-          <w:lang w:eastAsia="en-IN"/>
-        </w:rPr>
-        <w:t>    int offset = -1;</w:t>
-      </w:r>
-    </w:p>
-    <w:p>
-      <w:pPr>
-        <w:pStyle w:val="ListParagraph"/>
-        <w:ind w:left="927"/>
-        <w:rPr>
-          <w:rFonts w:ascii="Consolas" w:hAnsi="Consolas"/>
-          <w:sz w:val="20"/>
-          <w:szCs w:val="20"/>
-          <w:lang w:eastAsia="en-IN"/>
-        </w:rPr>
-      </w:pPr>
-      <w:r>
-        <w:rPr>
-          <w:rFonts w:ascii="Consolas" w:hAnsi="Consolas"/>
-          <w:sz w:val="20"/>
-          <w:szCs w:val="20"/>
-          <w:lang w:eastAsia="en-IN"/>
-        </w:rPr>
-        <w:t>    while(fib&lt;n){</w:t>
-      </w:r>
-    </w:p>
-    <w:p>
-      <w:pPr>
-        <w:pStyle w:val="ListParagraph"/>
-        <w:ind w:left="927"/>
-        <w:rPr>
-          <w:rFonts w:ascii="Consolas" w:hAnsi="Consolas"/>
-          <w:sz w:val="20"/>
-          <w:szCs w:val="20"/>
-          <w:lang w:eastAsia="en-IN"/>
-        </w:rPr>
-      </w:pPr>
-      <w:r>
-        <w:rPr>
-          <w:rFonts w:ascii="Consolas" w:hAnsi="Consolas"/>
-          <w:sz w:val="20"/>
-          <w:szCs w:val="20"/>
-          <w:lang w:eastAsia="en-IN"/>
-        </w:rPr>
-        <w:t>        fib2 = fib1;</w:t>
-      </w:r>
-    </w:p>
-    <w:p>
-      <w:pPr>
-        <w:pStyle w:val="ListParagraph"/>
-        <w:ind w:left="927"/>
-        <w:rPr>
-          <w:rFonts w:ascii="Consolas" w:hAnsi="Consolas"/>
-          <w:sz w:val="20"/>
-          <w:szCs w:val="20"/>
-          <w:lang w:eastAsia="en-IN"/>
-        </w:rPr>
-      </w:pPr>
-      <w:r>
-        <w:rPr>
-          <w:rFonts w:ascii="Consolas" w:hAnsi="Consolas"/>
-          <w:sz w:val="20"/>
-          <w:szCs w:val="20"/>
-          <w:lang w:eastAsia="en-IN"/>
-        </w:rPr>
-        <w:t>        fib1 = fib;</w:t>
-      </w:r>
-    </w:p>
-    <w:p>
-      <w:pPr>
-        <w:pStyle w:val="ListParagraph"/>
-        <w:ind w:left="927"/>
-        <w:rPr>
-          <w:rFonts w:ascii="Consolas" w:hAnsi="Consolas"/>
-          <w:sz w:val="20"/>
-          <w:szCs w:val="20"/>
-          <w:lang w:eastAsia="en-IN"/>
-        </w:rPr>
-      </w:pPr>
-      <w:r>
-        <w:rPr>
-          <w:rFonts w:ascii="Consolas" w:hAnsi="Consolas"/>
-          <w:sz w:val="20"/>
-          <w:szCs w:val="20"/>
-          <w:lang w:eastAsia="en-IN"/>
-        </w:rPr>
-        <w:t>        fib = fib1 + fib2;</w:t>
-      </w:r>
-    </w:p>
-    <w:p>
-      <w:pPr>
-        <w:pStyle w:val="ListParagraph"/>
-        <w:ind w:left="927"/>
-        <w:rPr>
-          <w:rFonts w:ascii="Consolas" w:hAnsi="Consolas"/>
-          <w:sz w:val="20"/>
-          <w:szCs w:val="20"/>
-          <w:lang w:eastAsia="en-IN"/>
-        </w:rPr>
-      </w:pPr>
-      <w:r>
-        <w:rPr>
-          <w:rFonts w:ascii="Consolas" w:hAnsi="Consolas"/>
-          <w:sz w:val="20"/>
-          <w:szCs w:val="20"/>
-          <w:lang w:eastAsia="en-IN"/>
-        </w:rPr>
-        <w:t>    }</w:t>
-      </w:r>
-    </w:p>
-    <w:p>
-      <w:pPr>
-        <w:pStyle w:val="ListParagraph"/>
-        <w:ind w:left="927"/>
-        <w:rPr>
-          <w:rFonts w:ascii="Consolas" w:hAnsi="Consolas"/>
-          <w:sz w:val="20"/>
-          <w:szCs w:val="20"/>
-          <w:lang w:eastAsia="en-IN"/>
-        </w:rPr>
-      </w:pPr>
-      <w:r>
-        <w:rPr>
-          <w:rFonts w:ascii="Consolas" w:hAnsi="Consolas"/>
-          <w:sz w:val="20"/>
-          <w:szCs w:val="20"/>
-          <w:lang w:eastAsia="en-IN"/>
-        </w:rPr>
-        <w:t>    while(fib&gt;1){</w:t>
-      </w:r>
-    </w:p>
-    <w:p>
-      <w:pPr>
-        <w:pStyle w:val="ListParagraph"/>
-        <w:ind w:left="927"/>
-        <w:rPr>
-          <w:rFonts w:ascii="Consolas" w:hAnsi="Consolas"/>
-          <w:sz w:val="20"/>
-          <w:szCs w:val="20"/>
-          <w:lang w:eastAsia="en-IN"/>
-        </w:rPr>
-      </w:pPr>
-      <w:r>
-        <w:rPr>
-          <w:rFonts w:ascii="Consolas" w:hAnsi="Consolas"/>
-          <w:sz w:val="20"/>
-          <w:szCs w:val="20"/>
-          <w:lang w:eastAsia="en-IN"/>
-        </w:rPr>
-        <w:t>        int i = min(offset+fib2, n-1);</w:t>
-      </w:r>
-    </w:p>
-    <w:p>
-      <w:pPr>
-        <w:pStyle w:val="ListParagraph"/>
-        <w:ind w:left="927"/>
-        <w:rPr>
-          <w:rFonts w:ascii="Consolas" w:hAnsi="Consolas"/>
-          <w:sz w:val="20"/>
-          <w:szCs w:val="20"/>
-          <w:lang w:eastAsia="en-IN"/>
-        </w:rPr>
-      </w:pPr>
-      <w:r>
-        <w:rPr>
-          <w:rFonts w:ascii="Consolas" w:hAnsi="Consolas"/>
-          <w:sz w:val="20"/>
-          <w:szCs w:val="20"/>
-          <w:lang w:eastAsia="en-IN"/>
-        </w:rPr>
-        <w:t>        if(arr[i]&lt;target){</w:t>
-      </w:r>
-    </w:p>
-    <w:p>
-      <w:pPr>
-        <w:pStyle w:val="ListParagraph"/>
-        <w:ind w:left="927"/>
-        <w:rPr>
-          <w:rFonts w:ascii="Consolas" w:hAnsi="Consolas"/>
-          <w:sz w:val="20"/>
-          <w:szCs w:val="20"/>
-          <w:lang w:eastAsia="en-IN"/>
-        </w:rPr>
-      </w:pPr>
-      <w:r>
-        <w:rPr>
-          <w:rFonts w:ascii="Consolas" w:hAnsi="Consolas"/>
-          <w:sz w:val="20"/>
-          <w:szCs w:val="20"/>
-          <w:lang w:eastAsia="en-IN"/>
-        </w:rPr>
-        <w:t>            fib = fib1;</w:t>
-      </w:r>
-    </w:p>
-    <w:p>
-      <w:pPr>
-        <w:pStyle w:val="ListParagraph"/>
-        <w:ind w:left="927"/>
-        <w:rPr>
-          <w:rFonts w:ascii="Consolas" w:hAnsi="Consolas"/>
-          <w:sz w:val="20"/>
-          <w:szCs w:val="20"/>
-          <w:lang w:eastAsia="en-IN"/>
-        </w:rPr>
-      </w:pPr>
-      <w:r>
-        <w:rPr>
-          <w:rFonts w:ascii="Consolas" w:hAnsi="Consolas"/>
-          <w:sz w:val="20"/>
-          <w:szCs w:val="20"/>
-          <w:lang w:eastAsia="en-IN"/>
-        </w:rPr>
-        <w:t>            fib1 = fib2;</w:t>
-      </w:r>
-    </w:p>
-    <w:p>
-      <w:pPr>
-        <w:pStyle w:val="ListParagraph"/>
-        <w:ind w:left="927"/>
-        <w:rPr>
-          <w:rFonts w:ascii="Consolas" w:hAnsi="Consolas"/>
-          <w:sz w:val="20"/>
-          <w:szCs w:val="20"/>
-          <w:lang w:eastAsia="en-IN"/>
-        </w:rPr>
-      </w:pPr>
-      <w:r>
-        <w:rPr>
-          <w:rFonts w:ascii="Consolas" w:hAnsi="Consolas"/>
-          <w:sz w:val="20"/>
-          <w:szCs w:val="20"/>
-          <w:lang w:eastAsia="en-IN"/>
-        </w:rPr>
-        <w:t>            fib2 = fib - fib1;</w:t>
-      </w:r>
-    </w:p>
-    <w:p>
-      <w:pPr>
-        <w:pStyle w:val="ListParagraph"/>
-        <w:ind w:left="927"/>
-        <w:rPr>
-          <w:rFonts w:ascii="Consolas" w:hAnsi="Consolas"/>
-          <w:sz w:val="20"/>
-          <w:szCs w:val="20"/>
-          <w:lang w:eastAsia="en-IN"/>
-        </w:rPr>
-      </w:pPr>
-      <w:r>
-        <w:rPr>
-          <w:rFonts w:ascii="Consolas" w:hAnsi="Consolas"/>
-          <w:sz w:val="20"/>
-          <w:szCs w:val="20"/>
-          <w:lang w:eastAsia="en-IN"/>
-        </w:rPr>
-        <w:t>            offset = i;</w:t>
-      </w:r>
-    </w:p>
-    <w:p>
-      <w:pPr>
-        <w:pStyle w:val="ListParagraph"/>
-        <w:ind w:left="927"/>
-        <w:rPr>
-          <w:rFonts w:ascii="Consolas" w:hAnsi="Consolas"/>
-          <w:sz w:val="20"/>
-          <w:szCs w:val="20"/>
-          <w:lang w:eastAsia="en-IN"/>
-        </w:rPr>
-      </w:pPr>
-      <w:r>
-        <w:rPr>
-          <w:rFonts w:ascii="Consolas" w:hAnsi="Consolas"/>
-          <w:sz w:val="20"/>
-          <w:szCs w:val="20"/>
-          <w:lang w:eastAsia="en-IN"/>
-        </w:rPr>
-        <w:t>            comparisons++;</w:t>
-      </w:r>
-    </w:p>
-    <w:p>
-      <w:pPr>
-        <w:pStyle w:val="ListParagraph"/>
-        <w:ind w:left="927"/>
-        <w:rPr>
-          <w:rFonts w:ascii="Consolas" w:hAnsi="Consolas"/>
-          <w:sz w:val="20"/>
-          <w:szCs w:val="20"/>
-          <w:lang w:eastAsia="en-IN"/>
-        </w:rPr>
-      </w:pPr>
-      <w:r>
-        <w:rPr>
-          <w:rFonts w:ascii="Consolas" w:hAnsi="Consolas"/>
-          <w:sz w:val="20"/>
-          <w:szCs w:val="20"/>
-          <w:lang w:eastAsia="en-IN"/>
-        </w:rPr>
-        <w:t>        }</w:t>
-      </w:r>
-    </w:p>
-    <w:p>
-      <w:pPr>
-        <w:pStyle w:val="ListParagraph"/>
-        <w:ind w:left="927"/>
-        <w:rPr>
-          <w:rFonts w:ascii="Consolas" w:hAnsi="Consolas"/>
-          <w:sz w:val="20"/>
-          <w:szCs w:val="20"/>
-          <w:lang w:eastAsia="en-IN"/>
-        </w:rPr>
-      </w:pPr>
-      <w:r>
-        <w:rPr>
-          <w:rFonts w:ascii="Consolas" w:hAnsi="Consolas"/>
-          <w:sz w:val="20"/>
-          <w:szCs w:val="20"/>
-          <w:lang w:eastAsia="en-IN"/>
-        </w:rPr>
-        <w:t>        else if(arr[i]&gt;target){</w:t>
-      </w:r>
-    </w:p>
-    <w:p>
-      <w:pPr>
-        <w:pStyle w:val="ListParagraph"/>
-        <w:ind w:left="927"/>
-        <w:rPr>
-          <w:rFonts w:ascii="Consolas" w:hAnsi="Consolas"/>
-          <w:sz w:val="20"/>
-          <w:szCs w:val="20"/>
-          <w:lang w:eastAsia="en-IN"/>
-        </w:rPr>
-      </w:pPr>
-      <w:r>
-        <w:rPr>
-          <w:rFonts w:ascii="Consolas" w:hAnsi="Consolas"/>
-          <w:sz w:val="20"/>
-          <w:szCs w:val="20"/>
-          <w:lang w:eastAsia="en-IN"/>
-        </w:rPr>
-        <w:t>            fib = fib2;</w:t>
-      </w:r>
-    </w:p>
-    <w:p>
-      <w:pPr>
-        <w:pStyle w:val="ListParagraph"/>
-        <w:ind w:left="927"/>
-        <w:rPr>
-          <w:rFonts w:ascii="Consolas" w:hAnsi="Consolas"/>
-          <w:sz w:val="20"/>
-          <w:szCs w:val="20"/>
-          <w:lang w:eastAsia="en-IN"/>
-        </w:rPr>
-      </w:pPr>
-      <w:r>
-        <w:rPr>
-          <w:rFonts w:ascii="Consolas" w:hAnsi="Consolas"/>
-          <w:sz w:val="20"/>
-          <w:szCs w:val="20"/>
-          <w:lang w:eastAsia="en-IN"/>
-        </w:rPr>
-        <w:t>            fib1 = fib1 - fib2;</w:t>
-      </w:r>
-    </w:p>
-    <w:p>
-      <w:pPr>
-        <w:pStyle w:val="ListParagraph"/>
-        <w:ind w:left="927"/>
-        <w:rPr>
-          <w:rFonts w:ascii="Consolas" w:hAnsi="Consolas"/>
-          <w:sz w:val="20"/>
-          <w:szCs w:val="20"/>
-          <w:lang w:eastAsia="en-IN"/>
-        </w:rPr>
-      </w:pPr>
-      <w:r>
-        <w:rPr>
-          <w:rFonts w:ascii="Consolas" w:hAnsi="Consolas"/>
-          <w:sz w:val="20"/>
-          <w:szCs w:val="20"/>
-          <w:lang w:eastAsia="en-IN"/>
-        </w:rPr>
-        <w:t>            fib2 = fib - fib1;</w:t>
-      </w:r>
-    </w:p>
-    <w:p>
-      <w:pPr>
-        <w:pStyle w:val="ListParagraph"/>
-        <w:ind w:left="927"/>
-        <w:rPr>
-          <w:rFonts w:ascii="Consolas" w:hAnsi="Consolas"/>
-          <w:sz w:val="20"/>
-          <w:szCs w:val="20"/>
-          <w:lang w:eastAsia="en-IN"/>
-        </w:rPr>
-      </w:pPr>
-      <w:r>
-        <w:rPr>
-          <w:rFonts w:ascii="Consolas" w:hAnsi="Consolas"/>
-          <w:sz w:val="20"/>
-          <w:szCs w:val="20"/>
-          <w:lang w:eastAsia="en-IN"/>
-        </w:rPr>
-        <w:t>            comparisons++;</w:t>
-      </w:r>
-    </w:p>
-    <w:p>
-      <w:pPr>
-        <w:pStyle w:val="ListParagraph"/>
-        <w:ind w:left="927"/>
-        <w:rPr>
-          <w:rFonts w:ascii="Consolas" w:hAnsi="Consolas"/>
-          <w:sz w:val="20"/>
-          <w:szCs w:val="20"/>
-          <w:lang w:eastAsia="en-IN"/>
-        </w:rPr>
-      </w:pPr>
-      <w:r>
-        <w:rPr>
-          <w:rFonts w:ascii="Consolas" w:hAnsi="Consolas"/>
-          <w:sz w:val="20"/>
-          <w:szCs w:val="20"/>
-          <w:lang w:eastAsia="en-IN"/>
-        </w:rPr>
-        <w:t>        }</w:t>
-      </w:r>
-    </w:p>
-    <w:p>
-      <w:pPr>
-        <w:pStyle w:val="ListParagraph"/>
-        <w:ind w:left="927"/>
-        <w:rPr>
-          <w:rFonts w:ascii="Consolas" w:hAnsi="Consolas"/>
-          <w:sz w:val="20"/>
-          <w:szCs w:val="20"/>
-          <w:lang w:eastAsia="en-IN"/>
-        </w:rPr>
-      </w:pPr>
-      <w:r>
-        <w:rPr>
-          <w:rFonts w:ascii="Consolas" w:hAnsi="Consolas"/>
-          <w:sz w:val="20"/>
-          <w:szCs w:val="20"/>
-          <w:lang w:eastAsia="en-IN"/>
-        </w:rPr>
-        <w:t>        else{</w:t>
-      </w:r>
-    </w:p>
-    <w:p>
-      <w:pPr>
-        <w:pStyle w:val="ListParagraph"/>
-        <w:ind w:left="927"/>
-        <w:rPr>
-          <w:rFonts w:ascii="Consolas" w:hAnsi="Consolas"/>
-          <w:sz w:val="20"/>
-          <w:szCs w:val="20"/>
-          <w:lang w:eastAsia="en-IN"/>
-        </w:rPr>
-      </w:pPr>
-      <w:r>
-        <w:rPr>
-          <w:rFonts w:ascii="Consolas" w:hAnsi="Consolas"/>
-          <w:sz w:val="20"/>
-          <w:szCs w:val="20"/>
-          <w:lang w:eastAsia="en-IN"/>
-        </w:rPr>
-        <w:t>            comparisons++;</w:t>
-      </w:r>
-    </w:p>
-    <w:p>
-      <w:pPr>
-        <w:pStyle w:val="ListParagraph"/>
-        <w:ind w:left="927"/>
-        <w:rPr>
-          <w:rFonts w:ascii="Consolas" w:hAnsi="Consolas"/>
-          <w:sz w:val="20"/>
-          <w:szCs w:val="20"/>
-          <w:lang w:eastAsia="en-IN"/>
-        </w:rPr>
-      </w:pPr>
-      <w:r>
-        <w:rPr>
-          <w:rFonts w:ascii="Consolas" w:hAnsi="Consolas"/>
-          <w:sz w:val="20"/>
-          <w:szCs w:val="20"/>
-          <w:lang w:eastAsia="en-IN"/>
-        </w:rPr>
-        <w:t>            return i;</w:t>
-      </w:r>
-    </w:p>
-    <w:p>
-      <w:pPr>
-        <w:pStyle w:val="ListParagraph"/>
-        <w:ind w:left="927"/>
-        <w:rPr>
-          <w:rFonts w:ascii="Consolas" w:hAnsi="Consolas"/>
-          <w:sz w:val="20"/>
-          <w:szCs w:val="20"/>
-          <w:lang w:eastAsia="en-IN"/>
-        </w:rPr>
-      </w:pPr>
-      <w:r>
-        <w:rPr>
-          <w:rFonts w:ascii="Consolas" w:hAnsi="Consolas"/>
-          <w:sz w:val="20"/>
-          <w:szCs w:val="20"/>
-          <w:lang w:eastAsia="en-IN"/>
-        </w:rPr>
-        <w:t>        }</w:t>
-      </w:r>
-    </w:p>
-    <w:p>
-      <w:pPr>
-        <w:pStyle w:val="ListParagraph"/>
-        <w:ind w:left="927"/>
-        <w:rPr>
-          <w:rFonts w:ascii="Consolas" w:hAnsi="Consolas"/>
-          <w:sz w:val="20"/>
-          <w:szCs w:val="20"/>
-          <w:lang w:eastAsia="en-IN"/>
-        </w:rPr>
-      </w:pPr>
-      <w:r>
-        <w:rPr>
-          <w:rFonts w:ascii="Consolas" w:hAnsi="Consolas"/>
-          <w:sz w:val="20"/>
-          <w:szCs w:val="20"/>
-          <w:lang w:eastAsia="en-IN"/>
-        </w:rPr>
-        <w:t>    }</w:t>
-      </w:r>
-    </w:p>
-    <w:p>
-      <w:pPr>
-        <w:pStyle w:val="ListParagraph"/>
-        <w:ind w:left="927"/>
-        <w:rPr>
-          <w:rFonts w:ascii="Consolas" w:hAnsi="Consolas"/>
-          <w:sz w:val="20"/>
-          <w:szCs w:val="20"/>
-          <w:lang w:eastAsia="en-IN"/>
-        </w:rPr>
-      </w:pPr>
-      <w:r>
-        <w:rPr>
-          <w:rFonts w:ascii="Consolas" w:hAnsi="Consolas"/>
-          <w:sz w:val="20"/>
-          <w:szCs w:val="20"/>
-          <w:lang w:eastAsia="en-IN"/>
-        </w:rPr>
-        <w:t>}</w:t>
-      </w:r>
-    </w:p>
-    <w:p>
-      <w:pPr>
-        <w:pStyle w:val="ListParagraph"/>
-        <w:ind w:left="927"/>
-        <w:rPr>
-          <w:rFonts w:ascii="Consolas" w:hAnsi="Consolas"/>
-          <w:sz w:val="20"/>
-          <w:szCs w:val="20"/>
-          <w:lang w:eastAsia="en-IN"/>
-        </w:rPr>
-      </w:pPr>
-    </w:p>
-    <w:p>
-      <w:pPr>
-        <w:pStyle w:val="ListParagraph"/>
-        <w:ind w:left="927"/>
-        <w:rPr>
-          <w:rFonts w:ascii="Consolas" w:hAnsi="Consolas"/>
-          <w:sz w:val="20"/>
-          <w:szCs w:val="20"/>
-          <w:lang w:eastAsia="en-IN"/>
-        </w:rPr>
-      </w:pPr>
-      <w:r>
-        <w:rPr>
-          <w:rFonts w:ascii="Consolas" w:hAnsi="Consolas"/>
-          <w:sz w:val="20"/>
-          <w:szCs w:val="20"/>
-          <w:lang w:eastAsia="en-IN"/>
-        </w:rPr>
-        <w:t>int main(){</w:t>
-      </w:r>
-    </w:p>
-    <w:p>
-      <w:pPr>
-        <w:pStyle w:val="ListParagraph"/>
-        <w:ind w:left="927"/>
-        <w:rPr>
-          <w:rFonts w:ascii="Consolas" w:hAnsi="Consolas"/>
-          <w:sz w:val="20"/>
-          <w:szCs w:val="20"/>
-          <w:lang w:eastAsia="en-IN"/>
-        </w:rPr>
-      </w:pPr>
-      <w:r>
-        <w:rPr>
-          <w:rFonts w:ascii="Consolas" w:hAnsi="Consolas"/>
-          <w:sz w:val="20"/>
-          <w:szCs w:val="20"/>
-          <w:lang w:eastAsia="en-IN"/>
-        </w:rPr>
-        <w:t>    int n, m, target, ch1, ch2, result = 0, c = 0;</w:t>
-      </w:r>
-    </w:p>
-    <w:p>
-      <w:pPr>
-        <w:pStyle w:val="ListParagraph"/>
-        <w:ind w:left="927"/>
-        <w:rPr>
-          <w:rFonts w:ascii="Consolas" w:hAnsi="Consolas"/>
-          <w:sz w:val="20"/>
-          <w:szCs w:val="20"/>
-          <w:lang w:eastAsia="en-IN"/>
-        </w:rPr>
-      </w:pPr>
-      <w:r>
-        <w:rPr>
-          <w:rFonts w:ascii="Consolas" w:hAnsi="Consolas"/>
-          <w:sz w:val="20"/>
-          <w:szCs w:val="20"/>
-          <w:lang w:eastAsia="en-IN"/>
-        </w:rPr>
-        <w:t>    cout&lt;&lt;"Enter the size of array: "&lt;&lt;endl;</w:t>
-      </w:r>
-    </w:p>
-    <w:p>
-      <w:pPr>
-        <w:pStyle w:val="ListParagraph"/>
-        <w:ind w:left="927"/>
-        <w:rPr>
-          <w:rFonts w:ascii="Consolas" w:hAnsi="Consolas"/>
-          <w:sz w:val="20"/>
-          <w:szCs w:val="20"/>
-          <w:lang w:eastAsia="en-IN"/>
-        </w:rPr>
-      </w:pPr>
-      <w:r>
-        <w:rPr>
-          <w:rFonts w:ascii="Consolas" w:hAnsi="Consolas"/>
-          <w:sz w:val="20"/>
-          <w:szCs w:val="20"/>
-          <w:lang w:eastAsia="en-IN"/>
-        </w:rPr>
-        <w:t>    cin&gt;&gt;n;</w:t>
-      </w:r>
-    </w:p>
-    <w:p>
-      <w:pPr>
-        <w:pStyle w:val="ListParagraph"/>
-        <w:ind w:left="927"/>
-        <w:rPr>
-          <w:rFonts w:ascii="Consolas" w:hAnsi="Consolas"/>
-          <w:sz w:val="20"/>
-          <w:szCs w:val="20"/>
-          <w:lang w:eastAsia="en-IN"/>
-        </w:rPr>
-      </w:pPr>
-      <w:r>
-        <w:rPr>
-          <w:rFonts w:ascii="Consolas" w:hAnsi="Consolas"/>
-          <w:sz w:val="20"/>
-          <w:szCs w:val="20"/>
-          <w:lang w:eastAsia="en-IN"/>
-        </w:rPr>
-        <w:t>    int arr[n];</w:t>
-      </w:r>
-    </w:p>
-    <w:p>
-      <w:pPr>
-        <w:pStyle w:val="ListParagraph"/>
-        <w:ind w:left="927"/>
-        <w:rPr>
-          <w:rFonts w:ascii="Consolas" w:hAnsi="Consolas"/>
-          <w:sz w:val="20"/>
-          <w:szCs w:val="20"/>
-          <w:lang w:eastAsia="en-IN"/>
-        </w:rPr>
-      </w:pPr>
-      <w:r>
-        <w:rPr>
-          <w:rFonts w:ascii="Consolas" w:hAnsi="Consolas"/>
-          <w:sz w:val="20"/>
-          <w:szCs w:val="20"/>
-          <w:lang w:eastAsia="en-IN"/>
-        </w:rPr>
-        <w:t>    cout&lt;&lt;"Choose any one!\n 1. Create Sorted Array \n 2. Create Unsorted Array \n 3. Exit"&lt;&lt;endl;</w:t>
-      </w:r>
-    </w:p>
-    <w:p>
-      <w:pPr>
-        <w:pStyle w:val="ListParagraph"/>
-        <w:ind w:left="927"/>
-        <w:rPr>
-          <w:rFonts w:ascii="Consolas" w:hAnsi="Consolas"/>
-          <w:sz w:val="20"/>
-          <w:szCs w:val="20"/>
-          <w:lang w:eastAsia="en-IN"/>
-        </w:rPr>
-      </w:pPr>
-      <w:r>
-        <w:rPr>
-          <w:rFonts w:ascii="Consolas" w:hAnsi="Consolas"/>
-          <w:sz w:val="20"/>
-          <w:szCs w:val="20"/>
-          <w:lang w:eastAsia="en-IN"/>
-        </w:rPr>
-        <w:t>    cin&gt;&gt;ch1;</w:t>
-      </w:r>
-    </w:p>
-    <w:p>
-      <w:pPr>
-        <w:pStyle w:val="ListParagraph"/>
-        <w:ind w:left="927"/>
-        <w:rPr>
-          <w:rFonts w:ascii="Consolas" w:hAnsi="Consolas"/>
-          <w:sz w:val="20"/>
-          <w:szCs w:val="20"/>
-          <w:lang w:eastAsia="en-IN"/>
-        </w:rPr>
-      </w:pPr>
-      <w:r>
-        <w:rPr>
-          <w:rFonts w:ascii="Consolas" w:hAnsi="Consolas"/>
-          <w:sz w:val="20"/>
-          <w:szCs w:val="20"/>
-          <w:lang w:eastAsia="en-IN"/>
-        </w:rPr>
-        <w:t>    switch(ch1){</w:t>
-      </w:r>
-    </w:p>
-    <w:p>
-      <w:pPr>
-        <w:pStyle w:val="ListParagraph"/>
-        <w:ind w:left="927"/>
-        <w:rPr>
-          <w:rFonts w:ascii="Consolas" w:hAnsi="Consolas"/>
-          <w:sz w:val="20"/>
-          <w:szCs w:val="20"/>
-          <w:lang w:eastAsia="en-IN"/>
-        </w:rPr>
-      </w:pPr>
-      <w:r>
-        <w:rPr>
-          <w:rFonts w:ascii="Consolas" w:hAnsi="Consolas"/>
-          <w:sz w:val="20"/>
-          <w:szCs w:val="20"/>
-          <w:lang w:eastAsia="en-IN"/>
-        </w:rPr>
-        <w:t>        case 1:</w:t>
-      </w:r>
-    </w:p>
-    <w:p>
-      <w:pPr>
-        <w:pStyle w:val="ListParagraph"/>
-        <w:ind w:left="927"/>
-        <w:rPr>
-          <w:rFonts w:ascii="Consolas" w:hAnsi="Consolas"/>
-          <w:sz w:val="20"/>
-          <w:szCs w:val="20"/>
-          <w:lang w:eastAsia="en-IN"/>
-        </w:rPr>
-      </w:pPr>
-      <w:r>
-        <w:rPr>
-          <w:rFonts w:ascii="Consolas" w:hAnsi="Consolas"/>
-          <w:sz w:val="20"/>
-          <w:szCs w:val="20"/>
-          <w:lang w:eastAsia="en-IN"/>
-        </w:rPr>
-        <w:t>        cout&lt;&lt;"Enter elements in sorted way: "&lt;&lt;endl;</w:t>
-      </w:r>
-    </w:p>
-    <w:p>
-      <w:pPr>
-        <w:pStyle w:val="ListParagraph"/>
-        <w:ind w:left="927"/>
-        <w:rPr>
-          <w:rFonts w:ascii="Consolas" w:hAnsi="Consolas"/>
-          <w:sz w:val="20"/>
-          <w:szCs w:val="20"/>
-          <w:lang w:eastAsia="en-IN"/>
-        </w:rPr>
-      </w:pPr>
-      <w:r>
-        <w:rPr>
-          <w:rFonts w:ascii="Consolas" w:hAnsi="Consolas"/>
-          <w:sz w:val="20"/>
-          <w:szCs w:val="20"/>
-          <w:lang w:eastAsia="en-IN"/>
-        </w:rPr>
-        <w:t>        for(int i = 0;i&lt;n;i++)</w:t>
-      </w:r>
-    </w:p>
-    <w:p>
-      <w:pPr>
-        <w:pStyle w:val="ListParagraph"/>
-        <w:ind w:left="927"/>
-        <w:rPr>
-          <w:rFonts w:ascii="Consolas" w:hAnsi="Consolas"/>
-          <w:sz w:val="20"/>
-          <w:szCs w:val="20"/>
-          <w:lang w:eastAsia="en-IN"/>
-        </w:rPr>
-      </w:pPr>
-      <w:r>
-        <w:rPr>
-          <w:rFonts w:ascii="Consolas" w:hAnsi="Consolas"/>
-          <w:sz w:val="20"/>
-          <w:szCs w:val="20"/>
-          <w:lang w:eastAsia="en-IN"/>
-        </w:rPr>
-        <w:t>            cin&gt;&gt;arr[i];</w:t>
-      </w:r>
-    </w:p>
-    <w:p>
-      <w:pPr>
-        <w:pStyle w:val="ListParagraph"/>
-        <w:ind w:left="927"/>
-        <w:rPr>
-          <w:rFonts w:ascii="Consolas" w:hAnsi="Consolas"/>
-          <w:sz w:val="20"/>
-          <w:szCs w:val="20"/>
-          <w:lang w:eastAsia="en-IN"/>
-        </w:rPr>
-      </w:pPr>
-      <w:r>
-        <w:rPr>
-          <w:rFonts w:ascii="Consolas" w:hAnsi="Consolas"/>
-          <w:sz w:val="20"/>
-          <w:szCs w:val="20"/>
-          <w:lang w:eastAsia="en-IN"/>
-        </w:rPr>
-        <w:t>        break;</w:t>
-      </w:r>
-    </w:p>
-    <w:p>
-      <w:pPr>
-        <w:pStyle w:val="ListParagraph"/>
-        <w:ind w:left="927"/>
-        <w:rPr>
-          <w:rFonts w:ascii="Consolas" w:hAnsi="Consolas"/>
-          <w:sz w:val="20"/>
-          <w:szCs w:val="20"/>
-          <w:lang w:eastAsia="en-IN"/>
-        </w:rPr>
-      </w:pPr>
-    </w:p>
-    <w:p>
-      <w:pPr>
-        <w:pStyle w:val="ListParagraph"/>
-        <w:ind w:left="927"/>
-        <w:rPr>
-          <w:rFonts w:ascii="Consolas" w:hAnsi="Consolas"/>
-          <w:sz w:val="20"/>
-          <w:szCs w:val="20"/>
-          <w:lang w:eastAsia="en-IN"/>
-        </w:rPr>
-      </w:pPr>
-      <w:r>
-        <w:rPr>
-          <w:rFonts w:ascii="Consolas" w:hAnsi="Consolas"/>
-          <w:sz w:val="20"/>
-          <w:szCs w:val="20"/>
-          <w:lang w:eastAsia="en-IN"/>
-        </w:rPr>
-        <w:t>        case 2:</w:t>
-      </w:r>
-    </w:p>
-    <w:p>
-      <w:pPr>
-        <w:pStyle w:val="ListParagraph"/>
-        <w:ind w:left="927"/>
-        <w:rPr>
-          <w:rFonts w:ascii="Consolas" w:hAnsi="Consolas"/>
-          <w:sz w:val="20"/>
-          <w:szCs w:val="20"/>
-          <w:lang w:eastAsia="en-IN"/>
-        </w:rPr>
-      </w:pPr>
-      <w:r>
-        <w:rPr>
-          <w:rFonts w:ascii="Consolas" w:hAnsi="Consolas"/>
-          <w:sz w:val="20"/>
-          <w:szCs w:val="20"/>
-          <w:lang w:eastAsia="en-IN"/>
-        </w:rPr>
-        <w:t>        cout&lt;&lt;"Enter elements in unsorted way: "&lt;&lt;endl;</w:t>
-      </w:r>
-    </w:p>
-    <w:p>
-      <w:pPr>
-        <w:pStyle w:val="ListParagraph"/>
-        <w:ind w:left="927"/>
-        <w:rPr>
-          <w:rFonts w:ascii="Consolas" w:hAnsi="Consolas"/>
-          <w:sz w:val="20"/>
-          <w:szCs w:val="20"/>
-          <w:lang w:eastAsia="en-IN"/>
-        </w:rPr>
-      </w:pPr>
-      <w:r>
-        <w:rPr>
-          <w:rFonts w:ascii="Consolas" w:hAnsi="Consolas"/>
-          <w:sz w:val="20"/>
-          <w:szCs w:val="20"/>
-          <w:lang w:eastAsia="en-IN"/>
-        </w:rPr>
-        <w:t>        for(int i = 0;i&lt;n;i++)</w:t>
-      </w:r>
-    </w:p>
-    <w:p>
-      <w:pPr>
-        <w:pStyle w:val="ListParagraph"/>
-        <w:ind w:left="927"/>
-        <w:rPr>
-          <w:rFonts w:ascii="Consolas" w:hAnsi="Consolas"/>
-          <w:sz w:val="20"/>
-          <w:szCs w:val="20"/>
-          <w:lang w:eastAsia="en-IN"/>
-        </w:rPr>
-      </w:pPr>
-      <w:r>
-        <w:rPr>
-          <w:rFonts w:ascii="Consolas" w:hAnsi="Consolas"/>
-          <w:sz w:val="20"/>
-          <w:szCs w:val="20"/>
-          <w:lang w:eastAsia="en-IN"/>
-        </w:rPr>
-        <w:t>            cin&gt;&gt;arr[i];</w:t>
-      </w:r>
-    </w:p>
-    <w:p>
-      <w:pPr>
-        <w:pStyle w:val="ListParagraph"/>
-        <w:ind w:left="927"/>
-        <w:rPr>
-          <w:rFonts w:ascii="Consolas" w:hAnsi="Consolas"/>
-          <w:sz w:val="20"/>
-          <w:szCs w:val="20"/>
-          <w:lang w:eastAsia="en-IN"/>
-        </w:rPr>
-      </w:pPr>
-      <w:r>
-        <w:rPr>
-          <w:rFonts w:ascii="Consolas" w:hAnsi="Consolas"/>
-          <w:sz w:val="20"/>
-          <w:szCs w:val="20"/>
-          <w:lang w:eastAsia="en-IN"/>
-        </w:rPr>
-        <w:t>        break;</w:t>
-      </w:r>
-    </w:p>
-    <w:p>
-      <w:pPr>
-        <w:pStyle w:val="ListParagraph"/>
-        <w:ind w:left="927"/>
-        <w:rPr>
-          <w:rFonts w:ascii="Consolas" w:hAnsi="Consolas"/>
-          <w:sz w:val="20"/>
-          <w:szCs w:val="20"/>
-          <w:lang w:eastAsia="en-IN"/>
-        </w:rPr>
-      </w:pPr>
-    </w:p>
-    <w:p>
-      <w:pPr>
-        <w:pStyle w:val="ListParagraph"/>
-        <w:ind w:left="927"/>
-        <w:rPr>
-          <w:rFonts w:ascii="Consolas" w:hAnsi="Consolas"/>
-          <w:sz w:val="20"/>
-          <w:szCs w:val="20"/>
-          <w:lang w:eastAsia="en-IN"/>
-        </w:rPr>
-      </w:pPr>
-      <w:r>
-        <w:rPr>
-          <w:rFonts w:ascii="Consolas" w:hAnsi="Consolas"/>
-          <w:sz w:val="20"/>
-          <w:szCs w:val="20"/>
-          <w:lang w:eastAsia="en-IN"/>
-        </w:rPr>
-        <w:t>        case 3:</w:t>
-      </w:r>
-    </w:p>
-    <w:p>
-      <w:pPr>
-        <w:pStyle w:val="ListParagraph"/>
-        <w:ind w:left="927"/>
-        <w:rPr>
-          <w:rFonts w:ascii="Consolas" w:hAnsi="Consolas"/>
-          <w:sz w:val="20"/>
-          <w:szCs w:val="20"/>
-          <w:lang w:eastAsia="en-IN"/>
-        </w:rPr>
-      </w:pPr>
-      <w:r>
-        <w:rPr>
-          <w:rFonts w:ascii="Consolas" w:hAnsi="Consolas"/>
-          <w:sz w:val="20"/>
-          <w:szCs w:val="20"/>
-          <w:lang w:eastAsia="en-IN"/>
-        </w:rPr>
-        <w:t>        cout&lt;&lt;"Exitting..."&lt;&lt;endl;</w:t>
-      </w:r>
-    </w:p>
-    <w:p>
-      <w:pPr>
-        <w:pStyle w:val="ListParagraph"/>
-        <w:ind w:left="927"/>
-        <w:rPr>
-          <w:rFonts w:ascii="Consolas" w:hAnsi="Consolas"/>
-          <w:sz w:val="20"/>
-          <w:szCs w:val="20"/>
-          <w:lang w:eastAsia="en-IN"/>
-        </w:rPr>
-      </w:pPr>
-      <w:r>
-        <w:rPr>
-          <w:rFonts w:ascii="Consolas" w:hAnsi="Consolas"/>
-          <w:sz w:val="20"/>
-          <w:szCs w:val="20"/>
-          <w:lang w:eastAsia="en-IN"/>
-        </w:rPr>
-        <w:t>        return 0;</w:t>
-      </w:r>
-    </w:p>
-    <w:p>
-      <w:pPr>
-        <w:pStyle w:val="ListParagraph"/>
-        <w:ind w:left="927"/>
-        <w:rPr>
-          <w:rFonts w:ascii="Consolas" w:hAnsi="Consolas"/>
-          <w:sz w:val="20"/>
-          <w:szCs w:val="20"/>
-          <w:lang w:eastAsia="en-IN"/>
-        </w:rPr>
-      </w:pPr>
-    </w:p>
-    <w:p>
-      <w:pPr>
-        <w:pStyle w:val="ListParagraph"/>
-        <w:ind w:left="927"/>
-        <w:rPr>
-          <w:rFonts w:ascii="Consolas" w:hAnsi="Consolas"/>
-          <w:sz w:val="20"/>
-          <w:szCs w:val="20"/>
-          <w:lang w:eastAsia="en-IN"/>
-        </w:rPr>
-      </w:pPr>
-      <w:r>
-        <w:rPr>
-          <w:rFonts w:ascii="Consolas" w:hAnsi="Consolas"/>
-          <w:sz w:val="20"/>
-          <w:szCs w:val="20"/>
-          <w:lang w:eastAsia="en-IN"/>
-        </w:rPr>
-        <w:t>        default:</w:t>
-      </w:r>
-    </w:p>
-    <w:p>
-      <w:pPr>
-        <w:pStyle w:val="ListParagraph"/>
-        <w:ind w:left="927"/>
-        <w:rPr>
-          <w:rFonts w:ascii="Consolas" w:hAnsi="Consolas"/>
-          <w:sz w:val="20"/>
-          <w:szCs w:val="20"/>
-          <w:lang w:eastAsia="en-IN"/>
-        </w:rPr>
-      </w:pPr>
-      <w:r>
-        <w:rPr>
-          <w:rFonts w:ascii="Consolas" w:hAnsi="Consolas"/>
-          <w:sz w:val="20"/>
-          <w:szCs w:val="20"/>
-          <w:lang w:eastAsia="en-IN"/>
-        </w:rPr>
-        <w:t>        cout&lt;&lt;"Invalid Option!"&lt;&lt;endl;</w:t>
-      </w:r>
-    </w:p>
-    <w:p>
-      <w:pPr>
-        <w:pStyle w:val="ListParagraph"/>
-        <w:ind w:left="927"/>
-        <w:rPr>
-          <w:rFonts w:ascii="Consolas" w:hAnsi="Consolas"/>
-          <w:sz w:val="20"/>
-          <w:szCs w:val="20"/>
-          <w:lang w:eastAsia="en-IN"/>
-        </w:rPr>
-      </w:pPr>
-      <w:r>
-        <w:rPr>
-          <w:rFonts w:ascii="Consolas" w:hAnsi="Consolas"/>
-          <w:sz w:val="20"/>
-          <w:szCs w:val="20"/>
-          <w:lang w:eastAsia="en-IN"/>
-        </w:rPr>
-        <w:t>    }</w:t>
-      </w:r>
-    </w:p>
-    <w:p>
-      <w:pPr>
-        <w:pStyle w:val="ListParagraph"/>
-        <w:ind w:left="927"/>
-        <w:rPr>
-          <w:rFonts w:ascii="Consolas" w:hAnsi="Consolas"/>
-          <w:sz w:val="20"/>
-          <w:szCs w:val="20"/>
-          <w:lang w:eastAsia="en-IN"/>
-        </w:rPr>
-      </w:pPr>
-      <w:r>
-        <w:rPr>
-          <w:rFonts w:ascii="Consolas" w:hAnsi="Consolas"/>
-          <w:sz w:val="20"/>
-          <w:szCs w:val="20"/>
-          <w:lang w:eastAsia="en-IN"/>
-        </w:rPr>
-        <w:t>    cout&lt;&lt;"Enter the target element: "&lt;&lt;endl;</w:t>
-      </w:r>
-    </w:p>
-    <w:p>
-      <w:pPr>
-        <w:pStyle w:val="ListParagraph"/>
-        <w:ind w:left="927"/>
-        <w:rPr>
-          <w:rFonts w:ascii="Consolas" w:hAnsi="Consolas"/>
-          <w:sz w:val="20"/>
-          <w:szCs w:val="20"/>
-          <w:lang w:eastAsia="en-IN"/>
-        </w:rPr>
-      </w:pPr>
-      <w:r>
-        <w:rPr>
-          <w:rFonts w:ascii="Consolas" w:hAnsi="Consolas"/>
-          <w:sz w:val="20"/>
-          <w:szCs w:val="20"/>
-          <w:lang w:eastAsia="en-IN"/>
-        </w:rPr>
-        <w:t>    cin&gt;&gt;target;</w:t>
-      </w:r>
-    </w:p>
-    <w:p>
-      <w:pPr>
-        <w:pStyle w:val="ListParagraph"/>
-        <w:ind w:left="927"/>
-        <w:rPr>
-          <w:rFonts w:ascii="Consolas" w:hAnsi="Consolas"/>
-          <w:sz w:val="20"/>
-          <w:szCs w:val="20"/>
-          <w:lang w:eastAsia="en-IN"/>
-        </w:rPr>
-      </w:pPr>
-      <w:r>
-        <w:rPr>
-          <w:rFonts w:ascii="Consolas" w:hAnsi="Consolas"/>
-          <w:sz w:val="20"/>
-          <w:szCs w:val="20"/>
-          <w:lang w:eastAsia="en-IN"/>
-        </w:rPr>
-        <w:t>while(true){</w:t>
-      </w:r>
-    </w:p>
-    <w:p>
-      <w:pPr>
-        <w:pStyle w:val="ListParagraph"/>
-        <w:ind w:left="927"/>
-        <w:rPr>
-          <w:rFonts w:ascii="Consolas" w:hAnsi="Consolas"/>
-          <w:sz w:val="20"/>
-          <w:szCs w:val="20"/>
-          <w:lang w:eastAsia="en-IN"/>
-        </w:rPr>
-      </w:pPr>
-      <w:r>
-        <w:rPr>
-          <w:rFonts w:ascii="Consolas" w:hAnsi="Consolas"/>
-          <w:sz w:val="20"/>
-          <w:szCs w:val="20"/>
-          <w:lang w:eastAsia="en-IN"/>
-        </w:rPr>
-        <w:t>    if(ch1==2){</w:t>
-      </w:r>
-    </w:p>
-    <w:p>
-      <w:pPr>
-        <w:pStyle w:val="ListParagraph"/>
-        <w:ind w:left="927"/>
-        <w:rPr>
-          <w:rFonts w:ascii="Consolas" w:hAnsi="Consolas"/>
-          <w:sz w:val="20"/>
-          <w:szCs w:val="20"/>
-          <w:lang w:eastAsia="en-IN"/>
-        </w:rPr>
-      </w:pPr>
-      <w:r>
-        <w:rPr>
-          <w:rFonts w:ascii="Consolas" w:hAnsi="Consolas"/>
-          <w:sz w:val="20"/>
-          <w:szCs w:val="20"/>
-          <w:lang w:eastAsia="en-IN"/>
-        </w:rPr>
-        <w:t>        cout&lt;&lt;"Choose any one!\n 1. Linear Search\n 2. Sentinel Search \n 5. Exit"&lt;&lt;endl;</w:t>
-      </w:r>
-    </w:p>
-    <w:p>
-      <w:pPr>
-        <w:pStyle w:val="ListParagraph"/>
-        <w:ind w:left="927"/>
-        <w:rPr>
-          <w:rFonts w:ascii="Consolas" w:hAnsi="Consolas"/>
-          <w:sz w:val="20"/>
-          <w:szCs w:val="20"/>
-          <w:lang w:eastAsia="en-IN"/>
-        </w:rPr>
-      </w:pPr>
-      <w:r>
-        <w:rPr>
-          <w:rFonts w:ascii="Consolas" w:hAnsi="Consolas"/>
-          <w:sz w:val="20"/>
-          <w:szCs w:val="20"/>
-          <w:lang w:eastAsia="en-IN"/>
-        </w:rPr>
-        <w:t>        cin&gt;&gt;ch2;</w:t>
-      </w:r>
-    </w:p>
-    <w:p>
-      <w:pPr>
-        <w:pStyle w:val="ListParagraph"/>
-        <w:ind w:left="927"/>
-        <w:rPr>
-          <w:rFonts w:ascii="Consolas" w:hAnsi="Consolas"/>
-          <w:sz w:val="20"/>
-          <w:szCs w:val="20"/>
-          <w:lang w:eastAsia="en-IN"/>
-        </w:rPr>
-      </w:pPr>
-      <w:r>
-        <w:rPr>
-          <w:rFonts w:ascii="Consolas" w:hAnsi="Consolas"/>
-          <w:sz w:val="20"/>
-          <w:szCs w:val="20"/>
-          <w:lang w:eastAsia="en-IN"/>
-        </w:rPr>
-        <w:t>    switch(ch2){</w:t>
-      </w:r>
-    </w:p>
-    <w:p>
-      <w:pPr>
-        <w:pStyle w:val="ListParagraph"/>
-        <w:ind w:left="927"/>
-        <w:rPr>
-          <w:rFonts w:ascii="Consolas" w:hAnsi="Consolas"/>
-          <w:sz w:val="20"/>
-          <w:szCs w:val="20"/>
-          <w:lang w:eastAsia="en-IN"/>
-        </w:rPr>
-      </w:pPr>
-      <w:r>
-        <w:rPr>
-          <w:rFonts w:ascii="Consolas" w:hAnsi="Consolas"/>
-          <w:sz w:val="20"/>
-          <w:szCs w:val="20"/>
-          <w:lang w:eastAsia="en-IN"/>
-        </w:rPr>
-        <w:t xml:space="preserve">        case 1: </w:t>
-      </w:r>
-    </w:p>
-    <w:p>
-      <w:pPr>
-        <w:pStyle w:val="ListParagraph"/>
-        <w:ind w:left="927"/>
-        <w:rPr>
-          <w:rFonts w:ascii="Consolas" w:hAnsi="Consolas"/>
-          <w:sz w:val="20"/>
-          <w:szCs w:val="20"/>
-          <w:lang w:eastAsia="en-IN"/>
-        </w:rPr>
-      </w:pPr>
-      <w:r>
-        <w:rPr>
-          <w:rFonts w:ascii="Consolas" w:hAnsi="Consolas"/>
-          <w:sz w:val="20"/>
-          <w:szCs w:val="20"/>
-          <w:lang w:eastAsia="en-IN"/>
-        </w:rPr>
-        <w:t>        result = linear(arr,n,target);</w:t>
-      </w:r>
-    </w:p>
-    <w:p>
-      <w:pPr>
-        <w:pStyle w:val="ListParagraph"/>
-        <w:ind w:left="927"/>
-        <w:rPr>
-          <w:rFonts w:ascii="Consolas" w:hAnsi="Consolas"/>
-          <w:sz w:val="20"/>
-          <w:szCs w:val="20"/>
-          <w:lang w:eastAsia="en-IN"/>
-        </w:rPr>
-      </w:pPr>
-      <w:r>
-        <w:rPr>
-          <w:rFonts w:ascii="Consolas" w:hAnsi="Consolas"/>
-          <w:sz w:val="20"/>
-          <w:szCs w:val="20"/>
-          <w:lang w:eastAsia="en-IN"/>
-        </w:rPr>
-        <w:t>        cout&lt;&lt;"Element found at index: "&lt;&lt;result&lt;&lt;endl;</w:t>
-      </w:r>
-    </w:p>
-    <w:p>
-      <w:pPr>
-        <w:pStyle w:val="ListParagraph"/>
-        <w:ind w:left="927"/>
-        <w:rPr>
-          <w:rFonts w:ascii="Consolas" w:hAnsi="Consolas"/>
-          <w:sz w:val="20"/>
-          <w:szCs w:val="20"/>
-          <w:lang w:eastAsia="en-IN"/>
-        </w:rPr>
-      </w:pPr>
-      <w:r>
-        <w:rPr>
-          <w:rFonts w:ascii="Consolas" w:hAnsi="Consolas"/>
-          <w:sz w:val="20"/>
-          <w:szCs w:val="20"/>
-          <w:lang w:eastAsia="en-IN"/>
-        </w:rPr>
-        <w:t>        c = comparisons;</w:t>
-      </w:r>
-    </w:p>
-    <w:p>
-      <w:pPr>
-        <w:pStyle w:val="ListParagraph"/>
-        <w:ind w:left="927"/>
-        <w:rPr>
-          <w:rFonts w:ascii="Consolas" w:hAnsi="Consolas"/>
-          <w:sz w:val="20"/>
-          <w:szCs w:val="20"/>
-          <w:lang w:eastAsia="en-IN"/>
-        </w:rPr>
-      </w:pPr>
-      <w:r>
-        <w:rPr>
-          <w:rFonts w:ascii="Consolas" w:hAnsi="Consolas"/>
-          <w:sz w:val="20"/>
-          <w:szCs w:val="20"/>
-          <w:lang w:eastAsia="en-IN"/>
-        </w:rPr>
-        <w:t>        cout&lt;&lt;"Number of comparisons: "&lt;&lt;c&lt;&lt;endl;</w:t>
-      </w:r>
-    </w:p>
-    <w:p>
-      <w:pPr>
-        <w:pStyle w:val="ListParagraph"/>
-        <w:ind w:left="927"/>
-        <w:rPr>
-          <w:rFonts w:ascii="Consolas" w:hAnsi="Consolas"/>
-          <w:sz w:val="20"/>
-          <w:szCs w:val="20"/>
-          <w:lang w:eastAsia="en-IN"/>
-        </w:rPr>
-      </w:pPr>
-      <w:r>
-        <w:rPr>
-          <w:rFonts w:ascii="Consolas" w:hAnsi="Consolas"/>
-          <w:sz w:val="20"/>
-          <w:szCs w:val="20"/>
-          <w:lang w:eastAsia="en-IN"/>
-        </w:rPr>
-        <w:t>        if(c==1){</w:t>
-      </w:r>
-    </w:p>
-    <w:p>
-      <w:pPr>
-        <w:pStyle w:val="ListParagraph"/>
-        <w:ind w:left="927"/>
-        <w:rPr>
-          <w:rFonts w:ascii="Consolas" w:hAnsi="Consolas"/>
-          <w:sz w:val="20"/>
-          <w:szCs w:val="20"/>
-          <w:lang w:eastAsia="en-IN"/>
-        </w:rPr>
-      </w:pPr>
-      <w:r>
-        <w:rPr>
-          <w:rFonts w:ascii="Consolas" w:hAnsi="Consolas"/>
-          <w:sz w:val="20"/>
-          <w:szCs w:val="20"/>
-          <w:lang w:eastAsia="en-IN"/>
-        </w:rPr>
-        <w:t>            cout&lt;&lt;"Best Case - O(1)"&lt;&lt;endl;</w:t>
-      </w:r>
-    </w:p>
-    <w:p>
-      <w:pPr>
-        <w:pStyle w:val="ListParagraph"/>
-        <w:ind w:left="927"/>
-        <w:rPr>
-          <w:rFonts w:ascii="Consolas" w:hAnsi="Consolas"/>
-          <w:sz w:val="20"/>
-          <w:szCs w:val="20"/>
-          <w:lang w:eastAsia="en-IN"/>
-        </w:rPr>
-      </w:pPr>
-      <w:r>
-        <w:rPr>
-          <w:rFonts w:ascii="Consolas" w:hAnsi="Consolas"/>
-          <w:sz w:val="20"/>
-          <w:szCs w:val="20"/>
-          <w:lang w:eastAsia="en-IN"/>
-        </w:rPr>
-        <w:t>        }</w:t>
-      </w:r>
-    </w:p>
-    <w:p>
-      <w:pPr>
-        <w:pStyle w:val="ListParagraph"/>
-        <w:ind w:left="927"/>
-        <w:rPr>
-          <w:rFonts w:ascii="Consolas" w:hAnsi="Consolas"/>
-          <w:sz w:val="20"/>
-          <w:szCs w:val="20"/>
-          <w:lang w:eastAsia="en-IN"/>
-        </w:rPr>
-      </w:pPr>
-      <w:r>
-        <w:rPr>
-          <w:rFonts w:ascii="Consolas" w:hAnsi="Consolas"/>
-          <w:sz w:val="20"/>
-          <w:szCs w:val="20"/>
-          <w:lang w:eastAsia="en-IN"/>
-        </w:rPr>
-        <w:t>        else if(c==n){</w:t>
-      </w:r>
-    </w:p>
-    <w:p>
-      <w:pPr>
-        <w:pStyle w:val="ListParagraph"/>
-        <w:ind w:left="927"/>
-        <w:rPr>
-          <w:rFonts w:ascii="Consolas" w:hAnsi="Consolas"/>
-          <w:sz w:val="20"/>
-          <w:szCs w:val="20"/>
-          <w:lang w:eastAsia="en-IN"/>
-        </w:rPr>
-      </w:pPr>
-      <w:r>
-        <w:rPr>
-          <w:rFonts w:ascii="Consolas" w:hAnsi="Consolas"/>
-          <w:sz w:val="20"/>
-          <w:szCs w:val="20"/>
-          <w:lang w:eastAsia="en-IN"/>
-        </w:rPr>
-        <w:t>            cout&lt;&lt;"Worst Case - O(n)"&lt;&lt;endl;</w:t>
-      </w:r>
-    </w:p>
-    <w:p>
-      <w:pPr>
-        <w:pStyle w:val="ListParagraph"/>
-        <w:ind w:left="927"/>
-        <w:rPr>
-          <w:rFonts w:ascii="Consolas" w:hAnsi="Consolas"/>
-          <w:sz w:val="20"/>
-          <w:szCs w:val="20"/>
-          <w:lang w:eastAsia="en-IN"/>
-        </w:rPr>
-      </w:pPr>
-      <w:r>
-        <w:rPr>
-          <w:rFonts w:ascii="Consolas" w:hAnsi="Consolas"/>
-          <w:sz w:val="20"/>
-          <w:szCs w:val="20"/>
-          <w:lang w:eastAsia="en-IN"/>
-        </w:rPr>
-        <w:t>        }</w:t>
-      </w:r>
-    </w:p>
-    <w:p>
-      <w:pPr>
-        <w:pStyle w:val="ListParagraph"/>
-        <w:ind w:left="927"/>
-        <w:rPr>
-          <w:rFonts w:ascii="Consolas" w:hAnsi="Consolas"/>
-          <w:sz w:val="20"/>
-          <w:szCs w:val="20"/>
-          <w:lang w:eastAsia="en-IN"/>
-        </w:rPr>
-      </w:pPr>
-      <w:r>
-        <w:rPr>
-          <w:rFonts w:ascii="Consolas" w:hAnsi="Consolas"/>
-          <w:sz w:val="20"/>
-          <w:szCs w:val="20"/>
-          <w:lang w:eastAsia="en-IN"/>
-        </w:rPr>
-        <w:t>        else{</w:t>
-      </w:r>
-    </w:p>
-    <w:p>
-      <w:pPr>
-        <w:pStyle w:val="ListParagraph"/>
-        <w:ind w:left="927"/>
-        <w:rPr>
-          <w:rFonts w:ascii="Consolas" w:hAnsi="Consolas"/>
-          <w:sz w:val="20"/>
-          <w:szCs w:val="20"/>
-          <w:lang w:eastAsia="en-IN"/>
-        </w:rPr>
-      </w:pPr>
-      <w:r>
-        <w:rPr>
-          <w:rFonts w:ascii="Consolas" w:hAnsi="Consolas"/>
-          <w:sz w:val="20"/>
-          <w:szCs w:val="20"/>
-          <w:lang w:eastAsia="en-IN"/>
-        </w:rPr>
-        <w:t>            cout&lt;&lt;"Average Case - O(n)"&lt;&lt;endl;</w:t>
-      </w:r>
-    </w:p>
-    <w:p>
-      <w:pPr>
-        <w:pStyle w:val="ListParagraph"/>
-        <w:ind w:left="927"/>
-        <w:rPr>
-          <w:rFonts w:ascii="Consolas" w:hAnsi="Consolas"/>
-          <w:sz w:val="20"/>
-          <w:szCs w:val="20"/>
-          <w:lang w:eastAsia="en-IN"/>
-        </w:rPr>
-      </w:pPr>
-      <w:r>
-        <w:rPr>
-          <w:rFonts w:ascii="Consolas" w:hAnsi="Consolas"/>
-          <w:sz w:val="20"/>
-          <w:szCs w:val="20"/>
-          <w:lang w:eastAsia="en-IN"/>
-        </w:rPr>
-        <w:t>        }</w:t>
-      </w:r>
-    </w:p>
-    <w:p>
-      <w:pPr>
-        <w:pStyle w:val="ListParagraph"/>
-        <w:ind w:left="927"/>
-        <w:rPr>
-          <w:rFonts w:ascii="Consolas" w:hAnsi="Consolas"/>
-          <w:sz w:val="20"/>
-          <w:szCs w:val="20"/>
-          <w:lang w:eastAsia="en-IN"/>
-        </w:rPr>
-      </w:pPr>
-      <w:r>
-        <w:rPr>
-          <w:rFonts w:ascii="Consolas" w:hAnsi="Consolas"/>
-          <w:sz w:val="20"/>
-          <w:szCs w:val="20"/>
-          <w:lang w:eastAsia="en-IN"/>
-        </w:rPr>
-        <w:t>        break;</w:t>
-      </w:r>
-    </w:p>
-    <w:p>
-      <w:pPr>
-        <w:pStyle w:val="ListParagraph"/>
-        <w:ind w:left="927"/>
-        <w:rPr>
-          <w:rFonts w:ascii="Consolas" w:hAnsi="Consolas"/>
-          <w:sz w:val="20"/>
-          <w:szCs w:val="20"/>
-          <w:lang w:eastAsia="en-IN"/>
-        </w:rPr>
-      </w:pPr>
-    </w:p>
-    <w:p>
-      <w:pPr>
-        <w:pStyle w:val="ListParagraph"/>
-        <w:ind w:left="927"/>
-        <w:rPr>
-          <w:rFonts w:ascii="Consolas" w:hAnsi="Consolas"/>
-          <w:sz w:val="20"/>
-          <w:szCs w:val="20"/>
-          <w:lang w:eastAsia="en-IN"/>
-        </w:rPr>
-      </w:pPr>
-      <w:r>
-        <w:rPr>
-          <w:rFonts w:ascii="Consolas" w:hAnsi="Consolas"/>
-          <w:sz w:val="20"/>
-          <w:szCs w:val="20"/>
-          <w:lang w:eastAsia="en-IN"/>
-        </w:rPr>
-        <w:t>        case 2:</w:t>
-      </w:r>
-    </w:p>
-    <w:p>
-      <w:pPr>
-        <w:pStyle w:val="ListParagraph"/>
-        <w:ind w:left="927"/>
-        <w:rPr>
-          <w:rFonts w:ascii="Consolas" w:hAnsi="Consolas"/>
-          <w:sz w:val="20"/>
-          <w:szCs w:val="20"/>
-          <w:lang w:eastAsia="en-IN"/>
-        </w:rPr>
-      </w:pPr>
-      <w:r>
-        <w:rPr>
-          <w:rFonts w:ascii="Consolas" w:hAnsi="Consolas"/>
-          <w:sz w:val="20"/>
-          <w:szCs w:val="20"/>
-          <w:lang w:eastAsia="en-IN"/>
-        </w:rPr>
-        <w:t>        result = sentinel(arr,n,target);</w:t>
-      </w:r>
-    </w:p>
-    <w:p>
-      <w:pPr>
-        <w:pStyle w:val="ListParagraph"/>
-        <w:ind w:left="927"/>
-        <w:rPr>
-          <w:rFonts w:ascii="Consolas" w:hAnsi="Consolas"/>
-          <w:sz w:val="20"/>
-          <w:szCs w:val="20"/>
-          <w:lang w:eastAsia="en-IN"/>
-        </w:rPr>
-      </w:pPr>
-      <w:r>
-        <w:rPr>
-          <w:rFonts w:ascii="Consolas" w:hAnsi="Consolas"/>
-          <w:sz w:val="20"/>
-          <w:szCs w:val="20"/>
-          <w:lang w:eastAsia="en-IN"/>
-        </w:rPr>
-        <w:t>        cout&lt;&lt;"Element found at index: "&lt;&lt;result&lt;&lt;endl;</w:t>
-      </w:r>
-    </w:p>
-    <w:p>
-      <w:pPr>
-        <w:pStyle w:val="ListParagraph"/>
-        <w:ind w:left="927"/>
-        <w:rPr>
-          <w:rFonts w:ascii="Consolas" w:hAnsi="Consolas"/>
-          <w:sz w:val="20"/>
-          <w:szCs w:val="20"/>
-          <w:lang w:eastAsia="en-IN"/>
-        </w:rPr>
-      </w:pPr>
-      <w:r>
-        <w:rPr>
-          <w:rFonts w:ascii="Consolas" w:hAnsi="Consolas"/>
-          <w:sz w:val="20"/>
-          <w:szCs w:val="20"/>
-          <w:lang w:eastAsia="en-IN"/>
-        </w:rPr>
-        <w:t>        c = comparisons;</w:t>
-      </w:r>
-    </w:p>
-    <w:p>
-      <w:pPr>
-        <w:pStyle w:val="ListParagraph"/>
-        <w:ind w:left="927"/>
-        <w:rPr>
-          <w:rFonts w:ascii="Consolas" w:hAnsi="Consolas"/>
-          <w:sz w:val="20"/>
-          <w:szCs w:val="20"/>
-          <w:lang w:eastAsia="en-IN"/>
-        </w:rPr>
-      </w:pPr>
-      <w:r>
-        <w:rPr>
-          <w:rFonts w:ascii="Consolas" w:hAnsi="Consolas"/>
-          <w:sz w:val="20"/>
-          <w:szCs w:val="20"/>
-          <w:lang w:eastAsia="en-IN"/>
-        </w:rPr>
-        <w:t>        cout&lt;&lt;"Number of comparisons: "&lt;&lt;c&lt;&lt;endl;</w:t>
-      </w:r>
-    </w:p>
-    <w:p>
-      <w:pPr>
-        <w:pStyle w:val="ListParagraph"/>
-        <w:ind w:left="927"/>
-        <w:rPr>
-          <w:rFonts w:ascii="Consolas" w:hAnsi="Consolas"/>
-          <w:sz w:val="20"/>
-          <w:szCs w:val="20"/>
-          <w:lang w:eastAsia="en-IN"/>
-        </w:rPr>
-      </w:pPr>
-      <w:r>
-        <w:rPr>
-          <w:rFonts w:ascii="Consolas" w:hAnsi="Consolas"/>
-          <w:sz w:val="20"/>
-          <w:szCs w:val="20"/>
-          <w:lang w:eastAsia="en-IN"/>
-        </w:rPr>
-        <w:t>        if(c==1){</w:t>
-      </w:r>
-    </w:p>
-    <w:p>
-      <w:pPr>
-        <w:pStyle w:val="ListParagraph"/>
-        <w:ind w:left="927"/>
-        <w:rPr>
-          <w:rFonts w:ascii="Consolas" w:hAnsi="Consolas"/>
-          <w:sz w:val="20"/>
-          <w:szCs w:val="20"/>
-          <w:lang w:eastAsia="en-IN"/>
-        </w:rPr>
-      </w:pPr>
-      <w:r>
-        <w:rPr>
-          <w:rFonts w:ascii="Consolas" w:hAnsi="Consolas"/>
-          <w:sz w:val="20"/>
-          <w:szCs w:val="20"/>
-          <w:lang w:eastAsia="en-IN"/>
-        </w:rPr>
-        <w:t>            cout&lt;&lt;"Best Case - O(1)"&lt;&lt;endl;</w:t>
-      </w:r>
-    </w:p>
-    <w:p>
-      <w:pPr>
-        <w:pStyle w:val="ListParagraph"/>
-        <w:ind w:left="927"/>
-        <w:rPr>
-          <w:rFonts w:ascii="Consolas" w:hAnsi="Consolas"/>
-          <w:sz w:val="20"/>
-          <w:szCs w:val="20"/>
-          <w:lang w:eastAsia="en-IN"/>
-        </w:rPr>
-      </w:pPr>
-      <w:r>
-        <w:rPr>
-          <w:rFonts w:ascii="Consolas" w:hAnsi="Consolas"/>
-          <w:sz w:val="20"/>
-          <w:szCs w:val="20"/>
-          <w:lang w:eastAsia="en-IN"/>
-        </w:rPr>
-        <w:t>        }</w:t>
-      </w:r>
-    </w:p>
-    <w:p>
-      <w:pPr>
-        <w:pStyle w:val="ListParagraph"/>
-        <w:ind w:left="927"/>
-        <w:rPr>
-          <w:rFonts w:ascii="Consolas" w:hAnsi="Consolas"/>
-          <w:sz w:val="20"/>
-          <w:szCs w:val="20"/>
-          <w:lang w:eastAsia="en-IN"/>
-        </w:rPr>
-      </w:pPr>
-      <w:r>
-        <w:rPr>
-          <w:rFonts w:ascii="Consolas" w:hAnsi="Consolas"/>
-          <w:sz w:val="20"/>
-          <w:szCs w:val="20"/>
-          <w:lang w:eastAsia="en-IN"/>
-        </w:rPr>
-        <w:t>        else if(c==n){</w:t>
-      </w:r>
-    </w:p>
-    <w:p>
-      <w:pPr>
-        <w:pStyle w:val="ListParagraph"/>
-        <w:ind w:left="927"/>
-        <w:rPr>
-          <w:rFonts w:ascii="Consolas" w:hAnsi="Consolas"/>
-          <w:sz w:val="20"/>
-          <w:szCs w:val="20"/>
-          <w:lang w:eastAsia="en-IN"/>
-        </w:rPr>
-      </w:pPr>
-      <w:r>
-        <w:rPr>
-          <w:rFonts w:ascii="Consolas" w:hAnsi="Consolas"/>
-          <w:sz w:val="20"/>
-          <w:szCs w:val="20"/>
-          <w:lang w:eastAsia="en-IN"/>
-        </w:rPr>
-        <w:t>            cout&lt;&lt;"Worst Case - O(n)"&lt;&lt;endl;</w:t>
-      </w:r>
-    </w:p>
-    <w:p>
-      <w:pPr>
-        <w:pStyle w:val="ListParagraph"/>
-        <w:ind w:left="927"/>
-        <w:rPr>
-          <w:rFonts w:ascii="Consolas" w:hAnsi="Consolas"/>
-          <w:sz w:val="20"/>
-          <w:szCs w:val="20"/>
-          <w:lang w:eastAsia="en-IN"/>
-        </w:rPr>
-      </w:pPr>
-      <w:r>
-        <w:rPr>
-          <w:rFonts w:ascii="Consolas" w:hAnsi="Consolas"/>
-          <w:sz w:val="20"/>
-          <w:szCs w:val="20"/>
-          <w:lang w:eastAsia="en-IN"/>
-        </w:rPr>
-        <w:t>        }</w:t>
-      </w:r>
-    </w:p>
-    <w:p>
-      <w:pPr>
-        <w:pStyle w:val="ListParagraph"/>
-        <w:ind w:left="927"/>
-        <w:rPr>
-          <w:rFonts w:ascii="Consolas" w:hAnsi="Consolas"/>
-          <w:sz w:val="20"/>
-          <w:szCs w:val="20"/>
-          <w:lang w:eastAsia="en-IN"/>
-        </w:rPr>
-      </w:pPr>
-      <w:r>
-        <w:rPr>
-          <w:rFonts w:ascii="Consolas" w:hAnsi="Consolas"/>
-          <w:sz w:val="20"/>
-          <w:szCs w:val="20"/>
-          <w:lang w:eastAsia="en-IN"/>
-        </w:rPr>
-        <w:t>        else{</w:t>
-      </w:r>
-    </w:p>
-    <w:p>
-      <w:pPr>
-        <w:pStyle w:val="ListParagraph"/>
-        <w:ind w:left="927"/>
-        <w:rPr>
-          <w:rFonts w:ascii="Consolas" w:hAnsi="Consolas"/>
-          <w:sz w:val="20"/>
-          <w:szCs w:val="20"/>
-          <w:lang w:eastAsia="en-IN"/>
-        </w:rPr>
-      </w:pPr>
-      <w:r>
-        <w:rPr>
-          <w:rFonts w:ascii="Consolas" w:hAnsi="Consolas"/>
-          <w:sz w:val="20"/>
-          <w:szCs w:val="20"/>
-          <w:lang w:eastAsia="en-IN"/>
-        </w:rPr>
-        <w:t>            cout&lt;&lt;"Average Case - O(n)"&lt;&lt;endl;</w:t>
-      </w:r>
-    </w:p>
-    <w:p>
-      <w:pPr>
-        <w:pStyle w:val="ListParagraph"/>
-        <w:ind w:left="927"/>
-        <w:rPr>
-          <w:rFonts w:ascii="Consolas" w:hAnsi="Consolas"/>
-          <w:sz w:val="20"/>
-          <w:szCs w:val="20"/>
-          <w:lang w:eastAsia="en-IN"/>
-        </w:rPr>
-      </w:pPr>
-      <w:r>
-        <w:rPr>
-          <w:rFonts w:ascii="Consolas" w:hAnsi="Consolas"/>
-          <w:sz w:val="20"/>
-          <w:szCs w:val="20"/>
-          <w:lang w:eastAsia="en-IN"/>
-        </w:rPr>
-        <w:t>        }</w:t>
-      </w:r>
-    </w:p>
-    <w:p>
-      <w:pPr>
-        <w:pStyle w:val="ListParagraph"/>
-        <w:ind w:left="927"/>
-        <w:rPr>
-          <w:rFonts w:ascii="Consolas" w:hAnsi="Consolas"/>
-          <w:sz w:val="20"/>
-          <w:szCs w:val="20"/>
-          <w:lang w:eastAsia="en-IN"/>
-        </w:rPr>
-      </w:pPr>
-      <w:r>
-        <w:rPr>
-          <w:rFonts w:ascii="Consolas" w:hAnsi="Consolas"/>
-          <w:sz w:val="20"/>
-          <w:szCs w:val="20"/>
-          <w:lang w:eastAsia="en-IN"/>
-        </w:rPr>
-        <w:t>        break;</w:t>
-      </w:r>
-    </w:p>
-    <w:p>
-      <w:pPr>
-        <w:pStyle w:val="ListParagraph"/>
-        <w:ind w:left="927"/>
-        <w:rPr>
-          <w:rFonts w:ascii="Consolas" w:hAnsi="Consolas"/>
-          <w:sz w:val="20"/>
-          <w:szCs w:val="20"/>
-          <w:lang w:eastAsia="en-IN"/>
-        </w:rPr>
-      </w:pPr>
-    </w:p>
-    <w:p>
-      <w:pPr>
-        <w:pStyle w:val="ListParagraph"/>
-        <w:ind w:left="927"/>
-        <w:rPr>
-          <w:rFonts w:ascii="Consolas" w:hAnsi="Consolas"/>
-          <w:sz w:val="20"/>
-          <w:szCs w:val="20"/>
-          <w:lang w:eastAsia="en-IN"/>
-        </w:rPr>
-      </w:pPr>
-      <w:r>
-        <w:rPr>
-          <w:rFonts w:ascii="Consolas" w:hAnsi="Consolas"/>
-          <w:sz w:val="20"/>
-          <w:szCs w:val="20"/>
-          <w:lang w:eastAsia="en-IN"/>
-        </w:rPr>
-        <w:t>        case 5:</w:t>
-      </w:r>
-    </w:p>
-    <w:p>
-      <w:pPr>
-        <w:pStyle w:val="ListParagraph"/>
-        <w:ind w:left="927"/>
-        <w:rPr>
-          <w:rFonts w:ascii="Consolas" w:hAnsi="Consolas"/>
-          <w:sz w:val="20"/>
-          <w:szCs w:val="20"/>
-          <w:lang w:eastAsia="en-IN"/>
-        </w:rPr>
-      </w:pPr>
-      <w:r>
-        <w:rPr>
-          <w:rFonts w:ascii="Consolas" w:hAnsi="Consolas"/>
-          <w:sz w:val="20"/>
-          <w:szCs w:val="20"/>
-          <w:lang w:eastAsia="en-IN"/>
-        </w:rPr>
-        <w:t>        cout&lt;&lt;"Exiting..."&lt;&lt;endl;</w:t>
-      </w:r>
-    </w:p>
-    <w:p>
-      <w:pPr>
-        <w:pStyle w:val="ListParagraph"/>
-        <w:ind w:left="927"/>
-        <w:rPr>
-          <w:rFonts w:ascii="Consolas" w:hAnsi="Consolas"/>
-          <w:sz w:val="20"/>
-          <w:szCs w:val="20"/>
-          <w:lang w:eastAsia="en-IN"/>
-        </w:rPr>
-      </w:pPr>
-      <w:r>
-        <w:rPr>
-          <w:rFonts w:ascii="Consolas" w:hAnsi="Consolas"/>
-          <w:sz w:val="20"/>
-          <w:szCs w:val="20"/>
-          <w:lang w:eastAsia="en-IN"/>
-        </w:rPr>
-        <w:t>        return 0;</w:t>
-      </w:r>
-    </w:p>
-    <w:p>
-      <w:pPr>
-        <w:pStyle w:val="ListParagraph"/>
-        <w:ind w:left="927"/>
-        <w:rPr>
-          <w:rFonts w:ascii="Consolas" w:hAnsi="Consolas"/>
-          <w:sz w:val="20"/>
-          <w:szCs w:val="20"/>
-          <w:lang w:eastAsia="en-IN"/>
-        </w:rPr>
-      </w:pPr>
-    </w:p>
-    <w:p>
-      <w:pPr>
-        <w:pStyle w:val="ListParagraph"/>
-        <w:ind w:left="927"/>
-        <w:rPr>
-          <w:rFonts w:ascii="Consolas" w:hAnsi="Consolas"/>
-          <w:sz w:val="20"/>
-          <w:szCs w:val="20"/>
-          <w:lang w:eastAsia="en-IN"/>
-        </w:rPr>
-      </w:pPr>
-      <w:r>
-        <w:rPr>
-          <w:rFonts w:ascii="Consolas" w:hAnsi="Consolas"/>
-          <w:sz w:val="20"/>
-          <w:szCs w:val="20"/>
-          <w:lang w:eastAsia="en-IN"/>
-        </w:rPr>
-        <w:t>        default:</w:t>
-      </w:r>
-    </w:p>
-    <w:p>
-      <w:pPr>
-        <w:pStyle w:val="ListParagraph"/>
-        <w:ind w:left="927"/>
-        <w:rPr>
-          <w:rFonts w:ascii="Consolas" w:hAnsi="Consolas"/>
-          <w:sz w:val="20"/>
-          <w:szCs w:val="20"/>
-          <w:lang w:eastAsia="en-IN"/>
-        </w:rPr>
-      </w:pPr>
-      <w:r>
-        <w:rPr>
-          <w:rFonts w:ascii="Consolas" w:hAnsi="Consolas"/>
-          <w:sz w:val="20"/>
-          <w:szCs w:val="20"/>
-          <w:lang w:eastAsia="en-IN"/>
-        </w:rPr>
-        <w:t>        cout&lt;&lt;"Invalid choice!"&lt;&lt;endl;</w:t>
-      </w:r>
-    </w:p>
-    <w:p>
-      <w:pPr>
-        <w:pStyle w:val="ListParagraph"/>
-        <w:ind w:left="927"/>
-        <w:rPr>
-          <w:rFonts w:ascii="Consolas" w:hAnsi="Consolas"/>
-          <w:sz w:val="20"/>
-          <w:szCs w:val="20"/>
-          <w:lang w:eastAsia="en-IN"/>
-        </w:rPr>
-      </w:pPr>
-      <w:r>
-        <w:rPr>
-          <w:rFonts w:ascii="Consolas" w:hAnsi="Consolas"/>
-          <w:sz w:val="20"/>
-          <w:szCs w:val="20"/>
-          <w:lang w:eastAsia="en-IN"/>
-        </w:rPr>
-        <w:t>    }</w:t>
-      </w:r>
-    </w:p>
-    <w:p>
-      <w:pPr>
-        <w:pStyle w:val="ListParagraph"/>
-        <w:ind w:left="927"/>
-        <w:rPr>
-          <w:rFonts w:ascii="Consolas" w:hAnsi="Consolas"/>
-          <w:sz w:val="20"/>
-          <w:szCs w:val="20"/>
-          <w:lang w:eastAsia="en-IN"/>
-        </w:rPr>
-      </w:pPr>
-      <w:r>
-        <w:rPr>
-          <w:rFonts w:ascii="Consolas" w:hAnsi="Consolas"/>
-          <w:sz w:val="20"/>
-          <w:szCs w:val="20"/>
-          <w:lang w:eastAsia="en-IN"/>
-        </w:rPr>
-        <w:t>    }</w:t>
-      </w:r>
-    </w:p>
-    <w:p>
-      <w:pPr>
-        <w:pStyle w:val="ListParagraph"/>
-        <w:ind w:left="927"/>
-        <w:rPr>
-          <w:rFonts w:ascii="Consolas" w:hAnsi="Consolas"/>
-          <w:sz w:val="20"/>
-          <w:szCs w:val="20"/>
-          <w:lang w:eastAsia="en-IN"/>
-        </w:rPr>
-      </w:pPr>
-      <w:r>
-        <w:rPr>
-          <w:rFonts w:ascii="Consolas" w:hAnsi="Consolas"/>
-          <w:sz w:val="20"/>
-          <w:szCs w:val="20"/>
-          <w:lang w:eastAsia="en-IN"/>
-        </w:rPr>
-        <w:t>    if(ch1==1){</w:t>
-      </w:r>
-    </w:p>
-    <w:p>
-      <w:pPr>
-        <w:pStyle w:val="ListParagraph"/>
-        <w:ind w:left="927"/>
-        <w:rPr>
-          <w:rFonts w:ascii="Consolas" w:hAnsi="Consolas"/>
-          <w:sz w:val="20"/>
-          <w:szCs w:val="20"/>
-          <w:lang w:eastAsia="en-IN"/>
-        </w:rPr>
-      </w:pPr>
-      <w:r>
-        <w:rPr>
-          <w:rFonts w:ascii="Consolas" w:hAnsi="Consolas"/>
-          <w:sz w:val="20"/>
-          <w:szCs w:val="20"/>
-          <w:lang w:eastAsia="en-IN"/>
-        </w:rPr>
-        <w:t>        cout&lt;&lt;"Choose any one!\n 3. Binary Search \n 4. Fibonacci Search\n 5. Exit"&lt;&lt;endl;</w:t>
-      </w:r>
-    </w:p>
-    <w:p>
-      <w:pPr>
-        <w:pStyle w:val="ListParagraph"/>
-        <w:ind w:left="927"/>
-        <w:rPr>
-          <w:rFonts w:ascii="Consolas" w:hAnsi="Consolas"/>
-          <w:sz w:val="20"/>
-          <w:szCs w:val="20"/>
-          <w:lang w:eastAsia="en-IN"/>
-        </w:rPr>
-      </w:pPr>
-      <w:r>
-        <w:rPr>
-          <w:rFonts w:ascii="Consolas" w:hAnsi="Consolas"/>
-          <w:sz w:val="20"/>
-          <w:szCs w:val="20"/>
-          <w:lang w:eastAsia="en-IN"/>
-        </w:rPr>
-        <w:t>        cin&gt;&gt;ch2;</w:t>
-      </w:r>
-    </w:p>
-    <w:p>
-      <w:pPr>
-        <w:pStyle w:val="ListParagraph"/>
-        <w:ind w:left="927"/>
-        <w:rPr>
-          <w:rFonts w:ascii="Consolas" w:hAnsi="Consolas"/>
-          <w:sz w:val="20"/>
-          <w:szCs w:val="20"/>
-          <w:lang w:eastAsia="en-IN"/>
-        </w:rPr>
-      </w:pPr>
-      <w:r>
-        <w:rPr>
-          <w:rFonts w:ascii="Consolas" w:hAnsi="Consolas"/>
-          <w:sz w:val="20"/>
-          <w:szCs w:val="20"/>
-          <w:lang w:eastAsia="en-IN"/>
-        </w:rPr>
-        <w:t>    switch(ch2){</w:t>
-      </w:r>
-    </w:p>
-    <w:p>
-      <w:pPr>
-        <w:pStyle w:val="ListParagraph"/>
-        <w:ind w:left="927"/>
-        <w:rPr>
-          <w:rFonts w:ascii="Consolas" w:hAnsi="Consolas"/>
-          <w:sz w:val="20"/>
-          <w:szCs w:val="20"/>
-          <w:lang w:eastAsia="en-IN"/>
-        </w:rPr>
-      </w:pPr>
-    </w:p>
-    <w:p>
-      <w:pPr>
-        <w:pStyle w:val="ListParagraph"/>
-        <w:ind w:left="927"/>
-        <w:rPr>
-          <w:rFonts w:ascii="Consolas" w:hAnsi="Consolas"/>
-          <w:sz w:val="20"/>
-          <w:szCs w:val="20"/>
-          <w:lang w:eastAsia="en-IN"/>
-        </w:rPr>
-      </w:pPr>
-      <w:r>
-        <w:rPr>
-          <w:rFonts w:ascii="Consolas" w:hAnsi="Consolas"/>
-          <w:sz w:val="20"/>
-          <w:szCs w:val="20"/>
-          <w:lang w:eastAsia="en-IN"/>
-        </w:rPr>
-        <w:t>        case 3:</w:t>
-      </w:r>
-    </w:p>
-    <w:p>
-      <w:pPr>
-        <w:pStyle w:val="ListParagraph"/>
-        <w:ind w:left="927"/>
-        <w:rPr>
-          <w:rFonts w:ascii="Consolas" w:hAnsi="Consolas"/>
-          <w:sz w:val="20"/>
-          <w:szCs w:val="20"/>
-          <w:lang w:eastAsia="en-IN"/>
-        </w:rPr>
-      </w:pPr>
-      <w:r>
-        <w:rPr>
-          <w:rFonts w:ascii="Consolas" w:hAnsi="Consolas"/>
-          <w:sz w:val="20"/>
-          <w:szCs w:val="20"/>
-          <w:lang w:eastAsia="en-IN"/>
-        </w:rPr>
-        <w:t>        result = binary(arr,n,target);</w:t>
-      </w:r>
-    </w:p>
-    <w:p>
-      <w:pPr>
-        <w:pStyle w:val="ListParagraph"/>
-        <w:ind w:left="927"/>
-        <w:rPr>
-          <w:rFonts w:ascii="Consolas" w:hAnsi="Consolas"/>
-          <w:sz w:val="20"/>
-          <w:szCs w:val="20"/>
-          <w:lang w:eastAsia="en-IN"/>
-        </w:rPr>
-      </w:pPr>
-      <w:r>
-        <w:rPr>
-          <w:rFonts w:ascii="Consolas" w:hAnsi="Consolas"/>
-          <w:sz w:val="20"/>
-          <w:szCs w:val="20"/>
-          <w:lang w:eastAsia="en-IN"/>
-        </w:rPr>
-        <w:t>        cout&lt;&lt;"Element found at index: "&lt;&lt;result&lt;&lt;endl;</w:t>
-      </w:r>
-    </w:p>
-    <w:p>
-      <w:pPr>
-        <w:pStyle w:val="ListParagraph"/>
-        <w:ind w:left="927"/>
-        <w:rPr>
-          <w:rFonts w:ascii="Consolas" w:hAnsi="Consolas"/>
-          <w:sz w:val="20"/>
-          <w:szCs w:val="20"/>
-          <w:lang w:eastAsia="en-IN"/>
-        </w:rPr>
-      </w:pPr>
-      <w:r>
-        <w:rPr>
-          <w:rFonts w:ascii="Consolas" w:hAnsi="Consolas"/>
-          <w:sz w:val="20"/>
-          <w:szCs w:val="20"/>
-          <w:lang w:eastAsia="en-IN"/>
-        </w:rPr>
-        <w:t>        c = comparisons;</w:t>
-      </w:r>
-    </w:p>
-    <w:p>
-      <w:pPr>
-        <w:pStyle w:val="ListParagraph"/>
-        <w:ind w:left="927"/>
-        <w:rPr>
-          <w:rFonts w:ascii="Consolas" w:hAnsi="Consolas"/>
-          <w:sz w:val="20"/>
-          <w:szCs w:val="20"/>
-          <w:lang w:eastAsia="en-IN"/>
-        </w:rPr>
-      </w:pPr>
-      <w:r>
-        <w:rPr>
-          <w:rFonts w:ascii="Consolas" w:hAnsi="Consolas"/>
-          <w:sz w:val="20"/>
-          <w:szCs w:val="20"/>
-          <w:lang w:eastAsia="en-IN"/>
-        </w:rPr>
-        <w:t>        cout&lt;&lt;"Number of comparisons: "&lt;&lt;c&lt;&lt;endl;</w:t>
-      </w:r>
-    </w:p>
-    <w:p>
-      <w:pPr>
-        <w:pStyle w:val="ListParagraph"/>
-        <w:ind w:left="927"/>
-        <w:rPr>
-          <w:rFonts w:ascii="Consolas" w:hAnsi="Consolas"/>
-          <w:sz w:val="20"/>
-          <w:szCs w:val="20"/>
-          <w:lang w:eastAsia="en-IN"/>
-        </w:rPr>
-      </w:pPr>
-      <w:r>
-        <w:rPr>
-          <w:rFonts w:ascii="Consolas" w:hAnsi="Consolas"/>
-          <w:sz w:val="20"/>
-          <w:szCs w:val="20"/>
-          <w:lang w:eastAsia="en-IN"/>
-        </w:rPr>
-        <w:t>        if(c==1){</w:t>
-      </w:r>
-    </w:p>
-    <w:p>
-      <w:pPr>
-        <w:pStyle w:val="ListParagraph"/>
-        <w:ind w:left="927"/>
-        <w:rPr>
-          <w:rFonts w:ascii="Consolas" w:hAnsi="Consolas"/>
-          <w:sz w:val="20"/>
-          <w:szCs w:val="20"/>
-          <w:lang w:eastAsia="en-IN"/>
-        </w:rPr>
-      </w:pPr>
-      <w:r>
-        <w:rPr>
-          <w:rFonts w:ascii="Consolas" w:hAnsi="Consolas"/>
-          <w:sz w:val="20"/>
-          <w:szCs w:val="20"/>
-          <w:lang w:eastAsia="en-IN"/>
-        </w:rPr>
-        <w:t>            cout&lt;&lt;"Best Case - O(1)"&lt;&lt;endl;</w:t>
-      </w:r>
-    </w:p>
-    <w:p>
-      <w:pPr>
-        <w:pStyle w:val="ListParagraph"/>
-        <w:ind w:left="927"/>
-        <w:rPr>
-          <w:rFonts w:ascii="Consolas" w:hAnsi="Consolas"/>
-          <w:sz w:val="20"/>
-          <w:szCs w:val="20"/>
-          <w:lang w:eastAsia="en-IN"/>
-        </w:rPr>
-      </w:pPr>
-      <w:r>
-        <w:rPr>
-          <w:rFonts w:ascii="Consolas" w:hAnsi="Consolas"/>
-          <w:sz w:val="20"/>
-          <w:szCs w:val="20"/>
-          <w:lang w:eastAsia="en-IN"/>
-        </w:rPr>
-        <w:t>        }</w:t>
-      </w:r>
-    </w:p>
-    <w:p>
-      <w:pPr>
-        <w:pStyle w:val="ListParagraph"/>
-        <w:ind w:left="927"/>
-        <w:rPr>
-          <w:rFonts w:ascii="Consolas" w:hAnsi="Consolas"/>
-          <w:sz w:val="20"/>
-          <w:szCs w:val="20"/>
-          <w:lang w:eastAsia="en-IN"/>
-        </w:rPr>
-      </w:pPr>
-      <w:r>
-        <w:rPr>
-          <w:rFonts w:ascii="Consolas" w:hAnsi="Consolas"/>
-          <w:sz w:val="20"/>
-          <w:szCs w:val="20"/>
-          <w:lang w:eastAsia="en-IN"/>
-        </w:rPr>
-        <w:t>        else if(c==log(n)){</w:t>
-      </w:r>
-    </w:p>
-    <w:p>
-      <w:pPr>
-        <w:pStyle w:val="ListParagraph"/>
-        <w:ind w:left="927"/>
-        <w:rPr>
-          <w:rFonts w:ascii="Consolas" w:hAnsi="Consolas"/>
-          <w:sz w:val="20"/>
-          <w:szCs w:val="20"/>
-          <w:lang w:eastAsia="en-IN"/>
-        </w:rPr>
-      </w:pPr>
-      <w:r>
-        <w:rPr>
-          <w:rFonts w:ascii="Consolas" w:hAnsi="Consolas"/>
-          <w:sz w:val="20"/>
-          <w:szCs w:val="20"/>
-          <w:lang w:eastAsia="en-IN"/>
-        </w:rPr>
-        <w:t>            cout&lt;&lt;"Worst Case - O(log n)"&lt;&lt;endl;</w:t>
-      </w:r>
-    </w:p>
-    <w:p>
-      <w:pPr>
-        <w:pStyle w:val="ListParagraph"/>
-        <w:ind w:left="927"/>
-        <w:rPr>
-          <w:rFonts w:ascii="Consolas" w:hAnsi="Consolas"/>
-          <w:sz w:val="20"/>
-          <w:szCs w:val="20"/>
-          <w:lang w:eastAsia="en-IN"/>
-        </w:rPr>
-      </w:pPr>
-      <w:r>
-        <w:rPr>
-          <w:rFonts w:ascii="Consolas" w:hAnsi="Consolas"/>
-          <w:sz w:val="20"/>
-          <w:szCs w:val="20"/>
-          <w:lang w:eastAsia="en-IN"/>
-        </w:rPr>
-        <w:t>        }</w:t>
-      </w:r>
-    </w:p>
-    <w:p>
-      <w:pPr>
-        <w:pStyle w:val="ListParagraph"/>
-        <w:ind w:left="927"/>
-        <w:rPr>
-          <w:rFonts w:ascii="Consolas" w:hAnsi="Consolas"/>
-          <w:sz w:val="20"/>
-          <w:szCs w:val="20"/>
-          <w:lang w:eastAsia="en-IN"/>
-        </w:rPr>
-      </w:pPr>
-      <w:r>
-        <w:rPr>
-          <w:rFonts w:ascii="Consolas" w:hAnsi="Consolas"/>
-          <w:sz w:val="20"/>
-          <w:szCs w:val="20"/>
-          <w:lang w:eastAsia="en-IN"/>
-        </w:rPr>
-        <w:t>        else{</w:t>
-      </w:r>
-    </w:p>
-    <w:p>
-      <w:pPr>
-        <w:pStyle w:val="ListParagraph"/>
-        <w:ind w:left="927"/>
-        <w:rPr>
-          <w:rFonts w:ascii="Consolas" w:hAnsi="Consolas"/>
-          <w:sz w:val="20"/>
-          <w:szCs w:val="20"/>
-          <w:lang w:eastAsia="en-IN"/>
-        </w:rPr>
-      </w:pPr>
-      <w:r>
-        <w:rPr>
-          <w:rFonts w:ascii="Consolas" w:hAnsi="Consolas"/>
-          <w:sz w:val="20"/>
-          <w:szCs w:val="20"/>
-          <w:lang w:eastAsia="en-IN"/>
-        </w:rPr>
-        <w:t>            cout&lt;&lt;"Average Case - O(log n)"&lt;&lt;endl;</w:t>
-      </w:r>
-    </w:p>
-    <w:p>
-      <w:pPr>
-        <w:pStyle w:val="ListParagraph"/>
-        <w:ind w:left="927"/>
-        <w:rPr>
-          <w:rFonts w:ascii="Consolas" w:hAnsi="Consolas"/>
-          <w:sz w:val="20"/>
-          <w:szCs w:val="20"/>
-          <w:lang w:eastAsia="en-IN"/>
-        </w:rPr>
-      </w:pPr>
-      <w:r>
-        <w:rPr>
-          <w:rFonts w:ascii="Consolas" w:hAnsi="Consolas"/>
-          <w:sz w:val="20"/>
-          <w:szCs w:val="20"/>
-          <w:lang w:eastAsia="en-IN"/>
-        </w:rPr>
-        <w:t>        }</w:t>
-      </w:r>
-    </w:p>
-    <w:p>
-      <w:pPr>
-        <w:pStyle w:val="ListParagraph"/>
-        <w:ind w:left="927"/>
-        <w:rPr>
-          <w:rFonts w:ascii="Consolas" w:hAnsi="Consolas"/>
-          <w:sz w:val="20"/>
-          <w:szCs w:val="20"/>
-          <w:lang w:eastAsia="en-IN"/>
-        </w:rPr>
-      </w:pPr>
-      <w:r>
-        <w:rPr>
-          <w:rFonts w:ascii="Consolas" w:hAnsi="Consolas"/>
-          <w:sz w:val="20"/>
-          <w:szCs w:val="20"/>
-          <w:lang w:eastAsia="en-IN"/>
-        </w:rPr>
-        <w:t>        break;</w:t>
-      </w:r>
-    </w:p>
-    <w:p>
-      <w:pPr>
-        <w:pStyle w:val="ListParagraph"/>
-        <w:ind w:left="927"/>
-        <w:rPr>
-          <w:rFonts w:ascii="Consolas" w:hAnsi="Consolas"/>
-          <w:sz w:val="20"/>
-          <w:szCs w:val="20"/>
-          <w:lang w:eastAsia="en-IN"/>
-        </w:rPr>
-      </w:pPr>
-    </w:p>
-    <w:p>
-      <w:pPr>
-        <w:pStyle w:val="ListParagraph"/>
-        <w:ind w:left="927"/>
-        <w:rPr>
-          <w:rFonts w:ascii="Consolas" w:hAnsi="Consolas"/>
-          <w:sz w:val="20"/>
-          <w:szCs w:val="20"/>
-          <w:lang w:eastAsia="en-IN"/>
-        </w:rPr>
-      </w:pPr>
-      <w:r>
-        <w:rPr>
-          <w:rFonts w:ascii="Consolas" w:hAnsi="Consolas"/>
-          <w:sz w:val="20"/>
-          <w:szCs w:val="20"/>
-          <w:lang w:eastAsia="en-IN"/>
-        </w:rPr>
-        <w:t>        case 4:</w:t>
-      </w:r>
-    </w:p>
-    <w:p>
-      <w:pPr>
-        <w:pStyle w:val="ListParagraph"/>
-        <w:ind w:left="927"/>
-        <w:rPr>
-          <w:rFonts w:ascii="Consolas" w:hAnsi="Consolas"/>
-          <w:sz w:val="20"/>
-          <w:szCs w:val="20"/>
-          <w:lang w:eastAsia="en-IN"/>
-        </w:rPr>
-      </w:pPr>
-      <w:r>
-        <w:rPr>
-          <w:rFonts w:ascii="Consolas" w:hAnsi="Consolas"/>
-          <w:sz w:val="20"/>
-          <w:szCs w:val="20"/>
-          <w:lang w:eastAsia="en-IN"/>
-        </w:rPr>
-        <w:t>        result = fibonacci(arr,n,target);</w:t>
-      </w:r>
-    </w:p>
-    <w:p>
-      <w:pPr>
-        <w:pStyle w:val="ListParagraph"/>
-        <w:ind w:left="927"/>
-        <w:rPr>
-          <w:rFonts w:ascii="Consolas" w:hAnsi="Consolas"/>
-          <w:sz w:val="20"/>
-          <w:szCs w:val="20"/>
-          <w:lang w:eastAsia="en-IN"/>
-        </w:rPr>
-      </w:pPr>
-      <w:r>
-        <w:rPr>
-          <w:rFonts w:ascii="Consolas" w:hAnsi="Consolas"/>
-          <w:sz w:val="20"/>
-          <w:szCs w:val="20"/>
-          <w:lang w:eastAsia="en-IN"/>
-        </w:rPr>
-        <w:t>        cout&lt;&lt;"Element found at index: "&lt;&lt;result&lt;&lt;endl;</w:t>
-      </w:r>
-    </w:p>
-    <w:p>
-      <w:pPr>
-        <w:pStyle w:val="ListParagraph"/>
-        <w:ind w:left="927"/>
-        <w:rPr>
-          <w:rFonts w:ascii="Consolas" w:hAnsi="Consolas"/>
-          <w:sz w:val="20"/>
-          <w:szCs w:val="20"/>
-          <w:lang w:eastAsia="en-IN"/>
-        </w:rPr>
-      </w:pPr>
-      <w:r>
-        <w:rPr>
-          <w:rFonts w:ascii="Consolas" w:hAnsi="Consolas"/>
-          <w:sz w:val="20"/>
-          <w:szCs w:val="20"/>
-          <w:lang w:eastAsia="en-IN"/>
-        </w:rPr>
-        <w:t>        c = comparisons;</w:t>
-      </w:r>
-    </w:p>
-    <w:p>
-      <w:pPr>
-        <w:pStyle w:val="ListParagraph"/>
-        <w:ind w:left="927"/>
-        <w:rPr>
-          <w:rFonts w:ascii="Consolas" w:hAnsi="Consolas"/>
-          <w:sz w:val="20"/>
-          <w:szCs w:val="20"/>
-          <w:lang w:eastAsia="en-IN"/>
-        </w:rPr>
-      </w:pPr>
-      <w:r>
-        <w:rPr>
-          <w:rFonts w:ascii="Consolas" w:hAnsi="Consolas"/>
-          <w:sz w:val="20"/>
-          <w:szCs w:val="20"/>
-          <w:lang w:eastAsia="en-IN"/>
-        </w:rPr>
-        <w:t>        cout&lt;&lt;"Number of comparisons = "&lt;&lt;c&lt;&lt;endl;</w:t>
-      </w:r>
-    </w:p>
-    <w:p>
-      <w:pPr>
-        <w:pStyle w:val="ListParagraph"/>
-        <w:ind w:left="927"/>
-        <w:rPr>
-          <w:rFonts w:ascii="Consolas" w:hAnsi="Consolas"/>
-          <w:sz w:val="20"/>
-          <w:szCs w:val="20"/>
-          <w:lang w:eastAsia="en-IN"/>
-        </w:rPr>
-      </w:pPr>
-      <w:r>
-        <w:rPr>
-          <w:rFonts w:ascii="Consolas" w:hAnsi="Consolas"/>
-          <w:sz w:val="20"/>
-          <w:szCs w:val="20"/>
-          <w:lang w:eastAsia="en-IN"/>
-        </w:rPr>
-        <w:t>        if(c==1){</w:t>
-      </w:r>
-    </w:p>
-    <w:p>
-      <w:pPr>
-        <w:pStyle w:val="ListParagraph"/>
-        <w:ind w:left="927"/>
-        <w:rPr>
-          <w:rFonts w:ascii="Consolas" w:hAnsi="Consolas"/>
-          <w:sz w:val="20"/>
-          <w:szCs w:val="20"/>
-          <w:lang w:eastAsia="en-IN"/>
-        </w:rPr>
-      </w:pPr>
-      <w:r>
-        <w:rPr>
-          <w:rFonts w:ascii="Consolas" w:hAnsi="Consolas"/>
-          <w:sz w:val="20"/>
-          <w:szCs w:val="20"/>
-          <w:lang w:eastAsia="en-IN"/>
-        </w:rPr>
-        <w:t>            cout&lt;&lt;"Best Case - O(1)"&lt;&lt;endl;</w:t>
-      </w:r>
-    </w:p>
-    <w:p>
-      <w:pPr>
-        <w:pStyle w:val="ListParagraph"/>
-        <w:ind w:left="927"/>
-        <w:rPr>
-          <w:rFonts w:ascii="Consolas" w:hAnsi="Consolas"/>
-          <w:sz w:val="20"/>
-          <w:szCs w:val="20"/>
-          <w:lang w:eastAsia="en-IN"/>
-        </w:rPr>
-      </w:pPr>
-      <w:r>
-        <w:rPr>
-          <w:rFonts w:ascii="Consolas" w:hAnsi="Consolas"/>
-          <w:sz w:val="20"/>
-          <w:szCs w:val="20"/>
-          <w:lang w:eastAsia="en-IN"/>
-        </w:rPr>
-        <w:t>        }</w:t>
-      </w:r>
-    </w:p>
-    <w:p>
-      <w:pPr>
-        <w:pStyle w:val="ListParagraph"/>
-        <w:ind w:left="927"/>
-        <w:rPr>
-          <w:rFonts w:ascii="Consolas" w:hAnsi="Consolas"/>
-          <w:sz w:val="20"/>
-          <w:szCs w:val="20"/>
-          <w:lang w:eastAsia="en-IN"/>
-        </w:rPr>
-      </w:pPr>
-      <w:r>
-        <w:rPr>
-          <w:rFonts w:ascii="Consolas" w:hAnsi="Consolas"/>
-          <w:sz w:val="20"/>
-          <w:szCs w:val="20"/>
-          <w:lang w:eastAsia="en-IN"/>
-        </w:rPr>
-        <w:t>        else if(c==log(n)){</w:t>
-      </w:r>
-    </w:p>
-    <w:p>
-      <w:pPr>
-        <w:pStyle w:val="ListParagraph"/>
-        <w:ind w:left="927"/>
-        <w:rPr>
-          <w:rFonts w:ascii="Consolas" w:hAnsi="Consolas"/>
-          <w:sz w:val="20"/>
-          <w:szCs w:val="20"/>
-          <w:lang w:eastAsia="en-IN"/>
-        </w:rPr>
-      </w:pPr>
-      <w:r>
-        <w:rPr>
-          <w:rFonts w:ascii="Consolas" w:hAnsi="Consolas"/>
-          <w:sz w:val="20"/>
-          <w:szCs w:val="20"/>
-          <w:lang w:eastAsia="en-IN"/>
-        </w:rPr>
-        <w:t>            cout&lt;&lt;"Worst Case - O(log n)"&lt;&lt;endl;</w:t>
-      </w:r>
-    </w:p>
-    <w:p>
-      <w:pPr>
-        <w:pStyle w:val="ListParagraph"/>
-        <w:ind w:left="927"/>
-        <w:rPr>
-          <w:rFonts w:ascii="Consolas" w:hAnsi="Consolas"/>
-          <w:sz w:val="20"/>
-          <w:szCs w:val="20"/>
-          <w:lang w:eastAsia="en-IN"/>
-        </w:rPr>
-      </w:pPr>
-      <w:r>
-        <w:rPr>
-          <w:rFonts w:ascii="Consolas" w:hAnsi="Consolas"/>
-          <w:sz w:val="20"/>
-          <w:szCs w:val="20"/>
-          <w:lang w:eastAsia="en-IN"/>
-        </w:rPr>
-        <w:t>        }</w:t>
-      </w:r>
-    </w:p>
-    <w:p>
-      <w:pPr>
-        <w:pStyle w:val="ListParagraph"/>
-        <w:ind w:left="927"/>
-        <w:rPr>
-          <w:rFonts w:ascii="Consolas" w:hAnsi="Consolas"/>
-          <w:sz w:val="20"/>
-          <w:szCs w:val="20"/>
-          <w:lang w:eastAsia="en-IN"/>
-        </w:rPr>
-      </w:pPr>
-      <w:r>
-        <w:rPr>
-          <w:rFonts w:ascii="Consolas" w:hAnsi="Consolas"/>
-          <w:sz w:val="20"/>
-          <w:szCs w:val="20"/>
-          <w:lang w:eastAsia="en-IN"/>
-        </w:rPr>
-        <w:t>        else{</w:t>
-      </w:r>
-    </w:p>
-    <w:p>
-      <w:pPr>
-        <w:pStyle w:val="ListParagraph"/>
-        <w:ind w:left="927"/>
-        <w:rPr>
-          <w:rFonts w:ascii="Consolas" w:hAnsi="Consolas"/>
-          <w:sz w:val="20"/>
-          <w:szCs w:val="20"/>
-          <w:lang w:eastAsia="en-IN"/>
-        </w:rPr>
-      </w:pPr>
-      <w:r>
-        <w:rPr>
-          <w:rFonts w:ascii="Consolas" w:hAnsi="Consolas"/>
-          <w:sz w:val="20"/>
-          <w:szCs w:val="20"/>
-          <w:lang w:eastAsia="en-IN"/>
-        </w:rPr>
-        <w:t>            cout&lt;&lt;"Average Case - O(log n)"&lt;&lt;endl;</w:t>
-      </w:r>
-    </w:p>
-    <w:p>
-      <w:pPr>
-        <w:pStyle w:val="ListParagraph"/>
-        <w:ind w:left="927"/>
-        <w:rPr>
-          <w:rFonts w:ascii="Consolas" w:hAnsi="Consolas"/>
-          <w:sz w:val="20"/>
-          <w:szCs w:val="20"/>
-          <w:lang w:eastAsia="en-IN"/>
-        </w:rPr>
-      </w:pPr>
-      <w:r>
-        <w:rPr>
-          <w:rFonts w:ascii="Consolas" w:hAnsi="Consolas"/>
-          <w:sz w:val="20"/>
-          <w:szCs w:val="20"/>
-          <w:lang w:eastAsia="en-IN"/>
-        </w:rPr>
-        <w:t>        }</w:t>
-      </w:r>
-    </w:p>
-    <w:p>
-      <w:pPr>
-        <w:pStyle w:val="ListParagraph"/>
-        <w:ind w:left="927"/>
-        <w:rPr>
-          <w:rFonts w:ascii="Consolas" w:hAnsi="Consolas"/>
-          <w:sz w:val="20"/>
-          <w:szCs w:val="20"/>
-          <w:lang w:eastAsia="en-IN"/>
-        </w:rPr>
-      </w:pPr>
-      <w:r>
-        <w:rPr>
-          <w:rFonts w:ascii="Consolas" w:hAnsi="Consolas"/>
-          <w:sz w:val="20"/>
-          <w:szCs w:val="20"/>
-          <w:lang w:eastAsia="en-IN"/>
-        </w:rPr>
-        <w:t>        break;</w:t>
-      </w:r>
-    </w:p>
-    <w:p>
-      <w:pPr>
-        <w:pStyle w:val="ListParagraph"/>
-        <w:ind w:left="927"/>
-        <w:rPr>
-          <w:rFonts w:ascii="Consolas" w:hAnsi="Consolas"/>
-          <w:sz w:val="20"/>
-          <w:szCs w:val="20"/>
-          <w:lang w:eastAsia="en-IN"/>
-        </w:rPr>
-      </w:pPr>
-    </w:p>
-    <w:p>
-      <w:pPr>
-        <w:pStyle w:val="ListParagraph"/>
-        <w:ind w:left="927"/>
-        <w:rPr>
-          <w:rFonts w:ascii="Consolas" w:hAnsi="Consolas"/>
-          <w:sz w:val="20"/>
-          <w:szCs w:val="20"/>
-          <w:lang w:eastAsia="en-IN"/>
-        </w:rPr>
-      </w:pPr>
-      <w:r>
-        <w:rPr>
-          <w:rFonts w:ascii="Consolas" w:hAnsi="Consolas"/>
-          <w:sz w:val="20"/>
-          <w:szCs w:val="20"/>
-          <w:lang w:eastAsia="en-IN"/>
-        </w:rPr>
-        <w:t>        case 5:</w:t>
-      </w:r>
-    </w:p>
-    <w:p>
-      <w:pPr>
-        <w:pStyle w:val="ListParagraph"/>
-        <w:ind w:left="927"/>
-        <w:rPr>
-          <w:rFonts w:ascii="Consolas" w:hAnsi="Consolas"/>
-          <w:sz w:val="20"/>
-          <w:szCs w:val="20"/>
-          <w:lang w:eastAsia="en-IN"/>
-        </w:rPr>
-      </w:pPr>
-      <w:r>
-        <w:rPr>
-          <w:rFonts w:ascii="Consolas" w:hAnsi="Consolas"/>
-          <w:sz w:val="20"/>
-          <w:szCs w:val="20"/>
-          <w:lang w:eastAsia="en-IN"/>
-        </w:rPr>
-        <w:t>        cout&lt;&lt;"Exiting..."&lt;&lt;endl;</w:t>
-      </w:r>
-    </w:p>
-    <w:p>
-      <w:pPr>
-        <w:pStyle w:val="ListParagraph"/>
-        <w:ind w:left="927"/>
-        <w:rPr>
-          <w:rFonts w:ascii="Consolas" w:hAnsi="Consolas"/>
-          <w:sz w:val="20"/>
-          <w:szCs w:val="20"/>
-          <w:lang w:eastAsia="en-IN"/>
-        </w:rPr>
-      </w:pPr>
-      <w:r>
-        <w:rPr>
-          <w:rFonts w:ascii="Consolas" w:hAnsi="Consolas"/>
-          <w:sz w:val="20"/>
-          <w:szCs w:val="20"/>
-          <w:lang w:eastAsia="en-IN"/>
-        </w:rPr>
-        <w:t>        return 0;</w:t>
-      </w:r>
-    </w:p>
-    <w:p>
-      <w:pPr>
-        <w:pStyle w:val="ListParagraph"/>
-        <w:ind w:left="927"/>
-        <w:rPr>
-          <w:rFonts w:ascii="Consolas" w:hAnsi="Consolas"/>
-          <w:sz w:val="20"/>
-          <w:szCs w:val="20"/>
-          <w:lang w:eastAsia="en-IN"/>
-        </w:rPr>
-      </w:pPr>
-    </w:p>
-    <w:p>
-      <w:pPr>
-        <w:pStyle w:val="ListParagraph"/>
-        <w:ind w:left="927"/>
-        <w:rPr>
-          <w:rFonts w:ascii="Consolas" w:hAnsi="Consolas"/>
-          <w:sz w:val="20"/>
-          <w:szCs w:val="20"/>
-          <w:lang w:eastAsia="en-IN"/>
-        </w:rPr>
-      </w:pPr>
-      <w:r>
-        <w:rPr>
-          <w:rFonts w:ascii="Consolas" w:hAnsi="Consolas"/>
-          <w:sz w:val="20"/>
-          <w:szCs w:val="20"/>
-          <w:lang w:eastAsia="en-IN"/>
-        </w:rPr>
-        <w:t>        default:</w:t>
-      </w:r>
-    </w:p>
-    <w:p>
-      <w:pPr>
-        <w:pStyle w:val="ListParagraph"/>
-        <w:ind w:left="927"/>
-        <w:rPr>
-          <w:rFonts w:ascii="Consolas" w:hAnsi="Consolas"/>
-          <w:sz w:val="20"/>
-          <w:szCs w:val="20"/>
-          <w:lang w:eastAsia="en-IN"/>
-        </w:rPr>
-      </w:pPr>
-      <w:r>
-        <w:rPr>
-          <w:rFonts w:ascii="Consolas" w:hAnsi="Consolas"/>
-          <w:sz w:val="20"/>
-          <w:szCs w:val="20"/>
-          <w:lang w:eastAsia="en-IN"/>
-        </w:rPr>
-        <w:t>        cout&lt;&lt;"Invalid choice!"&lt;&lt;endl;</w:t>
-      </w:r>
-    </w:p>
-    <w:p>
-      <w:pPr>
-        <w:pStyle w:val="ListParagraph"/>
-        <w:ind w:left="927"/>
-        <w:rPr>
-          <w:rFonts w:ascii="Consolas" w:hAnsi="Consolas"/>
-          <w:sz w:val="20"/>
-          <w:szCs w:val="20"/>
-          <w:lang w:eastAsia="en-IN"/>
-        </w:rPr>
-      </w:pPr>
-      <w:r>
-        <w:rPr>
-          <w:rFonts w:ascii="Consolas" w:hAnsi="Consolas"/>
-          <w:sz w:val="20"/>
-          <w:szCs w:val="20"/>
-          <w:lang w:eastAsia="en-IN"/>
-        </w:rPr>
-        <w:t>    }</w:t>
-      </w:r>
-    </w:p>
-    <w:p>
-      <w:pPr>
-        <w:pStyle w:val="ListParagraph"/>
-        <w:ind w:left="927"/>
-        <w:rPr>
-          <w:rFonts w:ascii="Consolas" w:hAnsi="Consolas"/>
-          <w:sz w:val="20"/>
-          <w:szCs w:val="20"/>
-          <w:lang w:eastAsia="en-IN"/>
-        </w:rPr>
-      </w:pPr>
-      <w:r>
-        <w:rPr>
-          <w:rFonts w:ascii="Consolas" w:hAnsi="Consolas"/>
-          <w:sz w:val="20"/>
-          <w:szCs w:val="20"/>
-          <w:lang w:eastAsia="en-IN"/>
-        </w:rPr>
-        <w:t>    }</w:t>
-      </w:r>
-    </w:p>
-    <w:p>
-      <w:pPr>
-        <w:pStyle w:val="ListParagraph"/>
-        <w:ind w:left="927"/>
-        <w:rPr>
-          <w:rFonts w:ascii="Consolas" w:hAnsi="Consolas"/>
-          <w:sz w:val="20"/>
-          <w:szCs w:val="20"/>
-          <w:lang w:eastAsia="en-IN"/>
-        </w:rPr>
-      </w:pPr>
-      <w:r>
-        <w:rPr>
-          <w:rFonts w:ascii="Consolas" w:hAnsi="Consolas"/>
-          <w:sz w:val="20"/>
-          <w:szCs w:val="20"/>
-          <w:lang w:eastAsia="en-IN"/>
-        </w:rPr>
-        <w:t>}</w:t>
-      </w:r>
-    </w:p>
-    <w:p>
-      <w:pPr>
-        <w:pStyle w:val="ListParagraph"/>
-        <w:ind w:left="927"/>
-        <w:rPr>
-          <w:rFonts w:ascii="Consolas" w:hAnsi="Consolas"/>
-          <w:sz w:val="20"/>
-          <w:szCs w:val="20"/>
-          <w:lang w:eastAsia="en-IN"/>
-        </w:rPr>
-      </w:pPr>
-      <w:r>
-        <w:rPr>
-          <w:rFonts w:ascii="Consolas" w:hAnsi="Consolas"/>
-          <w:sz w:val="20"/>
-          <w:szCs w:val="20"/>
-          <w:lang w:eastAsia="en-IN"/>
-        </w:rPr>
-        <w:t>return 0;</w:t>
-      </w:r>
-    </w:p>
-    <w:p>
-      <w:pPr>
-        <w:pStyle w:val="ListParagraph"/>
-        <w:ind w:left="927"/>
-        <w:rPr>
-          <w:rFonts w:ascii="Consolas" w:hAnsi="Consolas"/>
-          <w:sz w:val="20"/>
-          <w:szCs w:val="20"/>
-          <w:lang w:eastAsia="en-IN"/>
-        </w:rPr>
-      </w:pPr>
-      <w:r>
-        <w:rPr>
-          <w:rFonts w:ascii="Consolas" w:hAnsi="Consolas"/>
-          <w:sz w:val="20"/>
-          <w:szCs w:val="20"/>
-          <w:lang w:eastAsia="en-IN"/>
-        </w:rPr>
-        <w:t>}</w:t>
-      </w:r>
     </w:p>
     <w:p>
       <w:pPr>
@@ -5384,7 +3180,7 @@
         <w:rPr>
           <w:rFonts w:ascii="Times New Roman" w:hAnsi="Times New Roman" w:cs="Times New Roman"/>
         </w:rPr>
-        <w:t>For Sorted arrays -</w:t>
+        <w:t>Enter Infix Expression: (9+6/7)+(8*2)/(16-3)</w:t>
       </w:r>
     </w:p>
     <w:p>
@@ -5394,56 +3190,13 @@
         <w:ind w:left="927"/>
         <w:rPr>
           <w:rFonts w:ascii="Times New Roman" w:hAnsi="Times New Roman" w:cs="Times New Roman"/>
-          <w:b/>
-          <w:bCs/>
-          <w:sz w:val="26"/>
-          <w:szCs w:val="26"/>
         </w:rPr>
       </w:pPr>
       <w:r>
         <w:rPr>
           <w:rFonts w:ascii="Times New Roman" w:hAnsi="Times New Roman" w:cs="Times New Roman"/>
-          <w:b/>
-          <w:bCs/>
-          <w:noProof/>
-          <w:sz w:val="26"/>
-          <w:szCs w:val="26"/>
-        </w:rPr>
-        <w:drawing>
-          <wp:inline distT="0" distB="0" distL="0" distR="0" wp14:anchorId="1EF3D8B4" wp14:editId="0FBA3F33">
-            <wp:extent cx="1821180" cy="1592716"/>
-            <wp:effectExtent l="0" t="0" r="7620" b="7620"/>
-            <wp:docPr id="1432653509" name="Picture 1"/>
-            <wp:cNvGraphicFramePr>
-              <a:graphicFrameLocks xmlns:a="http://schemas.openxmlformats.org/drawingml/2006/main" noChangeAspect="1"/>
-            </wp:cNvGraphicFramePr>
-            <a:graphic xmlns:a="http://schemas.openxmlformats.org/drawingml/2006/main">
-              <a:graphicData uri="http://schemas.openxmlformats.org/drawingml/2006/picture">
-                <pic:pic xmlns:pic="http://schemas.openxmlformats.org/drawingml/2006/picture">
-                  <pic:nvPicPr>
-                    <pic:cNvPr id="1432653509" name=""/>
-                    <pic:cNvPicPr/>
-                  </pic:nvPicPr>
-                  <pic:blipFill>
-                    <a:blip r:embed="rId8"/>
-                    <a:stretch>
-                      <a:fillRect/>
-                    </a:stretch>
-                  </pic:blipFill>
-                  <pic:spPr>
-                    <a:xfrm>
-                      <a:off x="0" y="0"/>
-                      <a:ext cx="1824510" cy="1595628"/>
-                    </a:xfrm>
-                    <a:prstGeom prst="rect">
-                      <a:avLst/>
-                    </a:prstGeom>
-                  </pic:spPr>
-                </pic:pic>
-              </a:graphicData>
-            </a:graphic>
-          </wp:inline>
-        </w:drawing>
+        </w:rPr>
+        <w:t>Postfix Expression: 967/+82*163-/+</w:t>
       </w:r>
     </w:p>
     <w:p>
@@ -5453,56 +3206,13 @@
         <w:ind w:left="927"/>
         <w:rPr>
           <w:rFonts w:ascii="Times New Roman" w:hAnsi="Times New Roman" w:cs="Times New Roman"/>
-          <w:b/>
-          <w:bCs/>
-          <w:sz w:val="26"/>
-          <w:szCs w:val="26"/>
         </w:rPr>
       </w:pPr>
       <w:r>
         <w:rPr>
           <w:rFonts w:ascii="Times New Roman" w:hAnsi="Times New Roman" w:cs="Times New Roman"/>
-          <w:b/>
-          <w:bCs/>
-          <w:noProof/>
-          <w:sz w:val="26"/>
-          <w:szCs w:val="26"/>
-        </w:rPr>
-        <w:drawing>
-          <wp:inline distT="0" distB="0" distL="0" distR="0" wp14:anchorId="64BD4FA1" wp14:editId="5C4593B7">
-            <wp:extent cx="1819579" cy="2255520"/>
-            <wp:effectExtent l="0" t="0" r="9525" b="0"/>
-            <wp:docPr id="657851466" name="Picture 1"/>
-            <wp:cNvGraphicFramePr>
-              <a:graphicFrameLocks xmlns:a="http://schemas.openxmlformats.org/drawingml/2006/main" noChangeAspect="1"/>
-            </wp:cNvGraphicFramePr>
-            <a:graphic xmlns:a="http://schemas.openxmlformats.org/drawingml/2006/main">
-              <a:graphicData uri="http://schemas.openxmlformats.org/drawingml/2006/picture">
-                <pic:pic xmlns:pic="http://schemas.openxmlformats.org/drawingml/2006/picture">
-                  <pic:nvPicPr>
-                    <pic:cNvPr id="657851466" name=""/>
-                    <pic:cNvPicPr/>
-                  </pic:nvPicPr>
-                  <pic:blipFill>
-                    <a:blip r:embed="rId9"/>
-                    <a:stretch>
-                      <a:fillRect/>
-                    </a:stretch>
-                  </pic:blipFill>
-                  <pic:spPr>
-                    <a:xfrm>
-                      <a:off x="0" y="0"/>
-                      <a:ext cx="1825596" cy="2262979"/>
-                    </a:xfrm>
-                    <a:prstGeom prst="rect">
-                      <a:avLst/>
-                    </a:prstGeom>
-                  </pic:spPr>
-                </pic:pic>
-              </a:graphicData>
-            </a:graphic>
-          </wp:inline>
-        </w:drawing>
+        </w:rPr>
+        <w:t>Prefix Expression: ++9/67/*82-163</w:t>
       </w:r>
     </w:p>
     <w:p>
@@ -5512,189 +3222,14 @@
         <w:ind w:left="927"/>
         <w:rPr>
           <w:rFonts w:ascii="Times New Roman" w:hAnsi="Times New Roman" w:cs="Times New Roman"/>
-          <w:b/>
-          <w:bCs/>
-          <w:sz w:val="26"/>
-          <w:szCs w:val="26"/>
-        </w:rPr>
-      </w:pPr>
-    </w:p>
-    <w:p>
-      <w:pPr>
-        <w:pStyle w:val="ListParagraph"/>
-        <w:spacing w:after="0" w:line="240" w:lineRule="auto"/>
-        <w:ind w:left="927"/>
+        </w:rPr>
+      </w:pPr>
+      <w:r>
         <w:rPr>
           <w:rFonts w:ascii="Times New Roman" w:hAnsi="Times New Roman" w:cs="Times New Roman"/>
         </w:rPr>
-      </w:pPr>
-      <w:r>
-        <w:rPr>
-          <w:rFonts w:ascii="Times New Roman" w:hAnsi="Times New Roman" w:cs="Times New Roman"/>
-        </w:rPr>
-        <w:t>For unsorted arrays –</w:t>
-      </w:r>
-    </w:p>
-    <w:p>
-      <w:pPr>
-        <w:pStyle w:val="ListParagraph"/>
-        <w:spacing w:after="0" w:line="240" w:lineRule="auto"/>
-        <w:ind w:left="927"/>
-        <w:rPr>
-          <w:rFonts w:ascii="Times New Roman" w:hAnsi="Times New Roman" w:cs="Times New Roman"/>
-        </w:rPr>
-      </w:pPr>
-      <w:r>
-        <w:rPr>
-          <w:rFonts w:ascii="Times New Roman" w:hAnsi="Times New Roman" w:cs="Times New Roman"/>
-          <w:noProof/>
-        </w:rPr>
-        <w:drawing>
-          <wp:inline distT="0" distB="0" distL="0" distR="0" wp14:anchorId="157CD16F" wp14:editId="707B3E60">
-            <wp:extent cx="2100862" cy="1407795"/>
-            <wp:effectExtent l="0" t="0" r="0" b="1905"/>
-            <wp:docPr id="1050731269" name="Picture 1"/>
-            <wp:cNvGraphicFramePr>
-              <a:graphicFrameLocks xmlns:a="http://schemas.openxmlformats.org/drawingml/2006/main" noChangeAspect="1"/>
-            </wp:cNvGraphicFramePr>
-            <a:graphic xmlns:a="http://schemas.openxmlformats.org/drawingml/2006/main">
-              <a:graphicData uri="http://schemas.openxmlformats.org/drawingml/2006/picture">
-                <pic:pic xmlns:pic="http://schemas.openxmlformats.org/drawingml/2006/picture">
-                  <pic:nvPicPr>
-                    <pic:cNvPr id="1050731269" name=""/>
-                    <pic:cNvPicPr/>
-                  </pic:nvPicPr>
-                  <pic:blipFill>
-                    <a:blip r:embed="rId10"/>
-                    <a:stretch>
-                      <a:fillRect/>
-                    </a:stretch>
-                  </pic:blipFill>
-                  <pic:spPr>
-                    <a:xfrm>
-                      <a:off x="0" y="0"/>
-                      <a:ext cx="2133540" cy="1429693"/>
-                    </a:xfrm>
-                    <a:prstGeom prst="rect">
-                      <a:avLst/>
-                    </a:prstGeom>
-                  </pic:spPr>
-                </pic:pic>
-              </a:graphicData>
-            </a:graphic>
-          </wp:inline>
-        </w:drawing>
-      </w:r>
-      <w:r>
-        <w:rPr>
-          <w:rFonts w:ascii="Times New Roman" w:hAnsi="Times New Roman" w:cs="Times New Roman"/>
-          <w:noProof/>
-        </w:rPr>
-        <w:drawing>
-          <wp:inline distT="0" distB="0" distL="0" distR="0" wp14:anchorId="6BAD7751" wp14:editId="62EA85C2">
-            <wp:extent cx="1524000" cy="1414683"/>
-            <wp:effectExtent l="0" t="0" r="0" b="0"/>
-            <wp:docPr id="1232777144" name="Picture 1"/>
-            <wp:cNvGraphicFramePr>
-              <a:graphicFrameLocks xmlns:a="http://schemas.openxmlformats.org/drawingml/2006/main" noChangeAspect="1"/>
-            </wp:cNvGraphicFramePr>
-            <a:graphic xmlns:a="http://schemas.openxmlformats.org/drawingml/2006/main">
-              <a:graphicData uri="http://schemas.openxmlformats.org/drawingml/2006/picture">
-                <pic:pic xmlns:pic="http://schemas.openxmlformats.org/drawingml/2006/picture">
-                  <pic:nvPicPr>
-                    <pic:cNvPr id="1232777144" name=""/>
-                    <pic:cNvPicPr/>
-                  </pic:nvPicPr>
-                  <pic:blipFill>
-                    <a:blip r:embed="rId11"/>
-                    <a:stretch>
-                      <a:fillRect/>
-                    </a:stretch>
-                  </pic:blipFill>
-                  <pic:spPr>
-                    <a:xfrm>
-                      <a:off x="0" y="0"/>
-                      <a:ext cx="1532744" cy="1422800"/>
-                    </a:xfrm>
-                    <a:prstGeom prst="rect">
-                      <a:avLst/>
-                    </a:prstGeom>
-                  </pic:spPr>
-                </pic:pic>
-              </a:graphicData>
-            </a:graphic>
-          </wp:inline>
-        </w:drawing>
-      </w:r>
-      <w:r>
-        <w:rPr>
-          <w:rFonts w:ascii="Times New Roman" w:hAnsi="Times New Roman" w:cs="Times New Roman"/>
-          <w:b/>
-          <w:bCs/>
-          <w:noProof/>
-          <w:sz w:val="26"/>
-          <w:szCs w:val="26"/>
-        </w:rPr>
-        <w:drawing>
-          <wp:inline distT="0" distB="0" distL="0" distR="0" wp14:anchorId="7FB836A8" wp14:editId="3A070124">
-            <wp:extent cx="1874520" cy="1405890"/>
-            <wp:effectExtent l="0" t="0" r="0" b="3810"/>
-            <wp:docPr id="1798478125" name="Picture 1"/>
-            <wp:cNvGraphicFramePr>
-              <a:graphicFrameLocks xmlns:a="http://schemas.openxmlformats.org/drawingml/2006/main" noChangeAspect="1"/>
-            </wp:cNvGraphicFramePr>
-            <a:graphic xmlns:a="http://schemas.openxmlformats.org/drawingml/2006/main">
-              <a:graphicData uri="http://schemas.openxmlformats.org/drawingml/2006/picture">
-                <pic:pic xmlns:pic="http://schemas.openxmlformats.org/drawingml/2006/picture">
-                  <pic:nvPicPr>
-                    <pic:cNvPr id="1798478125" name=""/>
-                    <pic:cNvPicPr/>
-                  </pic:nvPicPr>
-                  <pic:blipFill>
-                    <a:blip r:embed="rId12"/>
-                    <a:stretch>
-                      <a:fillRect/>
-                    </a:stretch>
-                  </pic:blipFill>
-                  <pic:spPr>
-                    <a:xfrm>
-                      <a:off x="0" y="0"/>
-                      <a:ext cx="1874787" cy="1406090"/>
-                    </a:xfrm>
-                    <a:prstGeom prst="rect">
-                      <a:avLst/>
-                    </a:prstGeom>
-                  </pic:spPr>
-                </pic:pic>
-              </a:graphicData>
-            </a:graphic>
-          </wp:inline>
-        </w:drawing>
-      </w:r>
-    </w:p>
-    <w:p>
-      <w:pPr>
-        <w:pStyle w:val="ListParagraph"/>
-        <w:spacing w:after="0" w:line="240" w:lineRule="auto"/>
-        <w:ind w:left="927"/>
-        <w:rPr>
-          <w:rFonts w:ascii="Times New Roman" w:hAnsi="Times New Roman" w:cs="Times New Roman"/>
-        </w:rPr>
-      </w:pPr>
-    </w:p>
-    <w:p>
-      <w:pPr>
-        <w:pStyle w:val="ListParagraph"/>
-        <w:spacing w:after="0" w:line="240" w:lineRule="auto"/>
-        <w:ind w:left="927"/>
-        <w:rPr>
-          <w:rFonts w:ascii="Times New Roman" w:hAnsi="Times New Roman" w:cs="Times New Roman"/>
-          <w:b/>
-          <w:bCs/>
-          <w:sz w:val="26"/>
-          <w:szCs w:val="26"/>
-        </w:rPr>
-      </w:pPr>
+        <w:t>Postfix Evaluation: 16</w:t>
+      </w:r>
     </w:p>
     <w:p>
       <w:pPr>
@@ -5766,12 +3301,12 @@
         <w:rPr>
           <w:rFonts w:ascii="Times New Roman" w:hAnsi="Times New Roman" w:cs="Times New Roman"/>
         </w:rPr>
-        <w:t>how data organization dramatically impacts search efficiency, with sorted data enabling much faster logarithmic search algorithms.</w:t>
+        <w:t>how stack is used to implement infix to postfix and infix to prefix conversions with the evaluation of infix expressions.</w:t>
       </w:r>
     </w:p>
     <w:sectPr>
-      <w:headerReference w:type="default" r:id="rId13"/>
-      <w:footerReference w:type="default" r:id="rId14"/>
+      <w:headerReference w:type="default" r:id="rId8"/>
+      <w:footerReference w:type="default" r:id="rId9"/>
       <w:pgSz w:w="11906" w:h="16838"/>
       <w:pgMar w:top="720" w:right="720" w:bottom="720" w:left="720" w:header="708" w:footer="708" w:gutter="0"/>
       <w:pgBorders w:offsetFrom="page">
@@ -6680,6 +4215,96 @@
     </w:lvl>
   </w:abstractNum>
   <w:abstractNum w:abstractNumId="5" w15:restartNumberingAfterBreak="0">
+    <w:nsid w:val="0CED1300"/>
+    <w:multiLevelType w:val="hybridMultilevel"/>
+    <w:tmpl w:val="950ECB7C"/>
+    <w:lvl w:ilvl="0" w:tplc="E1589B8A">
+      <w:start w:val="1"/>
+      <w:numFmt w:val="decimal"/>
+      <w:lvlText w:val="%1."/>
+      <w:lvlJc w:val="left"/>
+      <w:pPr>
+        <w:ind w:left="1800" w:hanging="360"/>
+      </w:pPr>
+      <w:rPr>
+        <w:rFonts w:hint="default"/>
+        <w:b/>
+      </w:rPr>
+    </w:lvl>
+    <w:lvl w:ilvl="1" w:tplc="40090019" w:tentative="1">
+      <w:start w:val="1"/>
+      <w:numFmt w:val="lowerLetter"/>
+      <w:lvlText w:val="%2."/>
+      <w:lvlJc w:val="left"/>
+      <w:pPr>
+        <w:ind w:left="2520" w:hanging="360"/>
+      </w:pPr>
+    </w:lvl>
+    <w:lvl w:ilvl="2" w:tplc="4009001B" w:tentative="1">
+      <w:start w:val="1"/>
+      <w:numFmt w:val="lowerRoman"/>
+      <w:lvlText w:val="%3."/>
+      <w:lvlJc w:val="right"/>
+      <w:pPr>
+        <w:ind w:left="3240" w:hanging="180"/>
+      </w:pPr>
+    </w:lvl>
+    <w:lvl w:ilvl="3" w:tplc="4009000F" w:tentative="1">
+      <w:start w:val="1"/>
+      <w:numFmt w:val="decimal"/>
+      <w:lvlText w:val="%4."/>
+      <w:lvlJc w:val="left"/>
+      <w:pPr>
+        <w:ind w:left="3960" w:hanging="360"/>
+      </w:pPr>
+    </w:lvl>
+    <w:lvl w:ilvl="4" w:tplc="40090019" w:tentative="1">
+      <w:start w:val="1"/>
+      <w:numFmt w:val="lowerLetter"/>
+      <w:lvlText w:val="%5."/>
+      <w:lvlJc w:val="left"/>
+      <w:pPr>
+        <w:ind w:left="4680" w:hanging="360"/>
+      </w:pPr>
+    </w:lvl>
+    <w:lvl w:ilvl="5" w:tplc="4009001B" w:tentative="1">
+      <w:start w:val="1"/>
+      <w:numFmt w:val="lowerRoman"/>
+      <w:lvlText w:val="%6."/>
+      <w:lvlJc w:val="right"/>
+      <w:pPr>
+        <w:ind w:left="5400" w:hanging="180"/>
+      </w:pPr>
+    </w:lvl>
+    <w:lvl w:ilvl="6" w:tplc="4009000F" w:tentative="1">
+      <w:start w:val="1"/>
+      <w:numFmt w:val="decimal"/>
+      <w:lvlText w:val="%7."/>
+      <w:lvlJc w:val="left"/>
+      <w:pPr>
+        <w:ind w:left="6120" w:hanging="360"/>
+      </w:pPr>
+    </w:lvl>
+    <w:lvl w:ilvl="7" w:tplc="40090019" w:tentative="1">
+      <w:start w:val="1"/>
+      <w:numFmt w:val="lowerLetter"/>
+      <w:lvlText w:val="%8."/>
+      <w:lvlJc w:val="left"/>
+      <w:pPr>
+        <w:ind w:left="6840" w:hanging="360"/>
+      </w:pPr>
+    </w:lvl>
+    <w:lvl w:ilvl="8" w:tplc="4009001B" w:tentative="1">
+      <w:start w:val="1"/>
+      <w:numFmt w:val="lowerRoman"/>
+      <w:lvlText w:val="%9."/>
+      <w:lvlJc w:val="right"/>
+      <w:pPr>
+        <w:ind w:left="7560" w:hanging="180"/>
+      </w:pPr>
+    </w:lvl>
+  </w:abstractNum>
+  <w:abstractNum w:abstractNumId="6" w15:restartNumberingAfterBreak="0">
     <w:nsid w:val="0D06447C"/>
     <w:multiLevelType w:val="multilevel"/>
     <w:tmpl w:val="01FEB2B6"/>
@@ -6828,7 +4453,120 @@
       </w:rPr>
     </w:lvl>
   </w:abstractNum>
-  <w:abstractNum w:abstractNumId="6" w15:restartNumberingAfterBreak="0">
+  <w:abstractNum w:abstractNumId="7" w15:restartNumberingAfterBreak="0">
+    <w:nsid w:val="1AEB6B32"/>
+    <w:multiLevelType w:val="hybridMultilevel"/>
+    <w:tmpl w:val="C97C41DE"/>
+    <w:lvl w:ilvl="0" w:tplc="4009000B">
+      <w:start w:val="1"/>
+      <w:numFmt w:val="bullet"/>
+      <w:lvlText w:val=""/>
+      <w:lvlJc w:val="left"/>
+      <w:pPr>
+        <w:ind w:left="1800" w:hanging="360"/>
+      </w:pPr>
+      <w:rPr>
+        <w:rFonts w:ascii="Wingdings" w:hAnsi="Wingdings" w:hint="default"/>
+      </w:rPr>
+    </w:lvl>
+    <w:lvl w:ilvl="1" w:tplc="40090003" w:tentative="1">
+      <w:start w:val="1"/>
+      <w:numFmt w:val="bullet"/>
+      <w:lvlText w:val="o"/>
+      <w:lvlJc w:val="left"/>
+      <w:pPr>
+        <w:ind w:left="2520" w:hanging="360"/>
+      </w:pPr>
+      <w:rPr>
+        <w:rFonts w:ascii="Courier New" w:hAnsi="Courier New" w:cs="Courier New" w:hint="default"/>
+      </w:rPr>
+    </w:lvl>
+    <w:lvl w:ilvl="2" w:tplc="40090005" w:tentative="1">
+      <w:start w:val="1"/>
+      <w:numFmt w:val="bullet"/>
+      <w:lvlText w:val=""/>
+      <w:lvlJc w:val="left"/>
+      <w:pPr>
+        <w:ind w:left="3240" w:hanging="360"/>
+      </w:pPr>
+      <w:rPr>
+        <w:rFonts w:ascii="Wingdings" w:hAnsi="Wingdings" w:hint="default"/>
+      </w:rPr>
+    </w:lvl>
+    <w:lvl w:ilvl="3" w:tplc="40090001" w:tentative="1">
+      <w:start w:val="1"/>
+      <w:numFmt w:val="bullet"/>
+      <w:lvlText w:val=""/>
+      <w:lvlJc w:val="left"/>
+      <w:pPr>
+        <w:ind w:left="3960" w:hanging="360"/>
+      </w:pPr>
+      <w:rPr>
+        <w:rFonts w:ascii="Symbol" w:hAnsi="Symbol" w:hint="default"/>
+      </w:rPr>
+    </w:lvl>
+    <w:lvl w:ilvl="4" w:tplc="40090003" w:tentative="1">
+      <w:start w:val="1"/>
+      <w:numFmt w:val="bullet"/>
+      <w:lvlText w:val="o"/>
+      <w:lvlJc w:val="left"/>
+      <w:pPr>
+        <w:ind w:left="4680" w:hanging="360"/>
+      </w:pPr>
+      <w:rPr>
+        <w:rFonts w:ascii="Courier New" w:hAnsi="Courier New" w:cs="Courier New" w:hint="default"/>
+      </w:rPr>
+    </w:lvl>
+    <w:lvl w:ilvl="5" w:tplc="40090005" w:tentative="1">
+      <w:start w:val="1"/>
+      <w:numFmt w:val="bullet"/>
+      <w:lvlText w:val=""/>
+      <w:lvlJc w:val="left"/>
+      <w:pPr>
+        <w:ind w:left="5400" w:hanging="360"/>
+      </w:pPr>
+      <w:rPr>
+        <w:rFonts w:ascii="Wingdings" w:hAnsi="Wingdings" w:hint="default"/>
+      </w:rPr>
+    </w:lvl>
+    <w:lvl w:ilvl="6" w:tplc="40090001" w:tentative="1">
+      <w:start w:val="1"/>
+      <w:numFmt w:val="bullet"/>
+      <w:lvlText w:val=""/>
+      <w:lvlJc w:val="left"/>
+      <w:pPr>
+        <w:ind w:left="6120" w:hanging="360"/>
+      </w:pPr>
+      <w:rPr>
+        <w:rFonts w:ascii="Symbol" w:hAnsi="Symbol" w:hint="default"/>
+      </w:rPr>
+    </w:lvl>
+    <w:lvl w:ilvl="7" w:tplc="40090003" w:tentative="1">
+      <w:start w:val="1"/>
+      <w:numFmt w:val="bullet"/>
+      <w:lvlText w:val="o"/>
+      <w:lvlJc w:val="left"/>
+      <w:pPr>
+        <w:ind w:left="6840" w:hanging="360"/>
+      </w:pPr>
+      <w:rPr>
+        <w:rFonts w:ascii="Courier New" w:hAnsi="Courier New" w:cs="Courier New" w:hint="default"/>
+      </w:rPr>
+    </w:lvl>
+    <w:lvl w:ilvl="8" w:tplc="40090005" w:tentative="1">
+      <w:start w:val="1"/>
+      <w:numFmt w:val="bullet"/>
+      <w:lvlText w:val=""/>
+      <w:lvlJc w:val="left"/>
+      <w:pPr>
+        <w:ind w:left="7560" w:hanging="360"/>
+      </w:pPr>
+      <w:rPr>
+        <w:rFonts w:ascii="Wingdings" w:hAnsi="Wingdings" w:hint="default"/>
+      </w:rPr>
+    </w:lvl>
+  </w:abstractNum>
+  <w:abstractNum w:abstractNumId="8" w15:restartNumberingAfterBreak="0">
     <w:nsid w:val="1B454E96"/>
     <w:multiLevelType w:val="hybridMultilevel"/>
     <w:tmpl w:val="8F844FBE"/>
@@ -6941,7 +4679,7 @@
       </w:rPr>
     </w:lvl>
   </w:abstractNum>
-  <w:abstractNum w:abstractNumId="7" w15:restartNumberingAfterBreak="0">
+  <w:abstractNum w:abstractNumId="9" w15:restartNumberingAfterBreak="0">
     <w:nsid w:val="1BAD7C33"/>
     <w:multiLevelType w:val="hybridMultilevel"/>
     <w:tmpl w:val="EFB6DC7A"/>
@@ -7054,7 +4792,7 @@
       </w:rPr>
     </w:lvl>
   </w:abstractNum>
-  <w:abstractNum w:abstractNumId="8" w15:restartNumberingAfterBreak="0">
+  <w:abstractNum w:abstractNumId="10" w15:restartNumberingAfterBreak="0">
     <w:nsid w:val="1D213D3C"/>
     <w:multiLevelType w:val="multilevel"/>
     <w:tmpl w:val="E89AF824"/>
@@ -7203,7 +4941,7 @@
       </w:rPr>
     </w:lvl>
   </w:abstractNum>
-  <w:abstractNum w:abstractNumId="9" w15:restartNumberingAfterBreak="0">
+  <w:abstractNum w:abstractNumId="11" w15:restartNumberingAfterBreak="0">
     <w:nsid w:val="23E1253B"/>
     <w:multiLevelType w:val="multilevel"/>
     <w:tmpl w:val="EA2C5C62"/>
@@ -7348,7 +5086,7 @@
       </w:rPr>
     </w:lvl>
   </w:abstractNum>
-  <w:abstractNum w:abstractNumId="10" w15:restartNumberingAfterBreak="0">
+  <w:abstractNum w:abstractNumId="12" w15:restartNumberingAfterBreak="0">
     <w:nsid w:val="24533DE4"/>
     <w:multiLevelType w:val="hybridMultilevel"/>
     <w:tmpl w:val="4E50CF18"/>
@@ -7461,7 +5199,96 @@
       </w:rPr>
     </w:lvl>
   </w:abstractNum>
-  <w:abstractNum w:abstractNumId="11" w15:restartNumberingAfterBreak="0">
+  <w:abstractNum w:abstractNumId="13" w15:restartNumberingAfterBreak="0">
+    <w:nsid w:val="26BC422C"/>
+    <w:multiLevelType w:val="hybridMultilevel"/>
+    <w:tmpl w:val="52A620BC"/>
+    <w:lvl w:ilvl="0" w:tplc="358A4264">
+      <w:start w:val="1"/>
+      <w:numFmt w:val="decimal"/>
+      <w:lvlText w:val="%1."/>
+      <w:lvlJc w:val="left"/>
+      <w:pPr>
+        <w:ind w:left="1440" w:hanging="360"/>
+      </w:pPr>
+      <w:rPr>
+        <w:rFonts w:hint="default"/>
+      </w:rPr>
+    </w:lvl>
+    <w:lvl w:ilvl="1" w:tplc="40090019" w:tentative="1">
+      <w:start w:val="1"/>
+      <w:numFmt w:val="lowerLetter"/>
+      <w:lvlText w:val="%2."/>
+      <w:lvlJc w:val="left"/>
+      <w:pPr>
+        <w:ind w:left="2160" w:hanging="360"/>
+      </w:pPr>
+    </w:lvl>
+    <w:lvl w:ilvl="2" w:tplc="4009001B" w:tentative="1">
+      <w:start w:val="1"/>
+      <w:numFmt w:val="lowerRoman"/>
+      <w:lvlText w:val="%3."/>
+      <w:lvlJc w:val="right"/>
+      <w:pPr>
+        <w:ind w:left="2880" w:hanging="180"/>
+      </w:pPr>
+    </w:lvl>
+    <w:lvl w:ilvl="3" w:tplc="4009000F" w:tentative="1">
+      <w:start w:val="1"/>
+      <w:numFmt w:val="decimal"/>
+      <w:lvlText w:val="%4."/>
+      <w:lvlJc w:val="left"/>
+      <w:pPr>
+        <w:ind w:left="3600" w:hanging="360"/>
+      </w:pPr>
+    </w:lvl>
+    <w:lvl w:ilvl="4" w:tplc="40090019" w:tentative="1">
+      <w:start w:val="1"/>
+      <w:numFmt w:val="lowerLetter"/>
+      <w:lvlText w:val="%5."/>
+      <w:lvlJc w:val="left"/>
+      <w:pPr>
+        <w:ind w:left="4320" w:hanging="360"/>
+      </w:pPr>
+    </w:lvl>
+    <w:lvl w:ilvl="5" w:tplc="4009001B" w:tentative="1">
+      <w:start w:val="1"/>
+      <w:numFmt w:val="lowerRoman"/>
+      <w:lvlText w:val="%6."/>
+      <w:lvlJc w:val="right"/>
+      <w:pPr>
+        <w:ind w:left="5040" w:hanging="180"/>
+      </w:pPr>
+    </w:lvl>
+    <w:lvl w:ilvl="6" w:tplc="4009000F" w:tentative="1">
+      <w:start w:val="1"/>
+      <w:numFmt w:val="decimal"/>
+      <w:lvlText w:val="%7."/>
+      <w:lvlJc w:val="left"/>
+      <w:pPr>
+        <w:ind w:left="5760" w:hanging="360"/>
+      </w:pPr>
+    </w:lvl>
+    <w:lvl w:ilvl="7" w:tplc="40090019" w:tentative="1">
+      <w:start w:val="1"/>
+      <w:numFmt w:val="lowerLetter"/>
+      <w:lvlText w:val="%8."/>
+      <w:lvlJc w:val="left"/>
+      <w:pPr>
+        <w:ind w:left="6480" w:hanging="360"/>
+      </w:pPr>
+    </w:lvl>
+    <w:lvl w:ilvl="8" w:tplc="4009001B" w:tentative="1">
+      <w:start w:val="1"/>
+      <w:numFmt w:val="lowerRoman"/>
+      <w:lvlText w:val="%9."/>
+      <w:lvlJc w:val="right"/>
+      <w:pPr>
+        <w:ind w:left="7200" w:hanging="180"/>
+      </w:pPr>
+    </w:lvl>
+  </w:abstractNum>
+  <w:abstractNum w:abstractNumId="14" w15:restartNumberingAfterBreak="0">
     <w:nsid w:val="27C84CDA"/>
     <w:multiLevelType w:val="multilevel"/>
     <w:tmpl w:val="1FE28574"/>
@@ -7578,7 +5405,7 @@
       </w:pPr>
     </w:lvl>
   </w:abstractNum>
-  <w:abstractNum w:abstractNumId="12" w15:restartNumberingAfterBreak="0">
+  <w:abstractNum w:abstractNumId="15" w15:restartNumberingAfterBreak="0">
     <w:nsid w:val="27DA1F46"/>
     <w:multiLevelType w:val="hybridMultilevel"/>
     <w:tmpl w:val="3E8838CE"/>
@@ -7691,7 +5518,7 @@
       </w:rPr>
     </w:lvl>
   </w:abstractNum>
-  <w:abstractNum w:abstractNumId="13" w15:restartNumberingAfterBreak="0">
+  <w:abstractNum w:abstractNumId="16" w15:restartNumberingAfterBreak="0">
     <w:nsid w:val="285F0D40"/>
     <w:multiLevelType w:val="multilevel"/>
     <w:tmpl w:val="2A56A722"/>
@@ -7840,7 +5667,7 @@
       </w:rPr>
     </w:lvl>
   </w:abstractNum>
-  <w:abstractNum w:abstractNumId="14" w15:restartNumberingAfterBreak="0">
+  <w:abstractNum w:abstractNumId="17" w15:restartNumberingAfterBreak="0">
     <w:nsid w:val="3AFC238B"/>
     <w:multiLevelType w:val="multilevel"/>
     <w:tmpl w:val="AA144B00"/>
@@ -7989,7 +5816,7 @@
       </w:rPr>
     </w:lvl>
   </w:abstractNum>
-  <w:abstractNum w:abstractNumId="15" w15:restartNumberingAfterBreak="0">
+  <w:abstractNum w:abstractNumId="18" w15:restartNumberingAfterBreak="0">
     <w:nsid w:val="3EB86811"/>
     <w:multiLevelType w:val="multilevel"/>
     <w:tmpl w:val="47781816"/>
@@ -8138,7 +5965,7 @@
       </w:rPr>
     </w:lvl>
   </w:abstractNum>
-  <w:abstractNum w:abstractNumId="16" w15:restartNumberingAfterBreak="0">
+  <w:abstractNum w:abstractNumId="19" w15:restartNumberingAfterBreak="0">
     <w:nsid w:val="43F2604F"/>
     <w:multiLevelType w:val="multilevel"/>
     <w:tmpl w:val="E578ACB0"/>
@@ -8287,7 +6114,7 @@
       </w:rPr>
     </w:lvl>
   </w:abstractNum>
-  <w:abstractNum w:abstractNumId="17" w15:restartNumberingAfterBreak="0">
+  <w:abstractNum w:abstractNumId="20" w15:restartNumberingAfterBreak="0">
     <w:nsid w:val="455503A1"/>
     <w:multiLevelType w:val="multilevel"/>
     <w:tmpl w:val="E48A0F18"/>
@@ -8404,7 +6231,120 @@
       </w:pPr>
     </w:lvl>
   </w:abstractNum>
-  <w:abstractNum w:abstractNumId="18" w15:restartNumberingAfterBreak="0">
+  <w:abstractNum w:abstractNumId="21" w15:restartNumberingAfterBreak="0">
+    <w:nsid w:val="49C00985"/>
+    <w:multiLevelType w:val="hybridMultilevel"/>
+    <w:tmpl w:val="D31203D0"/>
+    <w:lvl w:ilvl="0" w:tplc="40090001">
+      <w:start w:val="1"/>
+      <w:numFmt w:val="bullet"/>
+      <w:lvlText w:val=""/>
+      <w:lvlJc w:val="left"/>
+      <w:pPr>
+        <w:ind w:left="1800" w:hanging="360"/>
+      </w:pPr>
+      <w:rPr>
+        <w:rFonts w:ascii="Symbol" w:hAnsi="Symbol" w:hint="default"/>
+      </w:rPr>
+    </w:lvl>
+    <w:lvl w:ilvl="1" w:tplc="40090003" w:tentative="1">
+      <w:start w:val="1"/>
+      <w:numFmt w:val="bullet"/>
+      <w:lvlText w:val="o"/>
+      <w:lvlJc w:val="left"/>
+      <w:pPr>
+        <w:ind w:left="2520" w:hanging="360"/>
+      </w:pPr>
+      <w:rPr>
+        <w:rFonts w:ascii="Courier New" w:hAnsi="Courier New" w:cs="Courier New" w:hint="default"/>
+      </w:rPr>
+    </w:lvl>
+    <w:lvl w:ilvl="2" w:tplc="40090005" w:tentative="1">
+      <w:start w:val="1"/>
+      <w:numFmt w:val="bullet"/>
+      <w:lvlText w:val=""/>
+      <w:lvlJc w:val="left"/>
+      <w:pPr>
+        <w:ind w:left="3240" w:hanging="360"/>
+      </w:pPr>
+      <w:rPr>
+        <w:rFonts w:ascii="Wingdings" w:hAnsi="Wingdings" w:hint="default"/>
+      </w:rPr>
+    </w:lvl>
+    <w:lvl w:ilvl="3" w:tplc="40090001" w:tentative="1">
+      <w:start w:val="1"/>
+      <w:numFmt w:val="bullet"/>
+      <w:lvlText w:val=""/>
+      <w:lvlJc w:val="left"/>
+      <w:pPr>
+        <w:ind w:left="3960" w:hanging="360"/>
+      </w:pPr>
+      <w:rPr>
+        <w:rFonts w:ascii="Symbol" w:hAnsi="Symbol" w:hint="default"/>
+      </w:rPr>
+    </w:lvl>
+    <w:lvl w:ilvl="4" w:tplc="40090003" w:tentative="1">
+      <w:start w:val="1"/>
+      <w:numFmt w:val="bullet"/>
+      <w:lvlText w:val="o"/>
+      <w:lvlJc w:val="left"/>
+      <w:pPr>
+        <w:ind w:left="4680" w:hanging="360"/>
+      </w:pPr>
+      <w:rPr>
+        <w:rFonts w:ascii="Courier New" w:hAnsi="Courier New" w:cs="Courier New" w:hint="default"/>
+      </w:rPr>
+    </w:lvl>
+    <w:lvl w:ilvl="5" w:tplc="40090005" w:tentative="1">
+      <w:start w:val="1"/>
+      <w:numFmt w:val="bullet"/>
+      <w:lvlText w:val=""/>
+      <w:lvlJc w:val="left"/>
+      <w:pPr>
+        <w:ind w:left="5400" w:hanging="360"/>
+      </w:pPr>
+      <w:rPr>
+        <w:rFonts w:ascii="Wingdings" w:hAnsi="Wingdings" w:hint="default"/>
+      </w:rPr>
+    </w:lvl>
+    <w:lvl w:ilvl="6" w:tplc="40090001" w:tentative="1">
+      <w:start w:val="1"/>
+      <w:numFmt w:val="bullet"/>
+      <w:lvlText w:val=""/>
+      <w:lvlJc w:val="left"/>
+      <w:pPr>
+        <w:ind w:left="6120" w:hanging="360"/>
+      </w:pPr>
+      <w:rPr>
+        <w:rFonts w:ascii="Symbol" w:hAnsi="Symbol" w:hint="default"/>
+      </w:rPr>
+    </w:lvl>
+    <w:lvl w:ilvl="7" w:tplc="40090003" w:tentative="1">
+      <w:start w:val="1"/>
+      <w:numFmt w:val="bullet"/>
+      <w:lvlText w:val="o"/>
+      <w:lvlJc w:val="left"/>
+      <w:pPr>
+        <w:ind w:left="6840" w:hanging="360"/>
+      </w:pPr>
+      <w:rPr>
+        <w:rFonts w:ascii="Courier New" w:hAnsi="Courier New" w:cs="Courier New" w:hint="default"/>
+      </w:rPr>
+    </w:lvl>
+    <w:lvl w:ilvl="8" w:tplc="40090005" w:tentative="1">
+      <w:start w:val="1"/>
+      <w:numFmt w:val="bullet"/>
+      <w:lvlText w:val=""/>
+      <w:lvlJc w:val="left"/>
+      <w:pPr>
+        <w:ind w:left="7560" w:hanging="360"/>
+      </w:pPr>
+      <w:rPr>
+        <w:rFonts w:ascii="Wingdings" w:hAnsi="Wingdings" w:hint="default"/>
+      </w:rPr>
+    </w:lvl>
+  </w:abstractNum>
+  <w:abstractNum w:abstractNumId="22" w15:restartNumberingAfterBreak="0">
     <w:nsid w:val="4A363C11"/>
     <w:multiLevelType w:val="multilevel"/>
     <w:tmpl w:val="26DE7A9E"/>
@@ -8553,7 +6493,7 @@
       </w:rPr>
     </w:lvl>
   </w:abstractNum>
-  <w:abstractNum w:abstractNumId="19" w15:restartNumberingAfterBreak="0">
+  <w:abstractNum w:abstractNumId="23" w15:restartNumberingAfterBreak="0">
     <w:nsid w:val="4B036C5D"/>
     <w:multiLevelType w:val="hybridMultilevel"/>
     <w:tmpl w:val="E5385C44"/>
@@ -8666,7 +6606,7 @@
       </w:rPr>
     </w:lvl>
   </w:abstractNum>
-  <w:abstractNum w:abstractNumId="20" w15:restartNumberingAfterBreak="0">
+  <w:abstractNum w:abstractNumId="24" w15:restartNumberingAfterBreak="0">
     <w:nsid w:val="4B721E7C"/>
     <w:multiLevelType w:val="multilevel"/>
     <w:tmpl w:val="5B1A64E8"/>
@@ -8782,7 +6722,7 @@
       </w:pPr>
     </w:lvl>
   </w:abstractNum>
-  <w:abstractNum w:abstractNumId="21" w15:restartNumberingAfterBreak="0">
+  <w:abstractNum w:abstractNumId="25" w15:restartNumberingAfterBreak="0">
     <w:nsid w:val="4BE01381"/>
     <w:multiLevelType w:val="multilevel"/>
     <w:tmpl w:val="F2007F66"/>
@@ -8931,7 +6871,7 @@
       </w:rPr>
     </w:lvl>
   </w:abstractNum>
-  <w:abstractNum w:abstractNumId="22" w15:restartNumberingAfterBreak="0">
+  <w:abstractNum w:abstractNumId="26" w15:restartNumberingAfterBreak="0">
     <w:nsid w:val="4D741687"/>
     <w:multiLevelType w:val="multilevel"/>
     <w:tmpl w:val="F8D80394"/>
@@ -9080,7 +7020,7 @@
       </w:rPr>
     </w:lvl>
   </w:abstractNum>
-  <w:abstractNum w:abstractNumId="23" w15:restartNumberingAfterBreak="0">
+  <w:abstractNum w:abstractNumId="27" w15:restartNumberingAfterBreak="0">
     <w:nsid w:val="4FB50B4E"/>
     <w:multiLevelType w:val="hybridMultilevel"/>
     <w:tmpl w:val="B4F23AC0"/>
@@ -9193,7 +7133,7 @@
       </w:rPr>
     </w:lvl>
   </w:abstractNum>
-  <w:abstractNum w:abstractNumId="24" w15:restartNumberingAfterBreak="0">
+  <w:abstractNum w:abstractNumId="28" w15:restartNumberingAfterBreak="0">
     <w:nsid w:val="530659C7"/>
     <w:multiLevelType w:val="multilevel"/>
     <w:tmpl w:val="CB200424"/>
@@ -9342,7 +7282,93 @@
       </w:rPr>
     </w:lvl>
   </w:abstractNum>
-  <w:abstractNum w:abstractNumId="25" w15:restartNumberingAfterBreak="0">
+  <w:abstractNum w:abstractNumId="29" w15:restartNumberingAfterBreak="0">
+    <w:nsid w:val="59E1441F"/>
+    <w:multiLevelType w:val="hybridMultilevel"/>
+    <w:tmpl w:val="33B05484"/>
+    <w:lvl w:ilvl="0" w:tplc="4009000F">
+      <w:start w:val="1"/>
+      <w:numFmt w:val="decimal"/>
+      <w:lvlText w:val="%1."/>
+      <w:lvlJc w:val="left"/>
+      <w:pPr>
+        <w:ind w:left="720" w:hanging="360"/>
+      </w:pPr>
+    </w:lvl>
+    <w:lvl w:ilvl="1" w:tplc="40090019">
+      <w:start w:val="1"/>
+      <w:numFmt w:val="lowerLetter"/>
+      <w:lvlText w:val="%2."/>
+      <w:lvlJc w:val="left"/>
+      <w:pPr>
+        <w:ind w:left="1440" w:hanging="360"/>
+      </w:pPr>
+    </w:lvl>
+    <w:lvl w:ilvl="2" w:tplc="4009001B">
+      <w:start w:val="1"/>
+      <w:numFmt w:val="lowerRoman"/>
+      <w:lvlText w:val="%3."/>
+      <w:lvlJc w:val="right"/>
+      <w:pPr>
+        <w:ind w:left="2160" w:hanging="180"/>
+      </w:pPr>
+    </w:lvl>
+    <w:lvl w:ilvl="3" w:tplc="4009000F">
+      <w:start w:val="1"/>
+      <w:numFmt w:val="decimal"/>
+      <w:lvlText w:val="%4."/>
+      <w:lvlJc w:val="left"/>
+      <w:pPr>
+        <w:ind w:left="2880" w:hanging="360"/>
+      </w:pPr>
+    </w:lvl>
+    <w:lvl w:ilvl="4" w:tplc="40090019">
+      <w:start w:val="1"/>
+      <w:numFmt w:val="lowerLetter"/>
+      <w:lvlText w:val="%5."/>
+      <w:lvlJc w:val="left"/>
+      <w:pPr>
+        <w:ind w:left="3600" w:hanging="360"/>
+      </w:pPr>
+    </w:lvl>
+    <w:lvl w:ilvl="5" w:tplc="4009001B">
+      <w:start w:val="1"/>
+      <w:numFmt w:val="lowerRoman"/>
+      <w:lvlText w:val="%6."/>
+      <w:lvlJc w:val="right"/>
+      <w:pPr>
+        <w:ind w:left="4320" w:hanging="180"/>
+      </w:pPr>
+    </w:lvl>
+    <w:lvl w:ilvl="6" w:tplc="4009000F">
+      <w:start w:val="1"/>
+      <w:numFmt w:val="decimal"/>
+      <w:lvlText w:val="%7."/>
+      <w:lvlJc w:val="left"/>
+      <w:pPr>
+        <w:ind w:left="5040" w:hanging="360"/>
+      </w:pPr>
+    </w:lvl>
+    <w:lvl w:ilvl="7" w:tplc="40090019">
+      <w:start w:val="1"/>
+      <w:numFmt w:val="lowerLetter"/>
+      <w:lvlText w:val="%8."/>
+      <w:lvlJc w:val="left"/>
+      <w:pPr>
+        <w:ind w:left="5760" w:hanging="360"/>
+      </w:pPr>
+    </w:lvl>
+    <w:lvl w:ilvl="8" w:tplc="4009001B">
+      <w:start w:val="1"/>
+      <w:numFmt w:val="lowerRoman"/>
+      <w:lvlText w:val="%9."/>
+      <w:lvlJc w:val="right"/>
+      <w:pPr>
+        <w:ind w:left="6480" w:hanging="180"/>
+      </w:pPr>
+    </w:lvl>
+  </w:abstractNum>
+  <w:abstractNum w:abstractNumId="30" w15:restartNumberingAfterBreak="0">
     <w:nsid w:val="5AEC59CD"/>
     <w:multiLevelType w:val="multilevel"/>
     <w:tmpl w:val="A18608D2"/>
@@ -9491,7 +7517,7 @@
       </w:rPr>
     </w:lvl>
   </w:abstractNum>
-  <w:abstractNum w:abstractNumId="26" w15:restartNumberingAfterBreak="0">
+  <w:abstractNum w:abstractNumId="31" w15:restartNumberingAfterBreak="0">
     <w:nsid w:val="5BA1678A"/>
     <w:multiLevelType w:val="multilevel"/>
     <w:tmpl w:val="E66C657A"/>
@@ -9640,7 +7666,7 @@
       </w:rPr>
     </w:lvl>
   </w:abstractNum>
-  <w:abstractNum w:abstractNumId="27" w15:restartNumberingAfterBreak="0">
+  <w:abstractNum w:abstractNumId="32" w15:restartNumberingAfterBreak="0">
     <w:nsid w:val="5EBE615F"/>
     <w:multiLevelType w:val="multilevel"/>
     <w:tmpl w:val="68F27E90"/>
@@ -9753,7 +7779,7 @@
       </w:pPr>
     </w:lvl>
   </w:abstractNum>
-  <w:abstractNum w:abstractNumId="28" w15:restartNumberingAfterBreak="0">
+  <w:abstractNum w:abstractNumId="33" w15:restartNumberingAfterBreak="0">
     <w:nsid w:val="5F145D27"/>
     <w:multiLevelType w:val="multilevel"/>
     <w:tmpl w:val="B6C4FFA6"/>
@@ -9902,7 +7928,120 @@
       </w:rPr>
     </w:lvl>
   </w:abstractNum>
-  <w:abstractNum w:abstractNumId="29" w15:restartNumberingAfterBreak="0">
+  <w:abstractNum w:abstractNumId="34" w15:restartNumberingAfterBreak="0">
+    <w:nsid w:val="5FA747D8"/>
+    <w:multiLevelType w:val="hybridMultilevel"/>
+    <w:tmpl w:val="DE2CCE0E"/>
+    <w:lvl w:ilvl="0" w:tplc="4009000B">
+      <w:start w:val="1"/>
+      <w:numFmt w:val="bullet"/>
+      <w:lvlText w:val=""/>
+      <w:lvlJc w:val="left"/>
+      <w:pPr>
+        <w:ind w:left="720" w:hanging="360"/>
+      </w:pPr>
+      <w:rPr>
+        <w:rFonts w:ascii="Wingdings" w:hAnsi="Wingdings" w:hint="default"/>
+      </w:rPr>
+    </w:lvl>
+    <w:lvl w:ilvl="1" w:tplc="40090003" w:tentative="1">
+      <w:start w:val="1"/>
+      <w:numFmt w:val="bullet"/>
+      <w:lvlText w:val="o"/>
+      <w:lvlJc w:val="left"/>
+      <w:pPr>
+        <w:ind w:left="1440" w:hanging="360"/>
+      </w:pPr>
+      <w:rPr>
+        <w:rFonts w:ascii="Courier New" w:hAnsi="Courier New" w:cs="Courier New" w:hint="default"/>
+      </w:rPr>
+    </w:lvl>
+    <w:lvl w:ilvl="2" w:tplc="40090005" w:tentative="1">
+      <w:start w:val="1"/>
+      <w:numFmt w:val="bullet"/>
+      <w:lvlText w:val=""/>
+      <w:lvlJc w:val="left"/>
+      <w:pPr>
+        <w:ind w:left="2160" w:hanging="360"/>
+      </w:pPr>
+      <w:rPr>
+        <w:rFonts w:ascii="Wingdings" w:hAnsi="Wingdings" w:hint="default"/>
+      </w:rPr>
+    </w:lvl>
+    <w:lvl w:ilvl="3" w:tplc="40090001" w:tentative="1">
+      <w:start w:val="1"/>
+      <w:numFmt w:val="bullet"/>
+      <w:lvlText w:val=""/>
+      <w:lvlJc w:val="left"/>
+      <w:pPr>
+        <w:ind w:left="2880" w:hanging="360"/>
+      </w:pPr>
+      <w:rPr>
+        <w:rFonts w:ascii="Symbol" w:hAnsi="Symbol" w:hint="default"/>
+      </w:rPr>
+    </w:lvl>
+    <w:lvl w:ilvl="4" w:tplc="40090003" w:tentative="1">
+      <w:start w:val="1"/>
+      <w:numFmt w:val="bullet"/>
+      <w:lvlText w:val="o"/>
+      <w:lvlJc w:val="left"/>
+      <w:pPr>
+        <w:ind w:left="3600" w:hanging="360"/>
+      </w:pPr>
+      <w:rPr>
+        <w:rFonts w:ascii="Courier New" w:hAnsi="Courier New" w:cs="Courier New" w:hint="default"/>
+      </w:rPr>
+    </w:lvl>
+    <w:lvl w:ilvl="5" w:tplc="40090005" w:tentative="1">
+      <w:start w:val="1"/>
+      <w:numFmt w:val="bullet"/>
+      <w:lvlText w:val=""/>
+      <w:lvlJc w:val="left"/>
+      <w:pPr>
+        <w:ind w:left="4320" w:hanging="360"/>
+      </w:pPr>
+      <w:rPr>
+        <w:rFonts w:ascii="Wingdings" w:hAnsi="Wingdings" w:hint="default"/>
+      </w:rPr>
+    </w:lvl>
+    <w:lvl w:ilvl="6" w:tplc="40090001" w:tentative="1">
+      <w:start w:val="1"/>
+      <w:numFmt w:val="bullet"/>
+      <w:lvlText w:val=""/>
+      <w:lvlJc w:val="left"/>
+      <w:pPr>
+        <w:ind w:left="5040" w:hanging="360"/>
+      </w:pPr>
+      <w:rPr>
+        <w:rFonts w:ascii="Symbol" w:hAnsi="Symbol" w:hint="default"/>
+      </w:rPr>
+    </w:lvl>
+    <w:lvl w:ilvl="7" w:tplc="40090003" w:tentative="1">
+      <w:start w:val="1"/>
+      <w:numFmt w:val="bullet"/>
+      <w:lvlText w:val="o"/>
+      <w:lvlJc w:val="left"/>
+      <w:pPr>
+        <w:ind w:left="5760" w:hanging="360"/>
+      </w:pPr>
+      <w:rPr>
+        <w:rFonts w:ascii="Courier New" w:hAnsi="Courier New" w:cs="Courier New" w:hint="default"/>
+      </w:rPr>
+    </w:lvl>
+    <w:lvl w:ilvl="8" w:tplc="40090005" w:tentative="1">
+      <w:start w:val="1"/>
+      <w:numFmt w:val="bullet"/>
+      <w:lvlText w:val=""/>
+      <w:lvlJc w:val="left"/>
+      <w:pPr>
+        <w:ind w:left="6480" w:hanging="360"/>
+      </w:pPr>
+      <w:rPr>
+        <w:rFonts w:ascii="Wingdings" w:hAnsi="Wingdings" w:hint="default"/>
+      </w:rPr>
+    </w:lvl>
+  </w:abstractNum>
+  <w:abstractNum w:abstractNumId="35" w15:restartNumberingAfterBreak="0">
     <w:nsid w:val="60793B72"/>
     <w:multiLevelType w:val="hybridMultilevel"/>
     <w:tmpl w:val="A8542DB6"/>
@@ -10015,7 +8154,7 @@
       </w:rPr>
     </w:lvl>
   </w:abstractNum>
-  <w:abstractNum w:abstractNumId="30" w15:restartNumberingAfterBreak="0">
+  <w:abstractNum w:abstractNumId="36" w15:restartNumberingAfterBreak="0">
     <w:nsid w:val="64990234"/>
     <w:multiLevelType w:val="multilevel"/>
     <w:tmpl w:val="8042F85C"/>
@@ -10164,7 +8303,7 @@
       </w:rPr>
     </w:lvl>
   </w:abstractNum>
-  <w:abstractNum w:abstractNumId="31" w15:restartNumberingAfterBreak="0">
+  <w:abstractNum w:abstractNumId="37" w15:restartNumberingAfterBreak="0">
     <w:nsid w:val="676F6AAC"/>
     <w:multiLevelType w:val="multilevel"/>
     <w:tmpl w:val="3F284346"/>
@@ -10313,7 +8452,7 @@
       </w:rPr>
     </w:lvl>
   </w:abstractNum>
-  <w:abstractNum w:abstractNumId="32" w15:restartNumberingAfterBreak="0">
+  <w:abstractNum w:abstractNumId="38" w15:restartNumberingAfterBreak="0">
     <w:nsid w:val="6B9E649E"/>
     <w:multiLevelType w:val="multilevel"/>
     <w:tmpl w:val="AA063AEC"/>
@@ -10426,7 +8565,96 @@
       </w:pPr>
     </w:lvl>
   </w:abstractNum>
-  <w:abstractNum w:abstractNumId="33" w15:restartNumberingAfterBreak="0">
+  <w:abstractNum w:abstractNumId="39" w15:restartNumberingAfterBreak="0">
+    <w:nsid w:val="6C0541F6"/>
+    <w:multiLevelType w:val="hybridMultilevel"/>
+    <w:tmpl w:val="79262C68"/>
+    <w:lvl w:ilvl="0" w:tplc="358A4264">
+      <w:start w:val="1"/>
+      <w:numFmt w:val="decimal"/>
+      <w:lvlText w:val="%1."/>
+      <w:lvlJc w:val="left"/>
+      <w:pPr>
+        <w:ind w:left="1440" w:hanging="360"/>
+      </w:pPr>
+      <w:rPr>
+        <w:rFonts w:hint="default"/>
+      </w:rPr>
+    </w:lvl>
+    <w:lvl w:ilvl="1" w:tplc="40090019" w:tentative="1">
+      <w:start w:val="1"/>
+      <w:numFmt w:val="lowerLetter"/>
+      <w:lvlText w:val="%2."/>
+      <w:lvlJc w:val="left"/>
+      <w:pPr>
+        <w:ind w:left="2160" w:hanging="360"/>
+      </w:pPr>
+    </w:lvl>
+    <w:lvl w:ilvl="2" w:tplc="4009001B" w:tentative="1">
+      <w:start w:val="1"/>
+      <w:numFmt w:val="lowerRoman"/>
+      <w:lvlText w:val="%3."/>
+      <w:lvlJc w:val="right"/>
+      <w:pPr>
+        <w:ind w:left="2880" w:hanging="180"/>
+      </w:pPr>
+    </w:lvl>
+    <w:lvl w:ilvl="3" w:tplc="4009000F" w:tentative="1">
+      <w:start w:val="1"/>
+      <w:numFmt w:val="decimal"/>
+      <w:lvlText w:val="%4."/>
+      <w:lvlJc w:val="left"/>
+      <w:pPr>
+        <w:ind w:left="3600" w:hanging="360"/>
+      </w:pPr>
+    </w:lvl>
+    <w:lvl w:ilvl="4" w:tplc="40090019" w:tentative="1">
+      <w:start w:val="1"/>
+      <w:numFmt w:val="lowerLetter"/>
+      <w:lvlText w:val="%5."/>
+      <w:lvlJc w:val="left"/>
+      <w:pPr>
+        <w:ind w:left="4320" w:hanging="360"/>
+      </w:pPr>
+    </w:lvl>
+    <w:lvl w:ilvl="5" w:tplc="4009001B" w:tentative="1">
+      <w:start w:val="1"/>
+      <w:numFmt w:val="lowerRoman"/>
+      <w:lvlText w:val="%6."/>
+      <w:lvlJc w:val="right"/>
+      <w:pPr>
+        <w:ind w:left="5040" w:hanging="180"/>
+      </w:pPr>
+    </w:lvl>
+    <w:lvl w:ilvl="6" w:tplc="4009000F" w:tentative="1">
+      <w:start w:val="1"/>
+      <w:numFmt w:val="decimal"/>
+      <w:lvlText w:val="%7."/>
+      <w:lvlJc w:val="left"/>
+      <w:pPr>
+        <w:ind w:left="5760" w:hanging="360"/>
+      </w:pPr>
+    </w:lvl>
+    <w:lvl w:ilvl="7" w:tplc="40090019" w:tentative="1">
+      <w:start w:val="1"/>
+      <w:numFmt w:val="lowerLetter"/>
+      <w:lvlText w:val="%8."/>
+      <w:lvlJc w:val="left"/>
+      <w:pPr>
+        <w:ind w:left="6480" w:hanging="360"/>
+      </w:pPr>
+    </w:lvl>
+    <w:lvl w:ilvl="8" w:tplc="4009001B" w:tentative="1">
+      <w:start w:val="1"/>
+      <w:numFmt w:val="lowerRoman"/>
+      <w:lvlText w:val="%9."/>
+      <w:lvlJc w:val="right"/>
+      <w:pPr>
+        <w:ind w:left="7200" w:hanging="180"/>
+      </w:pPr>
+    </w:lvl>
+  </w:abstractNum>
+  <w:abstractNum w:abstractNumId="40" w15:restartNumberingAfterBreak="0">
     <w:nsid w:val="6CDE6011"/>
     <w:multiLevelType w:val="multilevel"/>
     <w:tmpl w:val="7E840512"/>
@@ -10575,7 +8803,7 @@
       </w:rPr>
     </w:lvl>
   </w:abstractNum>
-  <w:abstractNum w:abstractNumId="34" w15:restartNumberingAfterBreak="0">
+  <w:abstractNum w:abstractNumId="41" w15:restartNumberingAfterBreak="0">
     <w:nsid w:val="6CE83FC7"/>
     <w:multiLevelType w:val="multilevel"/>
     <w:tmpl w:val="11FC7584"/>
@@ -10724,7 +8952,7 @@
       </w:rPr>
     </w:lvl>
   </w:abstractNum>
-  <w:abstractNum w:abstractNumId="35" w15:restartNumberingAfterBreak="0">
+  <w:abstractNum w:abstractNumId="42" w15:restartNumberingAfterBreak="0">
     <w:nsid w:val="72A20035"/>
     <w:multiLevelType w:val="hybridMultilevel"/>
     <w:tmpl w:val="382AFB98"/>
@@ -10837,7 +9065,7 @@
       </w:rPr>
     </w:lvl>
   </w:abstractNum>
-  <w:abstractNum w:abstractNumId="36" w15:restartNumberingAfterBreak="0">
+  <w:abstractNum w:abstractNumId="43" w15:restartNumberingAfterBreak="0">
     <w:nsid w:val="73B40CF2"/>
     <w:multiLevelType w:val="multilevel"/>
     <w:tmpl w:val="816227B8"/>
@@ -10986,7 +9214,7 @@
       </w:rPr>
     </w:lvl>
   </w:abstractNum>
-  <w:abstractNum w:abstractNumId="37" w15:restartNumberingAfterBreak="0">
+  <w:abstractNum w:abstractNumId="44" w15:restartNumberingAfterBreak="0">
     <w:nsid w:val="76654135"/>
     <w:multiLevelType w:val="multilevel"/>
     <w:tmpl w:val="9DC8867C"/>
@@ -11135,7 +9363,7 @@
       </w:rPr>
     </w:lvl>
   </w:abstractNum>
-  <w:abstractNum w:abstractNumId="38" w15:restartNumberingAfterBreak="0">
+  <w:abstractNum w:abstractNumId="45" w15:restartNumberingAfterBreak="0">
     <w:nsid w:val="77F25D5D"/>
     <w:multiLevelType w:val="multilevel"/>
     <w:tmpl w:val="01986ED0"/>
@@ -11284,7 +9512,7 @@
       </w:rPr>
     </w:lvl>
   </w:abstractNum>
-  <w:abstractNum w:abstractNumId="39" w15:restartNumberingAfterBreak="0">
+  <w:abstractNum w:abstractNumId="46" w15:restartNumberingAfterBreak="0">
     <w:nsid w:val="7AAE4383"/>
     <w:multiLevelType w:val="multilevel"/>
     <w:tmpl w:val="80DCDD04"/>
@@ -11429,7 +9657,7 @@
       </w:rPr>
     </w:lvl>
   </w:abstractNum>
-  <w:abstractNum w:abstractNumId="40" w15:restartNumberingAfterBreak="0">
+  <w:abstractNum w:abstractNumId="47" w15:restartNumberingAfterBreak="0">
     <w:nsid w:val="7B500E82"/>
     <w:multiLevelType w:val="multilevel"/>
     <w:tmpl w:val="83AAB07C"/>
@@ -11579,127 +9807,175 @@
     </w:lvl>
   </w:abstractNum>
   <w:num w:numId="1" w16cid:durableId="616522030">
-    <w:abstractNumId w:val="35"/>
+    <w:abstractNumId w:val="42"/>
   </w:num>
   <w:num w:numId="2" w16cid:durableId="1385955396">
-    <w:abstractNumId w:val="23"/>
+    <w:abstractNumId w:val="27"/>
   </w:num>
   <w:num w:numId="3" w16cid:durableId="1545672369">
-    <w:abstractNumId w:val="12"/>
+    <w:abstractNumId w:val="15"/>
   </w:num>
   <w:num w:numId="4" w16cid:durableId="642585204">
+    <w:abstractNumId w:val="8"/>
+  </w:num>
+  <w:num w:numId="5" w16cid:durableId="1031342737">
     <w:abstractNumId w:val="6"/>
   </w:num>
-  <w:num w:numId="5" w16cid:durableId="1031342737">
-    <w:abstractNumId w:val="5"/>
-  </w:num>
   <w:num w:numId="6" w16cid:durableId="352073534">
-    <w:abstractNumId w:val="40"/>
+    <w:abstractNumId w:val="47"/>
   </w:num>
   <w:num w:numId="7" w16cid:durableId="675619117">
-    <w:abstractNumId w:val="15"/>
+    <w:abstractNumId w:val="18"/>
   </w:num>
   <w:num w:numId="8" w16cid:durableId="1199199050">
-    <w:abstractNumId w:val="39"/>
+    <w:abstractNumId w:val="46"/>
   </w:num>
   <w:num w:numId="9" w16cid:durableId="2109692769">
-    <w:abstractNumId w:val="32"/>
+    <w:abstractNumId w:val="38"/>
   </w:num>
   <w:num w:numId="10" w16cid:durableId="1854874832">
-    <w:abstractNumId w:val="25"/>
+    <w:abstractNumId w:val="30"/>
   </w:num>
   <w:num w:numId="11" w16cid:durableId="1861896349">
-    <w:abstractNumId w:val="33"/>
+    <w:abstractNumId w:val="40"/>
   </w:num>
   <w:num w:numId="12" w16cid:durableId="2117673567">
     <w:abstractNumId w:val="3"/>
   </w:num>
   <w:num w:numId="13" w16cid:durableId="1500384103">
-    <w:abstractNumId w:val="22"/>
+    <w:abstractNumId w:val="26"/>
   </w:num>
   <w:num w:numId="14" w16cid:durableId="1048334389">
+    <w:abstractNumId w:val="19"/>
+  </w:num>
+  <w:num w:numId="15" w16cid:durableId="135605113">
+    <w:abstractNumId w:val="25"/>
+  </w:num>
+  <w:num w:numId="16" w16cid:durableId="1022241716">
+    <w:abstractNumId w:val="45"/>
+  </w:num>
+  <w:num w:numId="17" w16cid:durableId="1193032766">
+    <w:abstractNumId w:val="31"/>
+  </w:num>
+  <w:num w:numId="18" w16cid:durableId="969745758">
+    <w:abstractNumId w:val="20"/>
+  </w:num>
+  <w:num w:numId="19" w16cid:durableId="141889235">
+    <w:abstractNumId w:val="28"/>
+  </w:num>
+  <w:num w:numId="20" w16cid:durableId="1108237339">
+    <w:abstractNumId w:val="36"/>
+  </w:num>
+  <w:num w:numId="21" w16cid:durableId="1342784081">
+    <w:abstractNumId w:val="17"/>
+  </w:num>
+  <w:num w:numId="22" w16cid:durableId="881212680">
+    <w:abstractNumId w:val="37"/>
+  </w:num>
+  <w:num w:numId="23" w16cid:durableId="469635175">
     <w:abstractNumId w:val="16"/>
   </w:num>
-  <w:num w:numId="15" w16cid:durableId="135605113">
-    <w:abstractNumId w:val="21"/>
-  </w:num>
-  <w:num w:numId="16" w16cid:durableId="1022241716">
-    <w:abstractNumId w:val="38"/>
-  </w:num>
-  <w:num w:numId="17" w16cid:durableId="1193032766">
-    <w:abstractNumId w:val="26"/>
-  </w:num>
-  <w:num w:numId="18" w16cid:durableId="969745758">
-    <w:abstractNumId w:val="17"/>
-  </w:num>
-  <w:num w:numId="19" w16cid:durableId="141889235">
-    <w:abstractNumId w:val="24"/>
-  </w:num>
-  <w:num w:numId="20" w16cid:durableId="1108237339">
-    <w:abstractNumId w:val="30"/>
-  </w:num>
-  <w:num w:numId="21" w16cid:durableId="1342784081">
-    <w:abstractNumId w:val="14"/>
-  </w:num>
-  <w:num w:numId="22" w16cid:durableId="881212680">
-    <w:abstractNumId w:val="31"/>
-  </w:num>
-  <w:num w:numId="23" w16cid:durableId="469635175">
-    <w:abstractNumId w:val="13"/>
-  </w:num>
   <w:num w:numId="24" w16cid:durableId="392311047">
-    <w:abstractNumId w:val="28"/>
+    <w:abstractNumId w:val="33"/>
   </w:num>
   <w:num w:numId="25" w16cid:durableId="520976144">
     <w:abstractNumId w:val="2"/>
   </w:num>
   <w:num w:numId="26" w16cid:durableId="2001813175">
-    <w:abstractNumId w:val="34"/>
+    <w:abstractNumId w:val="41"/>
   </w:num>
   <w:num w:numId="27" w16cid:durableId="924656932">
-    <w:abstractNumId w:val="9"/>
+    <w:abstractNumId w:val="11"/>
   </w:num>
   <w:num w:numId="28" w16cid:durableId="807429635">
     <w:abstractNumId w:val="1"/>
   </w:num>
   <w:num w:numId="29" w16cid:durableId="562562674">
-    <w:abstractNumId w:val="36"/>
+    <w:abstractNumId w:val="43"/>
   </w:num>
   <w:num w:numId="30" w16cid:durableId="1862428033">
-    <w:abstractNumId w:val="37"/>
+    <w:abstractNumId w:val="44"/>
   </w:num>
   <w:num w:numId="31" w16cid:durableId="374892746">
-    <w:abstractNumId w:val="11"/>
+    <w:abstractNumId w:val="14"/>
   </w:num>
   <w:num w:numId="32" w16cid:durableId="1755204739">
-    <w:abstractNumId w:val="27"/>
+    <w:abstractNumId w:val="32"/>
   </w:num>
   <w:num w:numId="33" w16cid:durableId="2094207165">
     <w:abstractNumId w:val="4"/>
   </w:num>
   <w:num w:numId="34" w16cid:durableId="309481189">
-    <w:abstractNumId w:val="20"/>
+    <w:abstractNumId w:val="24"/>
   </w:num>
   <w:num w:numId="35" w16cid:durableId="70321196">
-    <w:abstractNumId w:val="8"/>
+    <w:abstractNumId w:val="10"/>
   </w:num>
   <w:num w:numId="36" w16cid:durableId="362555778">
-    <w:abstractNumId w:val="7"/>
+    <w:abstractNumId w:val="9"/>
   </w:num>
   <w:num w:numId="37" w16cid:durableId="606814951">
-    <w:abstractNumId w:val="29"/>
+    <w:abstractNumId w:val="35"/>
   </w:num>
   <w:num w:numId="38" w16cid:durableId="873274079">
-    <w:abstractNumId w:val="18"/>
+    <w:abstractNumId w:val="22"/>
   </w:num>
   <w:num w:numId="39" w16cid:durableId="222376375">
     <w:abstractNumId w:val="0"/>
   </w:num>
   <w:num w:numId="40" w16cid:durableId="4749390">
-    <w:abstractNumId w:val="10"/>
+    <w:abstractNumId w:val="12"/>
   </w:num>
   <w:num w:numId="41" w16cid:durableId="54938967">
-    <w:abstractNumId w:val="19"/>
+    <w:abstractNumId w:val="23"/>
+  </w:num>
+  <w:num w:numId="42" w16cid:durableId="1599559005">
+    <w:abstractNumId w:val="13"/>
+  </w:num>
+  <w:num w:numId="43" w16cid:durableId="1865049873">
+    <w:abstractNumId w:val="21"/>
+  </w:num>
+  <w:num w:numId="44" w16cid:durableId="1500266915">
+    <w:abstractNumId w:val="39"/>
+  </w:num>
+  <w:num w:numId="45" w16cid:durableId="649944430">
+    <w:abstractNumId w:val="7"/>
+  </w:num>
+  <w:num w:numId="46" w16cid:durableId="2071345785">
+    <w:abstractNumId w:val="5"/>
+  </w:num>
+  <w:num w:numId="47" w16cid:durableId="2094890133">
+    <w:abstractNumId w:val="29"/>
+    <w:lvlOverride w:ilvl="0">
+      <w:startOverride w:val="1"/>
+    </w:lvlOverride>
+    <w:lvlOverride w:ilvl="1">
+      <w:startOverride w:val="1"/>
+    </w:lvlOverride>
+    <w:lvlOverride w:ilvl="2">
+      <w:startOverride w:val="1"/>
+    </w:lvlOverride>
+    <w:lvlOverride w:ilvl="3">
+      <w:startOverride w:val="1"/>
+    </w:lvlOverride>
+    <w:lvlOverride w:ilvl="4">
+      <w:startOverride w:val="1"/>
+    </w:lvlOverride>
+    <w:lvlOverride w:ilvl="5">
+      <w:startOverride w:val="1"/>
+    </w:lvlOverride>
+    <w:lvlOverride w:ilvl="6">
+      <w:startOverride w:val="1"/>
+    </w:lvlOverride>
+    <w:lvlOverride w:ilvl="7">
+      <w:startOverride w:val="1"/>
+    </w:lvlOverride>
+    <w:lvlOverride w:ilvl="8">
+      <w:startOverride w:val="1"/>
+    </w:lvlOverride>
+  </w:num>
+  <w:num w:numId="48" w16cid:durableId="1905528504">
+    <w:abstractNumId w:val="34"/>
   </w:num>
 </w:numbering>
 </file>
@@ -13254,6 +11530,7 @@
     <w:rsid w:val="000E3DD3"/>
     <w:rsid w:val="001854AD"/>
     <w:rsid w:val="0029369F"/>
+    <w:rsid w:val="002E5BEB"/>
     <w:rsid w:val="002F02C8"/>
     <w:rsid w:val="003950F2"/>
     <w:rsid w:val="003C1C2E"/>
@@ -13265,6 +11542,7 @@
     <w:rsid w:val="0096564B"/>
     <w:rsid w:val="00A61D51"/>
     <w:rsid w:val="00A97C31"/>
+    <w:rsid w:val="00C67C5C"/>
     <w:rsid w:val="00FF7C9E"/>
   </w:rsids>
   <m:mathPr>
